--- a/deliverables/RAG-Design_판교-9반_김정인+김진수+전진만+정원준.docx
+++ b/deliverables/RAG-Design_판교-9반_김정인+김진수+전진만+정원준.docx
@@ -891,7 +891,7 @@
                 <w:sz w:val="19"/>
                 <w:szCs w:val="19"/>
               </w:rPr>
-              <w:t xml:space="preserve">v1.3 (설계 개정)</w:t>
+              <w:t xml:space="preserve">v1.4 (설계 개정)</w:t>
             </w:r>
           </w:p>
         </w:tc>
@@ -959,7 +959,24 @@
           <w:b w:val="0"/>
           <w:sz w:val="20"/>
         </w:rPr>
-        <w:t xml:space="preserve"> 비교하는 Agentic RAG를 설계한다. 기술 간 우열은 판정하지 않는다.</w:t>
+        <w:t xml:space="preserve"> 비교하는 Agentic RAG를 설계한다. 도메인은 </w:t>
+      </w:r>
+      <w:r>
+        <w:rPr>
+          <w:rFonts w:ascii="맑은 고딕" w:hAnsi="맑은 고딕" w:eastAsia="맑은 고딕" w:cs="맑은 고딕"/>
+          <w:b/>
+          <w:color w:val="161A58"/>
+          <w:sz w:val="20"/>
+        </w:rPr>
+        <w:t>데이터센터·클라우드 장문맥 LLM 서빙 1개</w:t>
+      </w:r>
+      <w:r>
+        <w:rPr>
+          <w:rFonts w:ascii="맑은 고딕" w:hAnsi="맑은 고딕" w:eastAsia="맑은 고딕" w:cs="맑은 고딕"/>
+          <w:b w:val="0"/>
+          <w:sz w:val="20"/>
+        </w:rPr>
+        <w:t>로 한정한다. 기술 간 우열은 판정하지 않는다.</w:t>
       </w:r>
     </w:p>
     <w:p>
@@ -1040,7 +1057,7 @@
           <w:b w:val="0"/>
           <w:sz w:val="20"/>
         </w:rPr>
-        <w:t xml:space="preserve"> 논문 6편(136p)을 절 인식 청크 159개로 인덱싱했다. 임베딩은 한국어→영어 42문항 자체 평가로 골랐다. 사전 적합성(다국어·모델 한계 900토큰 이상·오픈소스)을 통과한 후보 중 bge-m3를 선정했다(MRR 0.703, min(SW, HW) 0.659). 최종 검색 구성(3중 RRF + reranker)은 구현 조건(</w:t>
+        <w:t xml:space="preserve"> 논문 6편(136p)을 절 인식 청크 159개로 인덱싱했다. 임베딩은 한국어→영어 42문항 자체 평가로 골랐다. 사전 적합성(다국어·모델 고유 최대 입력 ≥ 최대 청크 1,529토큰(모델 토크나이저 기준)·오픈소스)을 통과한 후보 중 bge-m3를 선정했다(MRR 0.703, min(SW, HW) 0.659). 최종 검색 구성(3중 RRF + reranker)은 구현 조건(</w:t>
       </w:r>
       <w:r>
         <w:rPr>
@@ -1123,7 +1140,7 @@
           <w:b w:val="0"/>
           <w:sz w:val="20"/>
         </w:rPr>
-        <w:t xml:space="preserve">가 </w:t>
+        <w:t xml:space="preserve"> 노드가 </w:t>
       </w:r>
       <w:r>
         <w:rPr>
@@ -1132,15 +1149,15 @@
           <w:color w:val="5B3FA0"/>
           <w:sz w:val="19"/>
         </w:rPr>
-        <w:t>Send</w:t>
-      </w:r>
-      <w:r>
-        <w:rPr>
-          <w:rFonts w:ascii="맑은 고딕" w:hAnsi="맑은 고딕" w:eastAsia="맑은 고딕" w:cs="맑은 고딕"/>
-          <w:b w:val="0"/>
-          <w:sz w:val="20"/>
-        </w:rPr>
-        <w:t>로 다시 실행한다.</w:t>
+        <w:t>Command(goto=[관점 노드명])</w:t>
+      </w:r>
+      <w:r>
+        <w:rPr>
+          <w:rFonts w:ascii="맑은 고딕" w:hAnsi="맑은 고딕" w:eastAsia="맑은 고딕" w:cs="맑은 고딕"/>
+          <w:b w:val="0"/>
+          <w:sz w:val="20"/>
+        </w:rPr>
+        <w:t>로 다시 실행한다. 보고서 검수 루프는 한도 소진 시 결정적 후처리 후 종료한다.</w:t>
       </w:r>
     </w:p>
     <w:p>
@@ -1164,15 +1181,32 @@
           <w:color w:val="161A58"/>
           <w:sz w:val="20"/>
         </w:rPr>
-        <w:t>편향 방지:</w:t>
-      </w:r>
-      <w:r>
-        <w:rPr>
-          <w:rFonts w:ascii="맑은 고딕" w:hAnsi="맑은 고딕" w:eastAsia="맑은 고딕" w:cs="맑은 고딕"/>
-          <w:b w:val="0"/>
-          <w:sz w:val="20"/>
-        </w:rPr>
-        <w:t xml:space="preserve"> 찬반 양면 검색(기술 고유 근거만 할당량으로 인정), 원 출처 계열 기준 50% 상한, 인용 필수, 우열 어휘 검사, 상위 모델 Judge를 적용한다.</w:t>
+        <w:t>평가 기준:</w:t>
+      </w:r>
+      <w:r>
+        <w:rPr>
+          <w:rFonts w:ascii="맑은 고딕" w:hAnsi="맑은 고딕" w:eastAsia="맑은 고딕" w:cs="맑은 고딕"/>
+          <w:b w:val="0"/>
+          <w:sz w:val="20"/>
+        </w:rPr>
+        <w:t xml:space="preserve"> 관점별 기준과 고정 가중치에 더해, 에이전트가 채점할 때 따르는 </w:t>
+      </w:r>
+      <w:r>
+        <w:rPr>
+          <w:rFonts w:ascii="맑은 고딕" w:hAnsi="맑은 고딕" w:eastAsia="맑은 고딕" w:cs="맑은 고딕"/>
+          <w:b/>
+          <w:color w:val="161A58"/>
+          <w:sz w:val="20"/>
+        </w:rPr>
+        <w:t>Rubric(점수 앵커와 판단 보류 조건)</w:t>
+      </w:r>
+      <w:r>
+        <w:rPr>
+          <w:rFonts w:ascii="맑은 고딕" w:hAnsi="맑은 고딕" w:eastAsia="맑은 고딕" w:cs="맑은 고딕"/>
+          <w:b w:val="0"/>
+          <w:sz w:val="20"/>
+        </w:rPr>
+        <w:t>을 정의한다. 상충·H1 판정은 코드로 계산하고, 개발 중 사람이 Rubric 준수 여부를 표본 점검한다.</w:t>
       </w:r>
     </w:p>
     <w:p>
@@ -1196,6 +1230,38 @@
           <w:color w:val="161A58"/>
           <w:sz w:val="20"/>
         </w:rPr>
+        <w:t>편향 방지:</w:t>
+      </w:r>
+      <w:r>
+        <w:rPr>
+          <w:rFonts w:ascii="맑은 고딕" w:hAnsi="맑은 고딕" w:eastAsia="맑은 고딕" w:cs="맑은 고딕"/>
+          <w:b w:val="0"/>
+          <w:sz w:val="20"/>
+        </w:rPr>
+        <w:t xml:space="preserve"> 찬반 양면 검색(기술 고유 근거만 할당량으로 인정), 원 출처 계열 기준 50% 상한, 개발사 본인 발언의 이해관계자 점수 제외, 인용 필수, 우열 어휘 검사, 상위 모델 Judge를 적용한다.</w:t>
+      </w:r>
+    </w:p>
+    <w:p>
+      <w:pPr>
+        <w:spacing w:after="40" w:line="312" w:lineRule="auto"/>
+        <w:ind w:left="312" w:hanging="227"/>
+      </w:pPr>
+      <w:r>
+        <w:rPr>
+          <w:rFonts w:ascii="맑은 고딕" w:hAnsi="맑은 고딕" w:eastAsia="맑은 고딕" w:cs="맑은 고딕"/>
+          <w:b/>
+          <w:color w:val="7F4ACB"/>
+          <w:sz w:val="20"/>
+        </w:rPr>
+        <w:t xml:space="preserve">• </w:t>
+      </w:r>
+      <w:r>
+        <w:rPr>
+          <w:rFonts w:ascii="맑은 고딕" w:hAnsi="맑은 고딕" w:eastAsia="맑은 고딕" w:cs="맑은 고딕"/>
+          <w:b/>
+          <w:color w:val="161A58"/>
+          <w:sz w:val="20"/>
+        </w:rPr>
         <w:t>한계:</w:t>
       </w:r>
       <w:r>
@@ -1205,6 +1271,2237 @@
           <w:sz w:val="20"/>
         </w:rPr>
         <w:t xml:space="preserve"> 평가셋의 개발/테스트 미분리(42문항, 1문항 = 2.4%p), 같은 계열 Judge, ITME 공개 후 약 3개월, 평가 주체(SK 교육과정)의 소속 편향 가능성.</w:t>
+      </w:r>
+    </w:p>
+    <w:p>
+      <w:r>
+        <w:br w:type="page"/>
+      </w:r>
+    </w:p>
+    <w:p>
+      <w:pPr>
+        <w:pStyle w:val="Heading1"/>
+        <w:keepNext/>
+        <w:pageBreakBefore w:val="0"/>
+      </w:pPr>
+      <w:r>
+        <w:rPr>
+          <w:rFonts w:ascii="맑은 고딕" w:hAnsi="맑은 고딕" w:eastAsia="맑은 고딕" w:cs="맑은 고딕"/>
+          <w:b/>
+          <w:color w:val="161A58"/>
+          <w:sz w:val="30"/>
+        </w:rPr>
+        <w:t>개정 요약 (v1.0 → v1.4)</w:t>
+      </w:r>
+    </w:p>
+    <w:p>
+      <w:pPr>
+        <w:keepNext/>
+        <w:spacing w:after="80" w:line="324" w:lineRule="auto"/>
+      </w:pPr>
+      <w:r>
+        <w:rPr>
+          <w:rFonts w:ascii="맑은 고딕" w:hAnsi="맑은 고딕" w:eastAsia="맑은 고딕" w:cs="맑은 고딕"/>
+          <w:b w:val="0"/>
+          <w:sz w:val="20"/>
+        </w:rPr>
+        <w:t xml:space="preserve">리뷰 반영으로 바뀐 설계 요소를 한곳에 모았다. 변경 전 값은 처음 도입된 버전을 함께 적었다. 결정별 근거와 대안은 </w:t>
+      </w:r>
+      <w:r>
+        <w:rPr>
+          <w:rFonts w:ascii="D2Coding" w:hAnsi="D2Coding" w:eastAsia="맑은 고딕" w:cs="D2Coding"/>
+          <w:b w:val="0"/>
+          <w:color w:val="5B3FA0"/>
+          <w:sz w:val="19"/>
+        </w:rPr>
+        <w:t>docs/DECISIONS.md</w:t>
+      </w:r>
+      <w:r>
+        <w:rPr>
+          <w:rFonts w:ascii="맑은 고딕" w:hAnsi="맑은 고딕" w:eastAsia="맑은 고딕" w:cs="맑은 고딕"/>
+          <w:b w:val="0"/>
+          <w:sz w:val="20"/>
+        </w:rPr>
+        <w:t>(D1~D40)에 있다.</w:t>
+      </w:r>
+    </w:p>
+    <w:tbl>
+      <w:tblPr>
+        <w:jc w:val="center"/>
+        <w:tblLook w:firstColumn="1" w:firstRow="1" w:lastColumn="0" w:lastRow="0" w:noHBand="0" w:noVBand="1" w:val="04A0"/>
+        <w:tblBorders>
+          <w:top w:val="single" w:color="161A58" w:sz="8"/>
+          <w:left w:val="none" w:color="FFFFFF" w:sz="0"/>
+          <w:bottom w:val="single" w:color="161A58" w:sz="8"/>
+          <w:right w:val="none" w:color="FFFFFF" w:sz="0"/>
+          <w:insideH w:val="single" w:color="D8DAE5" w:sz="2"/>
+          <w:insideV w:val="single" w:color="D8DAE5" w:sz="2"/>
+        </w:tblBorders>
+        <w:tblW w:w="9072" w:type="dxa"/>
+        <w:tblLayout w:type="fixed"/>
+      </w:tblPr>
+      <w:tblGrid>
+        <w:gridCol w:w="1644"/>
+        <w:gridCol w:w="2211"/>
+        <w:gridCol w:w="2778"/>
+        <w:gridCol w:w="2438"/>
+      </w:tblGrid>
+      <w:tr>
+        <w:trPr>
+          <w:cantSplit/>
+          <w:tblHeader w:val="true"/>
+        </w:trPr>
+        <w:tc>
+          <w:tcPr>
+            <w:tcW w:type="dxa" w:w="1644"/>
+            <w:tcMar>
+              <w:top w:w="70" w:type="dxa"/>
+              <w:left w:w="90" w:type="dxa"/>
+              <w:bottom w:w="70" w:type="dxa"/>
+              <w:right w:w="90" w:type="dxa"/>
+            </w:tcMar>
+            <w:shd w:val="clear" w:color="auto" w:fill="F2F3F8"/>
+          </w:tcPr>
+          <w:p>
+            <w:pPr>
+              <w:keepNext/>
+              <w:spacing w:after="0" w:line="276" w:lineRule="auto"/>
+              <w:jc w:val="center"/>
+            </w:pPr>
+            <w:r>
+              <w:rPr>
+                <w:rFonts w:ascii="맑은 고딕" w:hAnsi="맑은 고딕" w:eastAsia="맑은 고딕" w:cs="맑은 고딕"/>
+                <w:b/>
+                <w:color w:val="161A58"/>
+                <w:sz w:val="17"/>
+              </w:rPr>
+              <w:t>영역</w:t>
+            </w:r>
+          </w:p>
+        </w:tc>
+        <w:tc>
+          <w:tcPr>
+            <w:tcW w:type="dxa" w:w="2211"/>
+            <w:tcMar>
+              <w:top w:w="70" w:type="dxa"/>
+              <w:left w:w="90" w:type="dxa"/>
+              <w:bottom w:w="70" w:type="dxa"/>
+              <w:right w:w="90" w:type="dxa"/>
+            </w:tcMar>
+            <w:shd w:val="clear" w:color="auto" w:fill="F2F3F8"/>
+          </w:tcPr>
+          <w:p>
+            <w:pPr>
+              <w:keepNext/>
+              <w:spacing w:after="0" w:line="276" w:lineRule="auto"/>
+              <w:jc w:val="center"/>
+            </w:pPr>
+            <w:r>
+              <w:rPr>
+                <w:rFonts w:ascii="맑은 고딕" w:hAnsi="맑은 고딕" w:eastAsia="맑은 고딕" w:cs="맑은 고딕"/>
+                <w:b/>
+                <w:color w:val="161A58"/>
+                <w:sz w:val="17"/>
+              </w:rPr>
+              <w:t>변경 전</w:t>
+            </w:r>
+          </w:p>
+        </w:tc>
+        <w:tc>
+          <w:tcPr>
+            <w:tcW w:type="dxa" w:w="2778"/>
+            <w:tcMar>
+              <w:top w:w="70" w:type="dxa"/>
+              <w:left w:w="90" w:type="dxa"/>
+              <w:bottom w:w="70" w:type="dxa"/>
+              <w:right w:w="90" w:type="dxa"/>
+            </w:tcMar>
+            <w:shd w:val="clear" w:color="auto" w:fill="F2F3F8"/>
+          </w:tcPr>
+          <w:p>
+            <w:pPr>
+              <w:keepNext/>
+              <w:spacing w:after="0" w:line="276" w:lineRule="auto"/>
+              <w:jc w:val="center"/>
+            </w:pPr>
+            <w:r>
+              <w:rPr>
+                <w:rFonts w:ascii="맑은 고딕" w:hAnsi="맑은 고딕" w:eastAsia="맑은 고딕" w:cs="맑은 고딕"/>
+                <w:b/>
+                <w:color w:val="161A58"/>
+                <w:sz w:val="17"/>
+              </w:rPr>
+              <w:t>v1.4</w:t>
+            </w:r>
+          </w:p>
+        </w:tc>
+        <w:tc>
+          <w:tcPr>
+            <w:tcW w:type="dxa" w:w="2438"/>
+            <w:tcMar>
+              <w:top w:w="70" w:type="dxa"/>
+              <w:left w:w="90" w:type="dxa"/>
+              <w:bottom w:w="70" w:type="dxa"/>
+              <w:right w:w="90" w:type="dxa"/>
+            </w:tcMar>
+            <w:shd w:val="clear" w:color="auto" w:fill="F2F3F8"/>
+          </w:tcPr>
+          <w:p>
+            <w:pPr>
+              <w:keepNext/>
+              <w:spacing w:after="0" w:line="276" w:lineRule="auto"/>
+              <w:jc w:val="center"/>
+            </w:pPr>
+            <w:r>
+              <w:rPr>
+                <w:rFonts w:ascii="맑은 고딕" w:hAnsi="맑은 고딕" w:eastAsia="맑은 고딕" w:cs="맑은 고딕"/>
+                <w:b/>
+                <w:color w:val="161A58"/>
+                <w:sz w:val="17"/>
+              </w:rPr>
+              <w:t>변경 사유</w:t>
+            </w:r>
+          </w:p>
+        </w:tc>
+      </w:tr>
+      <w:tr>
+        <w:trPr>
+          <w:cantSplit/>
+        </w:trPr>
+        <w:tc>
+          <w:tcPr>
+            <w:tcW w:type="dxa" w:w="1644"/>
+            <w:tcMar>
+              <w:top w:w="70" w:type="dxa"/>
+              <w:left w:w="90" w:type="dxa"/>
+              <w:bottom w:w="70" w:type="dxa"/>
+              <w:right w:w="90" w:type="dxa"/>
+            </w:tcMar>
+          </w:tcPr>
+          <w:p>
+            <w:pPr>
+              <w:keepNext/>
+              <w:spacing w:after="0" w:line="276" w:lineRule="auto"/>
+            </w:pPr>
+            <w:r>
+              <w:rPr>
+                <w:rFonts w:ascii="맑은 고딕" w:hAnsi="맑은 고딕" w:eastAsia="맑은 고딕" w:cs="맑은 고딕"/>
+                <w:b w:val="0"/>
+                <w:sz w:val="17"/>
+              </w:rPr>
+              <w:t>A.1 128K 세션 수</w:t>
+            </w:r>
+          </w:p>
+        </w:tc>
+        <w:tc>
+          <w:tcPr>
+            <w:tcW w:type="dxa" w:w="2211"/>
+            <w:tcMar>
+              <w:top w:w="70" w:type="dxa"/>
+              <w:left w:w="90" w:type="dxa"/>
+              <w:bottom w:w="70" w:type="dxa"/>
+              <w:right w:w="90" w:type="dxa"/>
+            </w:tcMar>
+          </w:tcPr>
+          <w:p>
+            <w:pPr>
+              <w:keepNext/>
+              <w:spacing w:after="0" w:line="276" w:lineRule="auto"/>
+            </w:pPr>
+            <w:r>
+              <w:rPr>
+                <w:rFonts w:ascii="맑은 고딕" w:hAnsi="맑은 고딕" w:eastAsia="맑은 고딕" w:cs="맑은 고딕"/>
+                <w:b w:val="0"/>
+                <w:sz w:val="17"/>
+              </w:rPr>
+              <w:t>약 4개 (v1.0)</w:t>
+            </w:r>
+          </w:p>
+        </w:tc>
+        <w:tc>
+          <w:tcPr>
+            <w:tcW w:type="dxa" w:w="2778"/>
+            <w:tcMar>
+              <w:top w:w="70" w:type="dxa"/>
+              <w:left w:w="90" w:type="dxa"/>
+              <w:bottom w:w="70" w:type="dxa"/>
+              <w:right w:w="90" w:type="dxa"/>
+            </w:tcMar>
+          </w:tcPr>
+          <w:p>
+            <w:pPr>
+              <w:keepNext/>
+              <w:spacing w:after="0" w:line="276" w:lineRule="auto"/>
+            </w:pPr>
+            <w:r>
+              <w:rPr>
+                <w:rFonts w:ascii="맑은 고딕" w:hAnsi="맑은 고딕" w:eastAsia="맑은 고딕" w:cs="맑은 고딕"/>
+                <w:b w:val="0"/>
+                <w:sz w:val="17"/>
+              </w:rPr>
+              <w:t>온전히 3개</w:t>
+            </w:r>
+          </w:p>
+        </w:tc>
+        <w:tc>
+          <w:tcPr>
+            <w:tcW w:type="dxa" w:w="2438"/>
+            <w:tcMar>
+              <w:top w:w="70" w:type="dxa"/>
+              <w:left w:w="90" w:type="dxa"/>
+              <w:bottom w:w="70" w:type="dxa"/>
+              <w:right w:w="90" w:type="dxa"/>
+            </w:tcMar>
+          </w:tcPr>
+          <w:p>
+            <w:pPr>
+              <w:keepNext/>
+              <w:spacing w:after="0" w:line="276" w:lineRule="auto"/>
+            </w:pPr>
+            <w:r>
+              <w:rPr>
+                <w:rFonts w:ascii="맑은 고딕" w:hAnsi="맑은 고딕" w:eastAsia="맑은 고딕" w:cs="맑은 고딕"/>
+                <w:b w:val="0"/>
+                <w:sz w:val="17"/>
+              </w:rPr>
+              <w:t>64 GB ÷ 17.2 GB ≈ 3.7</w:t>
+            </w:r>
+          </w:p>
+        </w:tc>
+      </w:tr>
+      <w:tr>
+        <w:trPr>
+          <w:cantSplit/>
+        </w:trPr>
+        <w:tc>
+          <w:tcPr>
+            <w:tcW w:type="dxa" w:w="1644"/>
+            <w:tcMar>
+              <w:top w:w="70" w:type="dxa"/>
+              <w:left w:w="90" w:type="dxa"/>
+              <w:bottom w:w="70" w:type="dxa"/>
+              <w:right w:w="90" w:type="dxa"/>
+            </w:tcMar>
+          </w:tcPr>
+          <w:p>
+            <w:pPr>
+              <w:keepNext/>
+              <w:spacing w:after="0" w:line="276" w:lineRule="auto"/>
+            </w:pPr>
+            <w:r>
+              <w:rPr>
+                <w:rFonts w:ascii="맑은 고딕" w:hAnsi="맑은 고딕" w:eastAsia="맑은 고딕" w:cs="맑은 고딕"/>
+                <w:b w:val="0"/>
+                <w:sz w:val="17"/>
+              </w:rPr>
+              <w:t>TurboQuant 근거 점수</w:t>
+            </w:r>
+          </w:p>
+        </w:tc>
+        <w:tc>
+          <w:tcPr>
+            <w:tcW w:type="dxa" w:w="2211"/>
+            <w:tcMar>
+              <w:top w:w="70" w:type="dxa"/>
+              <w:left w:w="90" w:type="dxa"/>
+              <w:bottom w:w="70" w:type="dxa"/>
+              <w:right w:w="90" w:type="dxa"/>
+            </w:tcMar>
+          </w:tcPr>
+          <w:p>
+            <w:pPr>
+              <w:keepNext/>
+              <w:spacing w:after="0" w:line="276" w:lineRule="auto"/>
+            </w:pPr>
+            <w:r>
+              <w:rPr>
+                <w:rFonts w:ascii="맑은 고딕" w:hAnsi="맑은 고딕" w:eastAsia="맑은 고딕" w:cs="맑은 고딕"/>
+                <w:b w:val="0"/>
+                <w:sz w:val="17"/>
+              </w:rPr>
+              <w:t>4, 가중합 4.60 (v1.0)</w:t>
+            </w:r>
+          </w:p>
+        </w:tc>
+        <w:tc>
+          <w:tcPr>
+            <w:tcW w:type="dxa" w:w="2778"/>
+            <w:tcMar>
+              <w:top w:w="70" w:type="dxa"/>
+              <w:left w:w="90" w:type="dxa"/>
+              <w:bottom w:w="70" w:type="dxa"/>
+              <w:right w:w="90" w:type="dxa"/>
+            </w:tcMar>
+          </w:tcPr>
+          <w:p>
+            <w:pPr>
+              <w:keepNext/>
+              <w:spacing w:after="0" w:line="276" w:lineRule="auto"/>
+            </w:pPr>
+            <w:r>
+              <w:rPr>
+                <w:rFonts w:ascii="맑은 고딕" w:hAnsi="맑은 고딕" w:eastAsia="맑은 고딕" w:cs="맑은 고딕"/>
+                <w:b w:val="0"/>
+                <w:sz w:val="17"/>
+              </w:rPr>
+              <w:t>3, 가중합 4.35</w:t>
+            </w:r>
+          </w:p>
+        </w:tc>
+        <w:tc>
+          <w:tcPr>
+            <w:tcW w:type="dxa" w:w="2438"/>
+            <w:tcMar>
+              <w:top w:w="70" w:type="dxa"/>
+              <w:left w:w="90" w:type="dxa"/>
+              <w:bottom w:w="70" w:type="dxa"/>
+              <w:right w:w="90" w:type="dxa"/>
+            </w:tcMar>
+          </w:tcPr>
+          <w:p>
+            <w:pPr>
+              <w:keepNext/>
+              <w:spacing w:after="0" w:line="276" w:lineRule="auto"/>
+            </w:pPr>
+            <w:r>
+              <w:rPr>
+                <w:rFonts w:ascii="맑은 고딕" w:hAnsi="맑은 고딕" w:eastAsia="맑은 고딕" w:cs="맑은 고딕"/>
+                <w:b w:val="0"/>
+                <w:sz w:val="17"/>
+              </w:rPr>
+              <w:t>설계 시점 자료가 모두 Google 자료(ITME와 대칭)</w:t>
+            </w:r>
+          </w:p>
+        </w:tc>
+      </w:tr>
+      <w:tr>
+        <w:trPr>
+          <w:cantSplit/>
+        </w:trPr>
+        <w:tc>
+          <w:tcPr>
+            <w:tcW w:type="dxa" w:w="1644"/>
+            <w:tcMar>
+              <w:top w:w="70" w:type="dxa"/>
+              <w:left w:w="90" w:type="dxa"/>
+              <w:bottom w:w="70" w:type="dxa"/>
+              <w:right w:w="90" w:type="dxa"/>
+            </w:tcMar>
+          </w:tcPr>
+          <w:p>
+            <w:pPr>
+              <w:keepNext/>
+              <w:spacing w:after="0" w:line="276" w:lineRule="auto"/>
+            </w:pPr>
+            <w:r>
+              <w:rPr>
+                <w:rFonts w:ascii="맑은 고딕" w:hAnsi="맑은 고딕" w:eastAsia="맑은 고딕" w:cs="맑은 고딕"/>
+                <w:b w:val="0"/>
+                <w:sz w:val="17"/>
+              </w:rPr>
+              <w:t>임베딩 선정 방식</w:t>
+            </w:r>
+          </w:p>
+        </w:tc>
+        <w:tc>
+          <w:tcPr>
+            <w:tcW w:type="dxa" w:w="2211"/>
+            <w:tcMar>
+              <w:top w:w="70" w:type="dxa"/>
+              <w:left w:w="90" w:type="dxa"/>
+              <w:bottom w:w="70" w:type="dxa"/>
+              <w:right w:w="90" w:type="dxa"/>
+            </w:tcMar>
+          </w:tcPr>
+          <w:p>
+            <w:pPr>
+              <w:keepNext/>
+              <w:spacing w:after="0" w:line="276" w:lineRule="auto"/>
+            </w:pPr>
+            <w:r>
+              <w:rPr>
+                <w:rFonts w:ascii="맑은 고딕" w:hAnsi="맑은 고딕" w:eastAsia="맑은 고딕" w:cs="맑은 고딕"/>
+                <w:b w:val="0"/>
+                <w:sz w:val="17"/>
+              </w:rPr>
+              <w:t>가중 기준표 (v1.0)</w:t>
+            </w:r>
+          </w:p>
+        </w:tc>
+        <w:tc>
+          <w:tcPr>
+            <w:tcW w:type="dxa" w:w="2778"/>
+            <w:tcMar>
+              <w:top w:w="70" w:type="dxa"/>
+              <w:left w:w="90" w:type="dxa"/>
+              <w:bottom w:w="70" w:type="dxa"/>
+              <w:right w:w="90" w:type="dxa"/>
+            </w:tcMar>
+          </w:tcPr>
+          <w:p>
+            <w:pPr>
+              <w:keepNext/>
+              <w:spacing w:after="0" w:line="276" w:lineRule="auto"/>
+            </w:pPr>
+            <w:r>
+              <w:rPr>
+                <w:rFonts w:ascii="맑은 고딕" w:hAnsi="맑은 고딕" w:eastAsia="맑은 고딕" w:cs="맑은 고딕"/>
+                <w:b w:val="0"/>
+                <w:sz w:val="17"/>
+              </w:rPr>
+              <w:t>3단계(사전 적합성·실험·운영)</w:t>
+            </w:r>
+          </w:p>
+        </w:tc>
+        <w:tc>
+          <w:tcPr>
+            <w:tcW w:type="dxa" w:w="2438"/>
+            <w:tcMar>
+              <w:top w:w="70" w:type="dxa"/>
+              <w:left w:w="90" w:type="dxa"/>
+              <w:bottom w:w="70" w:type="dxa"/>
+              <w:right w:w="90" w:type="dxa"/>
+            </w:tcMar>
+          </w:tcPr>
+          <w:p>
+            <w:pPr>
+              <w:keepNext/>
+              <w:spacing w:after="0" w:line="276" w:lineRule="auto"/>
+            </w:pPr>
+            <w:r>
+              <w:rPr>
+                <w:rFonts w:ascii="맑은 고딕" w:hAnsi="맑은 고딕" w:eastAsia="맑은 고딕" w:cs="맑은 고딕"/>
+                <w:b w:val="0"/>
+                <w:sz w:val="17"/>
+              </w:rPr>
+              <w:t>선정 방식이 두 개로 읽힘</w:t>
+            </w:r>
+          </w:p>
+        </w:tc>
+      </w:tr>
+      <w:tr>
+        <w:trPr>
+          <w:cantSplit/>
+        </w:trPr>
+        <w:tc>
+          <w:tcPr>
+            <w:tcW w:type="dxa" w:w="1644"/>
+            <w:tcMar>
+              <w:top w:w="70" w:type="dxa"/>
+              <w:left w:w="90" w:type="dxa"/>
+              <w:bottom w:w="70" w:type="dxa"/>
+              <w:right w:w="90" w:type="dxa"/>
+            </w:tcMar>
+          </w:tcPr>
+          <w:p>
+            <w:pPr>
+              <w:spacing w:after="0" w:line="276" w:lineRule="auto"/>
+            </w:pPr>
+            <w:r>
+              <w:rPr>
+                <w:rFonts w:ascii="맑은 고딕" w:hAnsi="맑은 고딕" w:eastAsia="맑은 고딕" w:cs="맑은 고딕"/>
+                <w:b w:val="0"/>
+                <w:sz w:val="17"/>
+              </w:rPr>
+              <w:t>사전 적합성 길이 조건</w:t>
+            </w:r>
+          </w:p>
+        </w:tc>
+        <w:tc>
+          <w:tcPr>
+            <w:tcW w:type="dxa" w:w="2211"/>
+            <w:tcMar>
+              <w:top w:w="70" w:type="dxa"/>
+              <w:left w:w="90" w:type="dxa"/>
+              <w:bottom w:w="70" w:type="dxa"/>
+              <w:right w:w="90" w:type="dxa"/>
+            </w:tcMar>
+          </w:tcPr>
+          <w:p>
+            <w:pPr>
+              <w:spacing w:after="0" w:line="276" w:lineRule="auto"/>
+            </w:pPr>
+            <w:r>
+              <w:rPr>
+                <w:rFonts w:ascii="맑은 고딕" w:hAnsi="맑은 고딕" w:eastAsia="맑은 고딕" w:cs="맑은 고딕"/>
+                <w:b w:val="0"/>
+                <w:sz w:val="17"/>
+              </w:rPr>
+              <w:t>900토큰 이상, cl100k 기준 (v1.1)</w:t>
+            </w:r>
+          </w:p>
+        </w:tc>
+        <w:tc>
+          <w:tcPr>
+            <w:tcW w:type="dxa" w:w="2778"/>
+            <w:tcMar>
+              <w:top w:w="70" w:type="dxa"/>
+              <w:left w:w="90" w:type="dxa"/>
+              <w:bottom w:w="70" w:type="dxa"/>
+              <w:right w:w="90" w:type="dxa"/>
+            </w:tcMar>
+          </w:tcPr>
+          <w:p>
+            <w:pPr>
+              <w:spacing w:after="0" w:line="276" w:lineRule="auto"/>
+            </w:pPr>
+            <w:r>
+              <w:rPr>
+                <w:rFonts w:ascii="맑은 고딕" w:hAnsi="맑은 고딕" w:eastAsia="맑은 고딕" w:cs="맑은 고딕"/>
+                <w:b w:val="0"/>
+                <w:sz w:val="17"/>
+              </w:rPr>
+              <w:t>모델 토크나이저 기준 최대 청크 1,529토큰 이상</w:t>
+            </w:r>
+          </w:p>
+        </w:tc>
+        <w:tc>
+          <w:tcPr>
+            <w:tcW w:type="dxa" w:w="2438"/>
+            <w:tcMar>
+              <w:top w:w="70" w:type="dxa"/>
+              <w:left w:w="90" w:type="dxa"/>
+              <w:bottom w:w="70" w:type="dxa"/>
+              <w:right w:w="90" w:type="dxa"/>
+            </w:tcMar>
+          </w:tcPr>
+          <w:p>
+            <w:pPr>
+              <w:spacing w:after="0" w:line="276" w:lineRule="auto"/>
+            </w:pPr>
+            <w:r>
+              <w:rPr>
+                <w:rFonts w:ascii="맑은 고딕" w:hAnsi="맑은 고딕" w:eastAsia="맑은 고딕" w:cs="맑은 고딕"/>
+                <w:b w:val="0"/>
+                <w:sz w:val="17"/>
+              </w:rPr>
+              <w:t>단위 불일치. 판정 결과(bge-m3·Qwen3 통과)는 같음</w:t>
+            </w:r>
+          </w:p>
+        </w:tc>
+      </w:tr>
+      <w:tr>
+        <w:trPr>
+          <w:cantSplit/>
+        </w:trPr>
+        <w:tc>
+          <w:tcPr>
+            <w:tcW w:type="dxa" w:w="1644"/>
+            <w:tcMar>
+              <w:top w:w="70" w:type="dxa"/>
+              <w:left w:w="90" w:type="dxa"/>
+              <w:bottom w:w="70" w:type="dxa"/>
+              <w:right w:w="90" w:type="dxa"/>
+            </w:tcMar>
+          </w:tcPr>
+          <w:p>
+            <w:pPr>
+              <w:spacing w:after="0" w:line="276" w:lineRule="auto"/>
+            </w:pPr>
+            <w:r>
+              <w:rPr>
+                <w:rFonts w:ascii="맑은 고딕" w:hAnsi="맑은 고딕" w:eastAsia="맑은 고딕" w:cs="맑은 고딕"/>
+                <w:b w:val="0"/>
+                <w:sz w:val="17"/>
+              </w:rPr>
+              <w:t xml:space="preserve">평가 </w:t>
+            </w:r>
+            <w:r>
+              <w:rPr>
+                <w:rFonts w:ascii="D2Coding" w:hAnsi="D2Coding" w:eastAsia="맑은 고딕" w:cs="D2Coding"/>
+                <w:b w:val="0"/>
+                <w:color w:val="5B3FA0"/>
+                <w:sz w:val="15"/>
+              </w:rPr>
+              <w:t>max_​seq_​length</w:t>
+            </w:r>
+          </w:p>
+        </w:tc>
+        <w:tc>
+          <w:tcPr>
+            <w:tcW w:type="dxa" w:w="2211"/>
+            <w:tcMar>
+              <w:top w:w="70" w:type="dxa"/>
+              <w:left w:w="90" w:type="dxa"/>
+              <w:bottom w:w="70" w:type="dxa"/>
+              <w:right w:w="90" w:type="dxa"/>
+            </w:tcMar>
+          </w:tcPr>
+          <w:p>
+            <w:pPr>
+              <w:spacing w:after="0" w:line="276" w:lineRule="auto"/>
+            </w:pPr>
+            <w:r>
+              <w:rPr>
+                <w:rFonts w:ascii="맑은 고딕" w:hAnsi="맑은 고딕" w:eastAsia="맑은 고딕" w:cs="맑은 고딕"/>
+                <w:b w:val="0"/>
+                <w:sz w:val="17"/>
+              </w:rPr>
+              <w:t>"1,024로 청크 전체 수용" (v1.0)</w:t>
+            </w:r>
+          </w:p>
+        </w:tc>
+        <w:tc>
+          <w:tcPr>
+            <w:tcW w:type="dxa" w:w="2778"/>
+            <w:tcMar>
+              <w:top w:w="70" w:type="dxa"/>
+              <w:left w:w="90" w:type="dxa"/>
+              <w:bottom w:w="70" w:type="dxa"/>
+              <w:right w:w="90" w:type="dxa"/>
+            </w:tcMar>
+          </w:tcPr>
+          <w:p>
+            <w:pPr>
+              <w:spacing w:after="0" w:line="276" w:lineRule="auto"/>
+            </w:pPr>
+            <w:r>
+              <w:rPr>
+                <w:rFonts w:ascii="맑은 고딕" w:hAnsi="맑은 고딕" w:eastAsia="맑은 고딕" w:cs="맑은 고딕"/>
+                <w:b w:val="0"/>
+                <w:sz w:val="17"/>
+              </w:rPr>
+              <w:t>모델 한계와 평가 설정 분리, 잘린 청크 공개, 구현 2,048·v2 재측정</w:t>
+            </w:r>
+          </w:p>
+        </w:tc>
+        <w:tc>
+          <w:tcPr>
+            <w:tcW w:type="dxa" w:w="2438"/>
+            <w:tcMar>
+              <w:top w:w="70" w:type="dxa"/>
+              <w:left w:w="90" w:type="dxa"/>
+              <w:bottom w:w="70" w:type="dxa"/>
+              <w:right w:w="90" w:type="dxa"/>
+            </w:tcMar>
+          </w:tcPr>
+          <w:p>
+            <w:pPr>
+              <w:spacing w:after="0" w:line="276" w:lineRule="auto"/>
+            </w:pPr>
+            <w:r>
+              <w:rPr>
+                <w:rFonts w:ascii="맑은 고딕" w:hAnsi="맑은 고딕" w:eastAsia="맑은 고딕" w:cs="맑은 고딕"/>
+                <w:b w:val="0"/>
+                <w:sz w:val="17"/>
+              </w:rPr>
+              <w:t>평가 중 청크 잘림 발견</w:t>
+            </w:r>
+          </w:p>
+        </w:tc>
+      </w:tr>
+      <w:tr>
+        <w:trPr>
+          <w:cantSplit/>
+        </w:trPr>
+        <w:tc>
+          <w:tcPr>
+            <w:tcW w:type="dxa" w:w="1644"/>
+            <w:tcMar>
+              <w:top w:w="70" w:type="dxa"/>
+              <w:left w:w="90" w:type="dxa"/>
+              <w:bottom w:w="70" w:type="dxa"/>
+              <w:right w:w="90" w:type="dxa"/>
+            </w:tcMar>
+          </w:tcPr>
+          <w:p>
+            <w:pPr>
+              <w:spacing w:after="0" w:line="276" w:lineRule="auto"/>
+            </w:pPr>
+            <w:r>
+              <w:rPr>
+                <w:rFonts w:ascii="맑은 고딕" w:hAnsi="맑은 고딕" w:eastAsia="맑은 고딕" w:cs="맑은 고딕"/>
+                <w:b w:val="0"/>
+                <w:sz w:val="17"/>
+              </w:rPr>
+              <w:t>도메인</w:t>
+            </w:r>
+          </w:p>
+        </w:tc>
+        <w:tc>
+          <w:tcPr>
+            <w:tcW w:type="dxa" w:w="2211"/>
+            <w:tcMar>
+              <w:top w:w="70" w:type="dxa"/>
+              <w:left w:w="90" w:type="dxa"/>
+              <w:bottom w:w="70" w:type="dxa"/>
+              <w:right w:w="90" w:type="dxa"/>
+            </w:tcMar>
+          </w:tcPr>
+          <w:p>
+            <w:pPr>
+              <w:spacing w:after="0" w:line="276" w:lineRule="auto"/>
+            </w:pPr>
+            <w:r>
+              <w:rPr>
+                <w:rFonts w:ascii="맑은 고딕" w:hAnsi="맑은 고딕" w:eastAsia="맑은 고딕" w:cs="맑은 고딕"/>
+                <w:b w:val="0"/>
+                <w:sz w:val="17"/>
+              </w:rPr>
+              <w:t>주 도메인 + 온디바이스 대조군 (v1.0)</w:t>
+            </w:r>
+          </w:p>
+        </w:tc>
+        <w:tc>
+          <w:tcPr>
+            <w:tcW w:type="dxa" w:w="2778"/>
+            <w:tcMar>
+              <w:top w:w="70" w:type="dxa"/>
+              <w:left w:w="90" w:type="dxa"/>
+              <w:bottom w:w="70" w:type="dxa"/>
+              <w:right w:w="90" w:type="dxa"/>
+            </w:tcMar>
+          </w:tcPr>
+          <w:p>
+            <w:pPr>
+              <w:spacing w:after="0" w:line="276" w:lineRule="auto"/>
+            </w:pPr>
+            <w:r>
+              <w:rPr>
+                <w:rFonts w:ascii="맑은 고딕" w:hAnsi="맑은 고딕" w:eastAsia="맑은 고딕" w:cs="맑은 고딕"/>
+                <w:b w:val="0"/>
+                <w:sz w:val="17"/>
+              </w:rPr>
+              <w:t>데이터센터 장문맥 서빙 1개. W1·W2는 평가 조건</w:t>
+            </w:r>
+          </w:p>
+        </w:tc>
+        <w:tc>
+          <w:tcPr>
+            <w:tcW w:type="dxa" w:w="2438"/>
+            <w:tcMar>
+              <w:top w:w="70" w:type="dxa"/>
+              <w:left w:w="90" w:type="dxa"/>
+              <w:bottom w:w="70" w:type="dxa"/>
+              <w:right w:w="90" w:type="dxa"/>
+            </w:tcMar>
+          </w:tcPr>
+          <w:p>
+            <w:pPr>
+              <w:spacing w:after="0" w:line="276" w:lineRule="auto"/>
+            </w:pPr>
+            <w:r>
+              <w:rPr>
+                <w:rFonts w:ascii="맑은 고딕" w:hAnsi="맑은 고딕" w:eastAsia="맑은 고딕" w:cs="맑은 고딕"/>
+                <w:b w:val="0"/>
+                <w:sz w:val="17"/>
+              </w:rPr>
+              <w:t>조사 범위 한정(과제 안내). H3를 도메인 안 워크로드 비교로 전환</w:t>
+            </w:r>
+          </w:p>
+        </w:tc>
+      </w:tr>
+      <w:tr>
+        <w:trPr>
+          <w:cantSplit/>
+        </w:trPr>
+        <w:tc>
+          <w:tcPr>
+            <w:tcW w:type="dxa" w:w="1644"/>
+            <w:tcMar>
+              <w:top w:w="70" w:type="dxa"/>
+              <w:left w:w="90" w:type="dxa"/>
+              <w:bottom w:w="70" w:type="dxa"/>
+              <w:right w:w="90" w:type="dxa"/>
+            </w:tcMar>
+          </w:tcPr>
+          <w:p>
+            <w:pPr>
+              <w:spacing w:after="0" w:line="276" w:lineRule="auto"/>
+            </w:pPr>
+            <w:r>
+              <w:rPr>
+                <w:rFonts w:ascii="맑은 고딕" w:hAnsi="맑은 고딕" w:eastAsia="맑은 고딕" w:cs="맑은 고딕"/>
+                <w:b w:val="0"/>
+                <w:sz w:val="17"/>
+              </w:rPr>
+              <w:t>관점 점수</w:t>
+            </w:r>
+          </w:p>
+        </w:tc>
+        <w:tc>
+          <w:tcPr>
+            <w:tcW w:type="dxa" w:w="2211"/>
+            <w:tcMar>
+              <w:top w:w="70" w:type="dxa"/>
+              <w:left w:w="90" w:type="dxa"/>
+              <w:bottom w:w="70" w:type="dxa"/>
+              <w:right w:w="90" w:type="dxa"/>
+            </w:tcMar>
+          </w:tcPr>
+          <w:p>
+            <w:pPr>
+              <w:spacing w:after="0" w:line="276" w:lineRule="auto"/>
+            </w:pPr>
+            <w:r>
+              <w:rPr>
+                <w:rFonts w:ascii="맑은 고딕" w:hAnsi="맑은 고딕" w:eastAsia="맑은 고딕" w:cs="맑은 고딕"/>
+                <w:b w:val="0"/>
+                <w:sz w:val="17"/>
+              </w:rPr>
+              <w:t>근거 수 가중 평균 (v1.0)</w:t>
+            </w:r>
+          </w:p>
+        </w:tc>
+        <w:tc>
+          <w:tcPr>
+            <w:tcW w:type="dxa" w:w="2778"/>
+            <w:tcMar>
+              <w:top w:w="70" w:type="dxa"/>
+              <w:left w:w="90" w:type="dxa"/>
+              <w:bottom w:w="70" w:type="dxa"/>
+              <w:right w:w="90" w:type="dxa"/>
+            </w:tcMar>
+          </w:tcPr>
+          <w:p>
+            <w:pPr>
+              <w:spacing w:after="0" w:line="276" w:lineRule="auto"/>
+            </w:pPr>
+            <w:r>
+              <w:rPr>
+                <w:rFonts w:ascii="맑은 고딕" w:hAnsi="맑은 고딕" w:eastAsia="맑은 고딕" w:cs="맑은 고딕"/>
+                <w:b w:val="0"/>
+                <w:sz w:val="17"/>
+              </w:rPr>
+              <w:t>고정 가중치, 판단 보류 재정규화</w:t>
+            </w:r>
+          </w:p>
+        </w:tc>
+        <w:tc>
+          <w:tcPr>
+            <w:tcW w:type="dxa" w:w="2438"/>
+            <w:tcMar>
+              <w:top w:w="70" w:type="dxa"/>
+              <w:left w:w="90" w:type="dxa"/>
+              <w:bottom w:w="70" w:type="dxa"/>
+              <w:right w:w="90" w:type="dxa"/>
+            </w:tcMar>
+          </w:tcPr>
+          <w:p>
+            <w:pPr>
+              <w:spacing w:after="0" w:line="276" w:lineRule="auto"/>
+            </w:pPr>
+            <w:r>
+              <w:rPr>
+                <w:rFonts w:ascii="맑은 고딕" w:hAnsi="맑은 고딕" w:eastAsia="맑은 고딕" w:cs="맑은 고딕"/>
+                <w:b w:val="0"/>
+                <w:sz w:val="17"/>
+              </w:rPr>
+              <w:t>웹 자료량에 따른 비대칭</w:t>
+            </w:r>
+          </w:p>
+        </w:tc>
+      </w:tr>
+      <w:tr>
+        <w:trPr>
+          <w:cantSplit/>
+        </w:trPr>
+        <w:tc>
+          <w:tcPr>
+            <w:tcW w:type="dxa" w:w="1644"/>
+            <w:tcMar>
+              <w:top w:w="70" w:type="dxa"/>
+              <w:left w:w="90" w:type="dxa"/>
+              <w:bottom w:w="70" w:type="dxa"/>
+              <w:right w:w="90" w:type="dxa"/>
+            </w:tcMar>
+          </w:tcPr>
+          <w:p>
+            <w:pPr>
+              <w:spacing w:after="0" w:line="276" w:lineRule="auto"/>
+            </w:pPr>
+            <w:r>
+              <w:rPr>
+                <w:rFonts w:ascii="맑은 고딕" w:hAnsi="맑은 고딕" w:eastAsia="맑은 고딕" w:cs="맑은 고딕"/>
+                <w:b w:val="0"/>
+                <w:sz w:val="17"/>
+              </w:rPr>
+              <w:t>채점 Rubric</w:t>
+            </w:r>
+          </w:p>
+        </w:tc>
+        <w:tc>
+          <w:tcPr>
+            <w:tcW w:type="dxa" w:w="2211"/>
+            <w:tcMar>
+              <w:top w:w="70" w:type="dxa"/>
+              <w:left w:w="90" w:type="dxa"/>
+              <w:bottom w:w="70" w:type="dxa"/>
+              <w:right w:w="90" w:type="dxa"/>
+            </w:tcMar>
+          </w:tcPr>
+          <w:p>
+            <w:pPr>
+              <w:spacing w:after="0" w:line="276" w:lineRule="auto"/>
+            </w:pPr>
+            <w:r>
+              <w:rPr>
+                <w:rFonts w:ascii="맑은 고딕" w:hAnsi="맑은 고딕" w:eastAsia="맑은 고딕" w:cs="맑은 고딕"/>
+                <w:b w:val="0"/>
+                <w:sz w:val="17"/>
+              </w:rPr>
+              <w:t>기준·가중치만 정의</w:t>
+            </w:r>
+          </w:p>
+        </w:tc>
+        <w:tc>
+          <w:tcPr>
+            <w:tcW w:type="dxa" w:w="2778"/>
+            <w:tcMar>
+              <w:top w:w="70" w:type="dxa"/>
+              <w:left w:w="90" w:type="dxa"/>
+              <w:bottom w:w="70" w:type="dxa"/>
+              <w:right w:w="90" w:type="dxa"/>
+            </w:tcMar>
+          </w:tcPr>
+          <w:p>
+            <w:pPr>
+              <w:spacing w:after="0" w:line="276" w:lineRule="auto"/>
+            </w:pPr>
+            <w:r>
+              <w:rPr>
+                <w:rFonts w:ascii="맑은 고딕" w:hAnsi="맑은 고딕" w:eastAsia="맑은 고딕" w:cs="맑은 고딕"/>
+                <w:b w:val="0"/>
+                <w:sz w:val="17"/>
+              </w:rPr>
+              <w:t>점수 앵커, 판단 보류 조건, 입장 태그 기준, 사람 표본 점검</w:t>
+            </w:r>
+          </w:p>
+        </w:tc>
+        <w:tc>
+          <w:tcPr>
+            <w:tcW w:type="dxa" w:w="2438"/>
+            <w:tcMar>
+              <w:top w:w="70" w:type="dxa"/>
+              <w:left w:w="90" w:type="dxa"/>
+              <w:bottom w:w="70" w:type="dxa"/>
+              <w:right w:w="90" w:type="dxa"/>
+            </w:tcMar>
+          </w:tcPr>
+          <w:p>
+            <w:pPr>
+              <w:spacing w:after="0" w:line="276" w:lineRule="auto"/>
+            </w:pPr>
+            <w:r>
+              <w:rPr>
+                <w:rFonts w:ascii="맑은 고딕" w:hAnsi="맑은 고딕" w:eastAsia="맑은 고딕" w:cs="맑은 고딕"/>
+                <w:b w:val="0"/>
+                <w:sz w:val="17"/>
+              </w:rPr>
+              <w:t>에이전트 채점 규칙을 명시하고 개발 중 점검 가능하게 함</w:t>
+            </w:r>
+          </w:p>
+        </w:tc>
+      </w:tr>
+      <w:tr>
+        <w:trPr>
+          <w:cantSplit/>
+        </w:trPr>
+        <w:tc>
+          <w:tcPr>
+            <w:tcW w:type="dxa" w:w="1644"/>
+            <w:tcMar>
+              <w:top w:w="70" w:type="dxa"/>
+              <w:left w:w="90" w:type="dxa"/>
+              <w:bottom w:w="70" w:type="dxa"/>
+              <w:right w:w="90" w:type="dxa"/>
+            </w:tcMar>
+          </w:tcPr>
+          <w:p>
+            <w:pPr>
+              <w:spacing w:after="0" w:line="276" w:lineRule="auto"/>
+            </w:pPr>
+            <w:r>
+              <w:rPr>
+                <w:rFonts w:ascii="맑은 고딕" w:hAnsi="맑은 고딕" w:eastAsia="맑은 고딕" w:cs="맑은 고딕"/>
+                <w:b w:val="0"/>
+                <w:sz w:val="17"/>
+              </w:rPr>
+              <w:t>TRL과 H1</w:t>
+            </w:r>
+          </w:p>
+        </w:tc>
+        <w:tc>
+          <w:tcPr>
+            <w:tcW w:type="dxa" w:w="2211"/>
+            <w:tcMar>
+              <w:top w:w="70" w:type="dxa"/>
+              <w:left w:w="90" w:type="dxa"/>
+              <w:bottom w:w="70" w:type="dxa"/>
+              <w:right w:w="90" w:type="dxa"/>
+            </w:tcMar>
+          </w:tcPr>
+          <w:p>
+            <w:pPr>
+              <w:spacing w:after="0" w:line="276" w:lineRule="auto"/>
+            </w:pPr>
+            <w:r>
+              <w:rPr>
+                <w:rFonts w:ascii="맑은 고딕" w:hAnsi="맑은 고딕" w:eastAsia="맑은 고딕" w:cs="맑은 고딕"/>
+                <w:b w:val="0"/>
+                <w:sz w:val="17"/>
+              </w:rPr>
+              <w:t>상충 판정에 포함 (v1.0) → 두 조건 괴리 규칙 (v1.1)</w:t>
+            </w:r>
+          </w:p>
+        </w:tc>
+        <w:tc>
+          <w:tcPr>
+            <w:tcW w:type="dxa" w:w="2778"/>
+            <w:tcMar>
+              <w:top w:w="70" w:type="dxa"/>
+              <w:left w:w="90" w:type="dxa"/>
+              <w:bottom w:w="70" w:type="dxa"/>
+              <w:right w:w="90" w:type="dxa"/>
+            </w:tcMar>
+          </w:tcPr>
+          <w:p>
+            <w:pPr>
+              <w:spacing w:after="0" w:line="276" w:lineRule="auto"/>
+            </w:pPr>
+            <w:r>
+              <w:rPr>
+                <w:rFonts w:ascii="맑은 고딕" w:hAnsi="맑은 고딕" w:eastAsia="맑은 고딕" w:cs="맑은 고딕"/>
+                <w:b w:val="0"/>
+                <w:sz w:val="17"/>
+              </w:rPr>
+              <w:t>상충 판정에서 분리, H1 3×3 격자 규칙(코드 계산)</w:t>
+            </w:r>
+          </w:p>
+        </w:tc>
+        <w:tc>
+          <w:tcPr>
+            <w:tcW w:type="dxa" w:w="2438"/>
+            <w:tcMar>
+              <w:top w:w="70" w:type="dxa"/>
+              <w:left w:w="90" w:type="dxa"/>
+              <w:bottom w:w="70" w:type="dxa"/>
+              <w:right w:w="90" w:type="dxa"/>
+            </w:tcMar>
+          </w:tcPr>
+          <w:p>
+            <w:pPr>
+              <w:spacing w:after="0" w:line="276" w:lineRule="auto"/>
+            </w:pPr>
+            <w:r>
+              <w:rPr>
+                <w:rFonts w:ascii="맑은 고딕" w:hAnsi="맑은 고딕" w:eastAsia="맑은 고딕" w:cs="맑은 고딕"/>
+                <w:b w:val="0"/>
+                <w:sz w:val="17"/>
+              </w:rPr>
+              <w:t>척도 성격 차이, 가설 두 절을 모두 판정</w:t>
+            </w:r>
+          </w:p>
+        </w:tc>
+      </w:tr>
+      <w:tr>
+        <w:trPr>
+          <w:cantSplit/>
+        </w:trPr>
+        <w:tc>
+          <w:tcPr>
+            <w:tcW w:type="dxa" w:w="1644"/>
+            <w:tcMar>
+              <w:top w:w="70" w:type="dxa"/>
+              <w:left w:w="90" w:type="dxa"/>
+              <w:bottom w:w="70" w:type="dxa"/>
+              <w:right w:w="90" w:type="dxa"/>
+            </w:tcMar>
+          </w:tcPr>
+          <w:p>
+            <w:pPr>
+              <w:spacing w:after="0" w:line="276" w:lineRule="auto"/>
+            </w:pPr>
+            <w:r>
+              <w:rPr>
+                <w:rFonts w:ascii="맑은 고딕" w:hAnsi="맑은 고딕" w:eastAsia="맑은 고딕" w:cs="맑은 고딕"/>
+                <w:b w:val="0"/>
+                <w:sz w:val="17"/>
+              </w:rPr>
+              <w:t>이해관계자 점수</w:t>
+            </w:r>
+          </w:p>
+        </w:tc>
+        <w:tc>
+          <w:tcPr>
+            <w:tcW w:type="dxa" w:w="2211"/>
+            <w:tcMar>
+              <w:top w:w="70" w:type="dxa"/>
+              <w:left w:w="90" w:type="dxa"/>
+              <w:bottom w:w="70" w:type="dxa"/>
+              <w:right w:w="90" w:type="dxa"/>
+            </w:tcMar>
+          </w:tcPr>
+          <w:p>
+            <w:pPr>
+              <w:spacing w:after="0" w:line="276" w:lineRule="auto"/>
+            </w:pPr>
+            <w:r>
+              <w:rPr>
+                <w:rFonts w:ascii="맑은 고딕" w:hAnsi="맑은 고딕" w:eastAsia="맑은 고딕" w:cs="맑은 고딕"/>
+                <w:b w:val="0"/>
+                <w:sz w:val="17"/>
+              </w:rPr>
+              <w:t>개발사 발언 제외 규칙 없음</w:t>
+            </w:r>
+          </w:p>
+        </w:tc>
+        <w:tc>
+          <w:tcPr>
+            <w:tcW w:type="dxa" w:w="2778"/>
+            <w:tcMar>
+              <w:top w:w="70" w:type="dxa"/>
+              <w:left w:w="90" w:type="dxa"/>
+              <w:bottom w:w="70" w:type="dxa"/>
+              <w:right w:w="90" w:type="dxa"/>
+            </w:tcMar>
+          </w:tcPr>
+          <w:p>
+            <w:pPr>
+              <w:spacing w:after="0" w:line="276" w:lineRule="auto"/>
+            </w:pPr>
+            <w:r>
+              <w:rPr>
+                <w:rFonts w:ascii="맑은 고딕" w:hAnsi="맑은 고딕" w:eastAsia="맑은 고딕" w:cs="맑은 고딕"/>
+                <w:b w:val="0"/>
+                <w:sz w:val="17"/>
+              </w:rPr>
+              <w:t>개발사 발언 제외(참고 근거로만 인용)</w:t>
+            </w:r>
+          </w:p>
+        </w:tc>
+        <w:tc>
+          <w:tcPr>
+            <w:tcW w:type="dxa" w:w="2438"/>
+            <w:tcMar>
+              <w:top w:w="70" w:type="dxa"/>
+              <w:left w:w="90" w:type="dxa"/>
+              <w:bottom w:w="70" w:type="dxa"/>
+              <w:right w:w="90" w:type="dxa"/>
+            </w:tcMar>
+          </w:tcPr>
+          <w:p>
+            <w:pPr>
+              <w:spacing w:after="0" w:line="276" w:lineRule="auto"/>
+            </w:pPr>
+            <w:r>
+              <w:rPr>
+                <w:rFonts w:ascii="맑은 고딕" w:hAnsi="맑은 고딕" w:eastAsia="맑은 고딕" w:cs="맑은 고딕"/>
+                <w:b w:val="0"/>
+                <w:sz w:val="17"/>
+              </w:rPr>
+              <w:t>벤더 자기 평가가 인식 점수가 되는 편향</w:t>
+            </w:r>
+          </w:p>
+        </w:tc>
+      </w:tr>
+      <w:tr>
+        <w:trPr>
+          <w:cantSplit/>
+        </w:trPr>
+        <w:tc>
+          <w:tcPr>
+            <w:tcW w:type="dxa" w:w="1644"/>
+            <w:tcMar>
+              <w:top w:w="70" w:type="dxa"/>
+              <w:left w:w="90" w:type="dxa"/>
+              <w:bottom w:w="70" w:type="dxa"/>
+              <w:right w:w="90" w:type="dxa"/>
+            </w:tcMar>
+          </w:tcPr>
+          <w:p>
+            <w:pPr>
+              <w:spacing w:after="0" w:line="276" w:lineRule="auto"/>
+            </w:pPr>
+            <w:r>
+              <w:rPr>
+                <w:rFonts w:ascii="맑은 고딕" w:hAnsi="맑은 고딕" w:eastAsia="맑은 고딕" w:cs="맑은 고딕"/>
+                <w:b w:val="0"/>
+                <w:sz w:val="17"/>
+              </w:rPr>
+              <w:t>Judge 판정</w:t>
+            </w:r>
+          </w:p>
+        </w:tc>
+        <w:tc>
+          <w:tcPr>
+            <w:tcW w:type="dxa" w:w="2211"/>
+            <w:tcMar>
+              <w:top w:w="70" w:type="dxa"/>
+              <w:left w:w="90" w:type="dxa"/>
+              <w:bottom w:w="70" w:type="dxa"/>
+              <w:right w:w="90" w:type="dxa"/>
+            </w:tcMar>
+          </w:tcPr>
+          <w:p>
+            <w:pPr>
+              <w:spacing w:after="0" w:line="276" w:lineRule="auto"/>
+            </w:pPr>
+            <w:r>
+              <w:rPr>
+                <w:rFonts w:ascii="맑은 고딕" w:hAnsi="맑은 고딕" w:eastAsia="맑은 고딕" w:cs="맑은 고딕"/>
+                <w:b w:val="0"/>
+                <w:sz w:val="17"/>
+              </w:rPr>
+              <w:t>4항목 합 16점 이상 (v1.0)</w:t>
+            </w:r>
+          </w:p>
+        </w:tc>
+        <w:tc>
+          <w:tcPr>
+            <w:tcW w:type="dxa" w:w="2778"/>
+            <w:tcMar>
+              <w:top w:w="70" w:type="dxa"/>
+              <w:left w:w="90" w:type="dxa"/>
+              <w:bottom w:w="70" w:type="dxa"/>
+              <w:right w:w="90" w:type="dxa"/>
+            </w:tcMar>
+          </w:tcPr>
+          <w:p>
+            <w:pPr>
+              <w:spacing w:after="0" w:line="276" w:lineRule="auto"/>
+            </w:pPr>
+            <w:r>
+              <w:rPr>
+                <w:rFonts w:ascii="맑은 고딕" w:hAnsi="맑은 고딕" w:eastAsia="맑은 고딕" w:cs="맑은 고딕"/>
+                <w:b w:val="0"/>
+                <w:sz w:val="17"/>
+              </w:rPr>
+              <w:t>LLM 4항목 각 4점 이상 + 공통 결정적 검사 + 관점별 검사(TRL은 범위 상·하한 근거)</w:t>
+            </w:r>
+          </w:p>
+        </w:tc>
+        <w:tc>
+          <w:tcPr>
+            <w:tcW w:type="dxa" w:w="2438"/>
+            <w:tcMar>
+              <w:top w:w="70" w:type="dxa"/>
+              <w:left w:w="90" w:type="dxa"/>
+              <w:bottom w:w="70" w:type="dxa"/>
+              <w:right w:w="90" w:type="dxa"/>
+            </w:tcMar>
+          </w:tcPr>
+          <w:p>
+            <w:pPr>
+              <w:spacing w:after="0" w:line="276" w:lineRule="auto"/>
+            </w:pPr>
+            <w:r>
+              <w:rPr>
+                <w:rFonts w:ascii="맑은 고딕" w:hAnsi="맑은 고딕" w:eastAsia="맑은 고딕" w:cs="맑은 고딕"/>
+                <w:b w:val="0"/>
+                <w:sz w:val="17"/>
+              </w:rPr>
+              <w:t>결정적 검사 누락, TRL에는 찬반이 없음</w:t>
+            </w:r>
+          </w:p>
+        </w:tc>
+      </w:tr>
+      <w:tr>
+        <w:trPr>
+          <w:cantSplit/>
+        </w:trPr>
+        <w:tc>
+          <w:tcPr>
+            <w:tcW w:type="dxa" w:w="1644"/>
+            <w:tcMar>
+              <w:top w:w="70" w:type="dxa"/>
+              <w:left w:w="90" w:type="dxa"/>
+              <w:bottom w:w="70" w:type="dxa"/>
+              <w:right w:w="90" w:type="dxa"/>
+            </w:tcMar>
+          </w:tcPr>
+          <w:p>
+            <w:pPr>
+              <w:spacing w:after="0" w:line="276" w:lineRule="auto"/>
+            </w:pPr>
+            <w:r>
+              <w:rPr>
+                <w:rFonts w:ascii="맑은 고딕" w:hAnsi="맑은 고딕" w:eastAsia="맑은 고딕" w:cs="맑은 고딕"/>
+                <w:b w:val="0"/>
+                <w:sz w:val="17"/>
+              </w:rPr>
+              <w:t>synthesis 판정</w:t>
+            </w:r>
+          </w:p>
+        </w:tc>
+        <w:tc>
+          <w:tcPr>
+            <w:tcW w:type="dxa" w:w="2211"/>
+            <w:tcMar>
+              <w:top w:w="70" w:type="dxa"/>
+              <w:left w:w="90" w:type="dxa"/>
+              <w:bottom w:w="70" w:type="dxa"/>
+              <w:right w:w="90" w:type="dxa"/>
+            </w:tcMar>
+          </w:tcPr>
+          <w:p>
+            <w:pPr>
+              <w:spacing w:after="0" w:line="276" w:lineRule="auto"/>
+            </w:pPr>
+            <w:r>
+              <w:rPr>
+                <w:rFonts w:ascii="맑은 고딕" w:hAnsi="맑은 고딕" w:eastAsia="맑은 고딕" w:cs="맑은 고딕"/>
+                <w:b w:val="0"/>
+                <w:sz w:val="17"/>
+              </w:rPr>
+              <w:t>판정 주체 미기재</w:t>
+            </w:r>
+          </w:p>
+        </w:tc>
+        <w:tc>
+          <w:tcPr>
+            <w:tcW w:type="dxa" w:w="2778"/>
+            <w:tcMar>
+              <w:top w:w="70" w:type="dxa"/>
+              <w:left w:w="90" w:type="dxa"/>
+              <w:bottom w:w="70" w:type="dxa"/>
+              <w:right w:w="90" w:type="dxa"/>
+            </w:tcMar>
+          </w:tcPr>
+          <w:p>
+            <w:pPr>
+              <w:spacing w:after="0" w:line="276" w:lineRule="auto"/>
+            </w:pPr>
+            <w:r>
+              <w:rPr>
+                <w:rFonts w:ascii="맑은 고딕" w:hAnsi="맑은 고딕" w:eastAsia="맑은 고딕" w:cs="맑은 고딕"/>
+                <w:b w:val="0"/>
+                <w:sz w:val="17"/>
+              </w:rPr>
+              <w:t>상충·H1은 코드 계산, LLM은 해설. 재실행 분기 없음</w:t>
+            </w:r>
+          </w:p>
+        </w:tc>
+        <w:tc>
+          <w:tcPr>
+            <w:tcW w:type="dxa" w:w="2438"/>
+            <w:tcMar>
+              <w:top w:w="70" w:type="dxa"/>
+              <w:left w:w="90" w:type="dxa"/>
+              <w:bottom w:w="70" w:type="dxa"/>
+              <w:right w:w="90" w:type="dxa"/>
+            </w:tcMar>
+          </w:tcPr>
+          <w:p>
+            <w:pPr>
+              <w:spacing w:after="0" w:line="276" w:lineRule="auto"/>
+            </w:pPr>
+            <w:r>
+              <w:rPr>
+                <w:rFonts w:ascii="맑은 고딕" w:hAnsi="맑은 고딕" w:eastAsia="맑은 고딕" w:cs="맑은 고딕"/>
+                <w:b w:val="0"/>
+                <w:sz w:val="17"/>
+              </w:rPr>
+              <w:t>판정 재현성, 오류 경로 확정</w:t>
+            </w:r>
+          </w:p>
+        </w:tc>
+      </w:tr>
+      <w:tr>
+        <w:trPr>
+          <w:cantSplit/>
+        </w:trPr>
+        <w:tc>
+          <w:tcPr>
+            <w:tcW w:type="dxa" w:w="1644"/>
+            <w:tcMar>
+              <w:top w:w="70" w:type="dxa"/>
+              <w:left w:w="90" w:type="dxa"/>
+              <w:bottom w:w="70" w:type="dxa"/>
+              <w:right w:w="90" w:type="dxa"/>
+            </w:tcMar>
+          </w:tcPr>
+          <w:p>
+            <w:pPr>
+              <w:spacing w:after="0" w:line="276" w:lineRule="auto"/>
+            </w:pPr>
+            <w:r>
+              <w:rPr>
+                <w:rFonts w:ascii="맑은 고딕" w:hAnsi="맑은 고딕" w:eastAsia="맑은 고딕" w:cs="맑은 고딕"/>
+                <w:b w:val="0"/>
+                <w:sz w:val="17"/>
+              </w:rPr>
+              <w:t>선택적 재실행</w:t>
+            </w:r>
+          </w:p>
+        </w:tc>
+        <w:tc>
+          <w:tcPr>
+            <w:tcW w:type="dxa" w:w="2211"/>
+            <w:tcMar>
+              <w:top w:w="70" w:type="dxa"/>
+              <w:left w:w="90" w:type="dxa"/>
+              <w:bottom w:w="70" w:type="dxa"/>
+              <w:right w:w="90" w:type="dxa"/>
+            </w:tcMar>
+          </w:tcPr>
+          <w:p>
+            <w:pPr>
+              <w:spacing w:after="0" w:line="276" w:lineRule="auto"/>
+            </w:pPr>
+            <w:r>
+              <w:rPr>
+                <w:rFonts w:ascii="맑은 고딕" w:hAnsi="맑은 고딕" w:eastAsia="맑은 고딕" w:cs="맑은 고딕"/>
+                <w:b w:val="0"/>
+                <w:sz w:val="17"/>
+              </w:rPr>
+              <w:t xml:space="preserve">조건부 엣지 + </w:t>
+            </w:r>
+            <w:r>
+              <w:rPr>
+                <w:rFonts w:ascii="D2Coding" w:hAnsi="D2Coding" w:eastAsia="맑은 고딕" w:cs="D2Coding"/>
+                <w:b w:val="0"/>
+                <w:color w:val="5B3FA0"/>
+                <w:sz w:val="15"/>
+              </w:rPr>
+              <w:t>Send</w:t>
+            </w:r>
+            <w:r>
+              <w:rPr>
+                <w:rFonts w:ascii="맑은 고딕" w:hAnsi="맑은 고딕" w:eastAsia="맑은 고딕" w:cs="맑은 고딕"/>
+                <w:b w:val="0"/>
+                <w:sz w:val="17"/>
+              </w:rPr>
+              <w:t xml:space="preserve"> (v1.0)</w:t>
+            </w:r>
+          </w:p>
+        </w:tc>
+        <w:tc>
+          <w:tcPr>
+            <w:tcW w:type="dxa" w:w="2778"/>
+            <w:tcMar>
+              <w:top w:w="70" w:type="dxa"/>
+              <w:left w:w="90" w:type="dxa"/>
+              <w:bottom w:w="70" w:type="dxa"/>
+              <w:right w:w="90" w:type="dxa"/>
+            </w:tcMar>
+          </w:tcPr>
+          <w:p>
+            <w:pPr>
+              <w:spacing w:after="0" w:line="276" w:lineRule="auto"/>
+            </w:pPr>
+            <w:r>
+              <w:rPr>
+                <w:rFonts w:ascii="D2Coding" w:hAnsi="D2Coding" w:eastAsia="맑은 고딕" w:cs="D2Coding"/>
+                <w:b w:val="0"/>
+                <w:color w:val="5B3FA0"/>
+                <w:sz w:val="15"/>
+              </w:rPr>
+              <w:t>retry_​router</w:t>
+            </w:r>
+            <w:r>
+              <w:rPr>
+                <w:rFonts w:ascii="맑은 고딕" w:hAnsi="맑은 고딕" w:eastAsia="맑은 고딕" w:cs="맑은 고딕"/>
+                <w:b w:val="0"/>
+                <w:sz w:val="17"/>
+              </w:rPr>
+              <w:t xml:space="preserve"> 노드 + </w:t>
+            </w:r>
+            <w:r>
+              <w:rPr>
+                <w:rFonts w:ascii="D2Coding" w:hAnsi="D2Coding" w:eastAsia="맑은 고딕" w:cs="D2Coding"/>
+                <w:b w:val="0"/>
+                <w:color w:val="5B3FA0"/>
+                <w:sz w:val="15"/>
+              </w:rPr>
+              <w:t>Command(goto=[노드명])</w:t>
+            </w:r>
+            <w:r>
+              <w:rPr>
+                <w:rFonts w:ascii="맑은 고딕" w:hAnsi="맑은 고딕" w:eastAsia="맑은 고딕" w:cs="맑은 고딕"/>
+                <w:b w:val="0"/>
+                <w:sz w:val="17"/>
+              </w:rPr>
+              <w:t>, 통과 관점 점수 동결</w:t>
+            </w:r>
+          </w:p>
+        </w:tc>
+        <w:tc>
+          <w:tcPr>
+            <w:tcW w:type="dxa" w:w="2438"/>
+            <w:tcMar>
+              <w:top w:w="70" w:type="dxa"/>
+              <w:left w:w="90" w:type="dxa"/>
+              <w:bottom w:w="70" w:type="dxa"/>
+              <w:right w:w="90" w:type="dxa"/>
+            </w:tcMar>
+          </w:tcPr>
+          <w:p>
+            <w:pPr>
+              <w:spacing w:after="0" w:line="276" w:lineRule="auto"/>
+            </w:pPr>
+            <w:r>
+              <w:rPr>
+                <w:rFonts w:ascii="맑은 고딕" w:hAnsi="맑은 고딕" w:eastAsia="맑은 고딕" w:cs="맑은 고딕"/>
+                <w:b w:val="0"/>
+                <w:sz w:val="17"/>
+              </w:rPr>
+              <w:t xml:space="preserve">조건부 엣지는 State 갱신 불가, </w:t>
+            </w:r>
+            <w:r>
+              <w:rPr>
+                <w:rFonts w:ascii="D2Coding" w:hAnsi="D2Coding" w:eastAsia="맑은 고딕" w:cs="D2Coding"/>
+                <w:b w:val="0"/>
+                <w:color w:val="5B3FA0"/>
+                <w:sz w:val="15"/>
+              </w:rPr>
+              <w:t>Send</w:t>
+            </w:r>
+            <w:r>
+              <w:rPr>
+                <w:rFonts w:ascii="맑은 고딕" w:hAnsi="맑은 고딕" w:eastAsia="맑은 고딕" w:cs="맑은 고딕"/>
+                <w:b w:val="0"/>
+                <w:sz w:val="17"/>
+              </w:rPr>
+              <w:t>는 전달 인자만 입력</w:t>
+            </w:r>
+          </w:p>
+        </w:tc>
+      </w:tr>
+      <w:tr>
+        <w:trPr>
+          <w:cantSplit/>
+        </w:trPr>
+        <w:tc>
+          <w:tcPr>
+            <w:tcW w:type="dxa" w:w="1644"/>
+            <w:tcMar>
+              <w:top w:w="70" w:type="dxa"/>
+              <w:left w:w="90" w:type="dxa"/>
+              <w:bottom w:w="70" w:type="dxa"/>
+              <w:right w:w="90" w:type="dxa"/>
+            </w:tcMar>
+          </w:tcPr>
+          <w:p>
+            <w:pPr>
+              <w:spacing w:after="0" w:line="276" w:lineRule="auto"/>
+            </w:pPr>
+            <w:r>
+              <w:rPr>
+                <w:rFonts w:ascii="맑은 고딕" w:hAnsi="맑은 고딕" w:eastAsia="맑은 고딕" w:cs="맑은 고딕"/>
+                <w:b w:val="0"/>
+                <w:sz w:val="17"/>
+              </w:rPr>
+              <w:t>보고서 검수 출구</w:t>
+            </w:r>
+          </w:p>
+        </w:tc>
+        <w:tc>
+          <w:tcPr>
+            <w:tcW w:type="dxa" w:w="2211"/>
+            <w:tcMar>
+              <w:top w:w="70" w:type="dxa"/>
+              <w:left w:w="90" w:type="dxa"/>
+              <w:bottom w:w="70" w:type="dxa"/>
+              <w:right w:w="90" w:type="dxa"/>
+            </w:tcMar>
+          </w:tcPr>
+          <w:p>
+            <w:pPr>
+              <w:spacing w:after="0" w:line="276" w:lineRule="auto"/>
+            </w:pPr>
+            <w:r>
+              <w:rPr>
+                <w:rFonts w:ascii="맑은 고딕" w:hAnsi="맑은 고딕" w:eastAsia="맑은 고딕" w:cs="맑은 고딕"/>
+                <w:b w:val="0"/>
+                <w:sz w:val="17"/>
+              </w:rPr>
+              <w:t>통과 / 재작성 2개</w:t>
+            </w:r>
+          </w:p>
+        </w:tc>
+        <w:tc>
+          <w:tcPr>
+            <w:tcW w:type="dxa" w:w="2778"/>
+            <w:tcMar>
+              <w:top w:w="70" w:type="dxa"/>
+              <w:left w:w="90" w:type="dxa"/>
+              <w:bottom w:w="70" w:type="dxa"/>
+              <w:right w:w="90" w:type="dxa"/>
+            </w:tcMar>
+          </w:tcPr>
+          <w:p>
+            <w:pPr>
+              <w:spacing w:after="0" w:line="276" w:lineRule="auto"/>
+            </w:pPr>
+            <w:r>
+              <w:rPr>
+                <w:rFonts w:ascii="맑은 고딕" w:hAnsi="맑은 고딕" w:eastAsia="맑은 고딕" w:cs="맑은 고딕"/>
+                <w:b w:val="0"/>
+                <w:sz w:val="17"/>
+              </w:rPr>
+              <w:t xml:space="preserve">한도 소진 시 결정적 후처리 + </w:t>
+            </w:r>
+            <w:r>
+              <w:rPr>
+                <w:rFonts w:ascii="D2Coding" w:hAnsi="D2Coding" w:eastAsia="맑은 고딕" w:cs="D2Coding"/>
+                <w:b w:val="0"/>
+                <w:color w:val="5B3FA0"/>
+                <w:sz w:val="15"/>
+              </w:rPr>
+              <w:t>warnings</w:t>
+            </w:r>
+            <w:r>
+              <w:rPr>
+                <w:rFonts w:ascii="맑은 고딕" w:hAnsi="맑은 고딕" w:eastAsia="맑은 고딕" w:cs="맑은 고딕"/>
+                <w:b w:val="0"/>
+                <w:sz w:val="17"/>
+              </w:rPr>
+              <w:t xml:space="preserve"> 경로 추가</w:t>
+            </w:r>
+          </w:p>
+        </w:tc>
+        <w:tc>
+          <w:tcPr>
+            <w:tcW w:type="dxa" w:w="2438"/>
+            <w:tcMar>
+              <w:top w:w="70" w:type="dxa"/>
+              <w:left w:w="90" w:type="dxa"/>
+              <w:bottom w:w="70" w:type="dxa"/>
+              <w:right w:w="90" w:type="dxa"/>
+            </w:tcMar>
+          </w:tcPr>
+          <w:p>
+            <w:pPr>
+              <w:spacing w:after="0" w:line="276" w:lineRule="auto"/>
+            </w:pPr>
+            <w:r>
+              <w:rPr>
+                <w:rFonts w:ascii="맑은 고딕" w:hAnsi="맑은 고딕" w:eastAsia="맑은 고딕" w:cs="맑은 고딕"/>
+                <w:b w:val="0"/>
+                <w:sz w:val="17"/>
+              </w:rPr>
+              <w:t>종료 보장</w:t>
+            </w:r>
+          </w:p>
+        </w:tc>
+      </w:tr>
+      <w:tr>
+        <w:trPr>
+          <w:cantSplit/>
+        </w:trPr>
+        <w:tc>
+          <w:tcPr>
+            <w:tcW w:type="dxa" w:w="1644"/>
+            <w:tcMar>
+              <w:top w:w="70" w:type="dxa"/>
+              <w:left w:w="90" w:type="dxa"/>
+              <w:bottom w:w="70" w:type="dxa"/>
+              <w:right w:w="90" w:type="dxa"/>
+            </w:tcMar>
+          </w:tcPr>
+          <w:p>
+            <w:pPr>
+              <w:spacing w:after="0" w:line="276" w:lineRule="auto"/>
+            </w:pPr>
+            <w:r>
+              <w:rPr>
+                <w:rFonts w:ascii="맑은 고딕" w:hAnsi="맑은 고딕" w:eastAsia="맑은 고딕" w:cs="맑은 고딕"/>
+                <w:b w:val="0"/>
+                <w:sz w:val="17"/>
+              </w:rPr>
+              <w:t>선정 검증</w:t>
+            </w:r>
+          </w:p>
+        </w:tc>
+        <w:tc>
+          <w:tcPr>
+            <w:tcW w:type="dxa" w:w="2211"/>
+            <w:tcMar>
+              <w:top w:w="70" w:type="dxa"/>
+              <w:left w:w="90" w:type="dxa"/>
+              <w:bottom w:w="70" w:type="dxa"/>
+              <w:right w:w="90" w:type="dxa"/>
+            </w:tcMar>
+          </w:tcPr>
+          <w:p>
+            <w:pPr>
+              <w:spacing w:after="0" w:line="276" w:lineRule="auto"/>
+            </w:pPr>
+            <w:r>
+              <w:rPr>
+                <w:rFonts w:ascii="D2Coding" w:hAnsi="D2Coding" w:eastAsia="맑은 고딕" w:cs="D2Coding"/>
+                <w:b w:val="0"/>
+                <w:color w:val="5B3FA0"/>
+                <w:sz w:val="15"/>
+              </w:rPr>
+              <w:t>human_​review</w:t>
+            </w:r>
+            <w:r>
+              <w:rPr>
+                <w:rFonts w:ascii="맑은 고딕" w:hAnsi="맑은 고딕" w:eastAsia="맑은 고딕" w:cs="맑은 고딕"/>
+                <w:b w:val="0"/>
+                <w:sz w:val="17"/>
+              </w:rPr>
+              <w:t xml:space="preserve"> 분기 (v1.0)</w:t>
+            </w:r>
+          </w:p>
+        </w:tc>
+        <w:tc>
+          <w:tcPr>
+            <w:tcW w:type="dxa" w:w="2778"/>
+            <w:tcMar>
+              <w:top w:w="70" w:type="dxa"/>
+              <w:left w:w="90" w:type="dxa"/>
+              <w:bottom w:w="70" w:type="dxa"/>
+              <w:right w:w="90" w:type="dxa"/>
+            </w:tcMar>
+          </w:tcPr>
+          <w:p>
+            <w:pPr>
+              <w:spacing w:after="0" w:line="276" w:lineRule="auto"/>
+            </w:pPr>
+            <w:r>
+              <w:rPr>
+                <w:rFonts w:ascii="맑은 고딕" w:hAnsi="맑은 고딕" w:eastAsia="맑은 고딕" w:cs="맑은 고딕"/>
+                <w:b w:val="0"/>
+                <w:sz w:val="17"/>
+              </w:rPr>
+              <w:t>결과 기록만, 분기 없음</w:t>
+            </w:r>
+          </w:p>
+        </w:tc>
+        <w:tc>
+          <w:tcPr>
+            <w:tcW w:type="dxa" w:w="2438"/>
+            <w:tcMar>
+              <w:top w:w="70" w:type="dxa"/>
+              <w:left w:w="90" w:type="dxa"/>
+              <w:bottom w:w="70" w:type="dxa"/>
+              <w:right w:w="90" w:type="dxa"/>
+            </w:tcMar>
+          </w:tcPr>
+          <w:p>
+            <w:pPr>
+              <w:spacing w:after="0" w:line="276" w:lineRule="auto"/>
+            </w:pPr>
+            <w:r>
+              <w:rPr>
+                <w:rFonts w:ascii="맑은 고딕" w:hAnsi="맑은 고딕" w:eastAsia="맑은 고딕" w:cs="맑은 고딕"/>
+                <w:b w:val="0"/>
+                <w:sz w:val="17"/>
+              </w:rPr>
+              <w:t>2안(Human) 원칙, 자동 재현성</w:t>
+            </w:r>
+          </w:p>
+        </w:tc>
+      </w:tr>
+      <w:tr>
+        <w:trPr>
+          <w:cantSplit/>
+        </w:trPr>
+        <w:tc>
+          <w:tcPr>
+            <w:tcW w:type="dxa" w:w="1644"/>
+            <w:tcMar>
+              <w:top w:w="70" w:type="dxa"/>
+              <w:left w:w="90" w:type="dxa"/>
+              <w:bottom w:w="70" w:type="dxa"/>
+              <w:right w:w="90" w:type="dxa"/>
+            </w:tcMar>
+          </w:tcPr>
+          <w:p>
+            <w:pPr>
+              <w:spacing w:after="0" w:line="276" w:lineRule="auto"/>
+            </w:pPr>
+            <w:r>
+              <w:rPr>
+                <w:rFonts w:ascii="맑은 고딕" w:hAnsi="맑은 고딕" w:eastAsia="맑은 고딕" w:cs="맑은 고딕"/>
+                <w:b w:val="0"/>
+                <w:sz w:val="17"/>
+              </w:rPr>
+              <w:t>실행 상한</w:t>
+            </w:r>
+          </w:p>
+        </w:tc>
+        <w:tc>
+          <w:tcPr>
+            <w:tcW w:type="dxa" w:w="2211"/>
+            <w:tcMar>
+              <w:top w:w="70" w:type="dxa"/>
+              <w:left w:w="90" w:type="dxa"/>
+              <w:bottom w:w="70" w:type="dxa"/>
+              <w:right w:w="90" w:type="dxa"/>
+            </w:tcMar>
+          </w:tcPr>
+          <w:p>
+            <w:pPr>
+              <w:spacing w:after="0" w:line="276" w:lineRule="auto"/>
+            </w:pPr>
+            <w:r>
+              <w:rPr>
+                <w:rFonts w:ascii="맑은 고딕" w:hAnsi="맑은 고딕" w:eastAsia="맑은 고딕" w:cs="맑은 고딕"/>
+                <w:b w:val="0"/>
+                <w:sz w:val="17"/>
+              </w:rPr>
+              <w:t>미기재</w:t>
+            </w:r>
+          </w:p>
+        </w:tc>
+        <w:tc>
+          <w:tcPr>
+            <w:tcW w:type="dxa" w:w="2778"/>
+            <w:tcMar>
+              <w:top w:w="70" w:type="dxa"/>
+              <w:left w:w="90" w:type="dxa"/>
+              <w:bottom w:w="70" w:type="dxa"/>
+              <w:right w:w="90" w:type="dxa"/>
+            </w:tcMar>
+          </w:tcPr>
+          <w:p>
+            <w:pPr>
+              <w:spacing w:after="0" w:line="276" w:lineRule="auto"/>
+            </w:pPr>
+            <w:r>
+              <w:rPr>
+                <w:rFonts w:ascii="맑은 고딕" w:hAnsi="맑은 고딕" w:eastAsia="맑은 고딕" w:cs="맑은 고딕"/>
+                <w:b w:val="0"/>
+                <w:sz w:val="17"/>
+              </w:rPr>
+              <w:t xml:space="preserve">최악 약 30 superstep, </w:t>
+            </w:r>
+            <w:r>
+              <w:rPr>
+                <w:rFonts w:ascii="D2Coding" w:hAnsi="D2Coding" w:eastAsia="맑은 고딕" w:cs="D2Coding"/>
+                <w:b w:val="0"/>
+                <w:color w:val="5B3FA0"/>
+                <w:sz w:val="15"/>
+              </w:rPr>
+              <w:t>recursion_​limit</w:t>
+            </w:r>
+            <w:r>
+              <w:rPr>
+                <w:rFonts w:ascii="맑은 고딕" w:hAnsi="맑은 고딕" w:eastAsia="맑은 고딕" w:cs="맑은 고딕"/>
+                <w:b w:val="0"/>
+                <w:sz w:val="17"/>
+              </w:rPr>
+              <w:t xml:space="preserve"> 50</w:t>
+            </w:r>
+          </w:p>
+        </w:tc>
+        <w:tc>
+          <w:tcPr>
+            <w:tcW w:type="dxa" w:w="2438"/>
+            <w:tcMar>
+              <w:top w:w="70" w:type="dxa"/>
+              <w:left w:w="90" w:type="dxa"/>
+              <w:bottom w:w="70" w:type="dxa"/>
+              <w:right w:w="90" w:type="dxa"/>
+            </w:tcMar>
+          </w:tcPr>
+          <w:p>
+            <w:pPr>
+              <w:spacing w:after="0" w:line="276" w:lineRule="auto"/>
+            </w:pPr>
+            <w:r>
+              <w:rPr>
+                <w:rFonts w:ascii="맑은 고딕" w:hAnsi="맑은 고딕" w:eastAsia="맑은 고딕" w:cs="맑은 고딕"/>
+                <w:b w:val="0"/>
+                <w:sz w:val="17"/>
+              </w:rPr>
+              <w:t>종료 보장의 수치화</w:t>
+            </w:r>
+          </w:p>
+        </w:tc>
+      </w:tr>
+      <w:tr>
+        <w:trPr>
+          <w:cantSplit/>
+        </w:trPr>
+        <w:tc>
+          <w:tcPr>
+            <w:tcW w:type="dxa" w:w="1644"/>
+            <w:tcMar>
+              <w:top w:w="70" w:type="dxa"/>
+              <w:left w:w="90" w:type="dxa"/>
+              <w:bottom w:w="70" w:type="dxa"/>
+              <w:right w:w="90" w:type="dxa"/>
+            </w:tcMar>
+          </w:tcPr>
+          <w:p>
+            <w:pPr>
+              <w:spacing w:after="0" w:line="276" w:lineRule="auto"/>
+            </w:pPr>
+            <w:r>
+              <w:rPr>
+                <w:rFonts w:ascii="맑은 고딕" w:hAnsi="맑은 고딕" w:eastAsia="맑은 고딕" w:cs="맑은 고딕"/>
+                <w:b w:val="0"/>
+                <w:sz w:val="17"/>
+              </w:rPr>
+              <w:t>reranker 지연</w:t>
+            </w:r>
+          </w:p>
+        </w:tc>
+        <w:tc>
+          <w:tcPr>
+            <w:tcW w:type="dxa" w:w="2211"/>
+            <w:tcMar>
+              <w:top w:w="70" w:type="dxa"/>
+              <w:left w:w="90" w:type="dxa"/>
+              <w:bottom w:w="70" w:type="dxa"/>
+              <w:right w:w="90" w:type="dxa"/>
+            </w:tcMar>
+          </w:tcPr>
+          <w:p>
+            <w:pPr>
+              <w:spacing w:after="0" w:line="276" w:lineRule="auto"/>
+            </w:pPr>
+            <w:r>
+              <w:rPr>
+                <w:rFonts w:ascii="맑은 고딕" w:hAnsi="맑은 고딕" w:eastAsia="맑은 고딕" w:cs="맑은 고딕"/>
+                <w:b w:val="0"/>
+                <w:sz w:val="17"/>
+              </w:rPr>
+              <w:t>4.7초 (v1.0)</w:t>
+            </w:r>
+          </w:p>
+        </w:tc>
+        <w:tc>
+          <w:tcPr>
+            <w:tcW w:type="dxa" w:w="2778"/>
+            <w:tcMar>
+              <w:top w:w="70" w:type="dxa"/>
+              <w:left w:w="90" w:type="dxa"/>
+              <w:bottom w:w="70" w:type="dxa"/>
+              <w:right w:w="90" w:type="dxa"/>
+            </w:tcMar>
+          </w:tcPr>
+          <w:p>
+            <w:pPr>
+              <w:spacing w:after="0" w:line="276" w:lineRule="auto"/>
+            </w:pPr>
+            <w:r>
+              <w:rPr>
+                <w:rFonts w:ascii="맑은 고딕" w:hAnsi="맑은 고딕" w:eastAsia="맑은 고딕" w:cs="맑은 고딕"/>
+                <w:b w:val="0"/>
+                <w:sz w:val="17"/>
+              </w:rPr>
+              <w:t>4.5~4.7초(회차별 병기)</w:t>
+            </w:r>
+          </w:p>
+        </w:tc>
+        <w:tc>
+          <w:tcPr>
+            <w:tcW w:type="dxa" w:w="2438"/>
+            <w:tcMar>
+              <w:top w:w="70" w:type="dxa"/>
+              <w:left w:w="90" w:type="dxa"/>
+              <w:bottom w:w="70" w:type="dxa"/>
+              <w:right w:w="90" w:type="dxa"/>
+            </w:tcMar>
+          </w:tcPr>
+          <w:p>
+            <w:pPr>
+              <w:spacing w:after="0" w:line="276" w:lineRule="auto"/>
+            </w:pPr>
+            <w:r>
+              <w:rPr>
+                <w:rFonts w:ascii="맑은 고딕" w:hAnsi="맑은 고딕" w:eastAsia="맑은 고딕" w:cs="맑은 고딕"/>
+                <w:b w:val="0"/>
+                <w:sz w:val="17"/>
+              </w:rPr>
+              <w:t>v1.2 재실행 값(4.5초)과 v2 값(4.7초)을 함께 공개</w:t>
+            </w:r>
+          </w:p>
+        </w:tc>
+      </w:tr>
+    </w:tbl>
+    <w:p>
+      <w:pPr>
+        <w:spacing w:after="80" w:line="324" w:lineRule="auto"/>
+      </w:pPr>
+    </w:p>
+    <w:p>
+      <w:pPr>
+        <w:keepNext/>
+        <w:spacing w:after="80" w:line="324" w:lineRule="auto"/>
+      </w:pPr>
+      <w:r>
+        <w:rPr>
+          <w:rFonts w:ascii="맑은 고딕" w:hAnsi="맑은 고딕" w:eastAsia="맑은 고딕" w:cs="맑은 고딕"/>
+          <w:b/>
+          <w:color w:val="161A58"/>
+          <w:sz w:val="20"/>
+        </w:rPr>
+        <w:t>남은 한계</w:t>
+      </w:r>
+    </w:p>
+    <w:p>
+      <w:pPr>
+        <w:spacing w:after="40" w:line="312" w:lineRule="auto"/>
+        <w:ind w:left="312" w:hanging="227"/>
+      </w:pPr>
+      <w:r>
+        <w:rPr>
+          <w:rFonts w:ascii="맑은 고딕" w:hAnsi="맑은 고딕" w:eastAsia="맑은 고딕" w:cs="맑은 고딕"/>
+          <w:b/>
+          <w:color w:val="7F4ACB"/>
+          <w:sz w:val="20"/>
+        </w:rPr>
+        <w:t xml:space="preserve">• </w:t>
+      </w:r>
+      <w:r>
+        <w:rPr>
+          <w:rFonts w:ascii="맑은 고딕" w:hAnsi="맑은 고딕" w:eastAsia="맑은 고딕" w:cs="맑은 고딕"/>
+          <w:b w:val="0"/>
+          <w:sz w:val="20"/>
+        </w:rPr>
+        <w:t>평가셋의 개발/테스트 미분리(42문항, 1문항 = 2.4%p)</w:t>
+      </w:r>
+    </w:p>
+    <w:p>
+      <w:pPr>
+        <w:spacing w:after="40" w:line="312" w:lineRule="auto"/>
+        <w:ind w:left="312" w:hanging="227"/>
+      </w:pPr>
+      <w:r>
+        <w:rPr>
+          <w:rFonts w:ascii="맑은 고딕" w:hAnsi="맑은 고딕" w:eastAsia="맑은 고딕" w:cs="맑은 고딕"/>
+          <w:b/>
+          <w:color w:val="7F4ACB"/>
+          <w:sz w:val="20"/>
+        </w:rPr>
+        <w:t xml:space="preserve">• </w:t>
+      </w:r>
+      <w:r>
+        <w:rPr>
+          <w:rFonts w:ascii="맑은 고딕" w:hAnsi="맑은 고딕" w:eastAsia="맑은 고딕" w:cs="맑은 고딕"/>
+          <w:b w:val="0"/>
+          <w:sz w:val="20"/>
+        </w:rPr>
+        <w:t xml:space="preserve">진영 간 균형 지표 </w:t>
+      </w:r>
+      <w:r>
+        <w:rPr>
+          <w:rFonts w:ascii="D2Coding" w:hAnsi="D2Coding" w:eastAsia="맑은 고딕" w:cs="D2Coding"/>
+          <w:b w:val="0"/>
+          <w:color w:val="5B3FA0"/>
+          <w:sz w:val="19"/>
+        </w:rPr>
+        <w:t>min(SW, HW)</w:t>
+      </w:r>
+      <w:r>
+        <w:rPr>
+          <w:rFonts w:ascii="맑은 고딕" w:hAnsi="맑은 고딕" w:eastAsia="맑은 고딕" w:cs="맑은 고딕"/>
+          <w:b w:val="0"/>
+          <w:sz w:val="20"/>
+        </w:rPr>
+        <w:t>는 측정 후에 정의함</w:t>
+      </w:r>
+    </w:p>
+    <w:p>
+      <w:pPr>
+        <w:spacing w:after="40" w:line="312" w:lineRule="auto"/>
+        <w:ind w:left="312" w:hanging="227"/>
+      </w:pPr>
+      <w:r>
+        <w:rPr>
+          <w:rFonts w:ascii="맑은 고딕" w:hAnsi="맑은 고딕" w:eastAsia="맑은 고딕" w:cs="맑은 고딕"/>
+          <w:b/>
+          <w:color w:val="7F4ACB"/>
+          <w:sz w:val="20"/>
+        </w:rPr>
+        <w:t xml:space="preserve">• </w:t>
+      </w:r>
+      <w:r>
+        <w:rPr>
+          <w:rFonts w:ascii="맑은 고딕" w:hAnsi="맑은 고딕" w:eastAsia="맑은 고딕" w:cs="맑은 고딕"/>
+          <w:b w:val="0"/>
+          <w:sz w:val="20"/>
+        </w:rPr>
+        <w:t>같은 계열 Judge(gpt-4.1-mini 생성, gpt-4.1 채점)</w:t>
+      </w:r>
+    </w:p>
+    <w:p>
+      <w:pPr>
+        <w:spacing w:after="40" w:line="312" w:lineRule="auto"/>
+        <w:ind w:left="312" w:hanging="227"/>
+      </w:pPr>
+      <w:r>
+        <w:rPr>
+          <w:rFonts w:ascii="맑은 고딕" w:hAnsi="맑은 고딕" w:eastAsia="맑은 고딕" w:cs="맑은 고딕"/>
+          <w:b/>
+          <w:color w:val="7F4ACB"/>
+          <w:sz w:val="20"/>
+        </w:rPr>
+        <w:t xml:space="preserve">• </w:t>
+      </w:r>
+      <w:r>
+        <w:rPr>
+          <w:rFonts w:ascii="맑은 고딕" w:hAnsi="맑은 고딕" w:eastAsia="맑은 고딕" w:cs="맑은 고딕"/>
+          <w:b w:val="0"/>
+          <w:sz w:val="20"/>
+        </w:rPr>
+        <w:t>ITME 공개 후 약 3개월로 웹 근거가 적음</w:t>
+      </w:r>
+    </w:p>
+    <w:p>
+      <w:pPr>
+        <w:spacing w:after="40" w:line="312" w:lineRule="auto"/>
+        <w:ind w:left="312" w:hanging="227"/>
+      </w:pPr>
+      <w:r>
+        <w:rPr>
+          <w:rFonts w:ascii="맑은 고딕" w:hAnsi="맑은 고딕" w:eastAsia="맑은 고딕" w:cs="맑은 고딕"/>
+          <w:b/>
+          <w:color w:val="7F4ACB"/>
+          <w:sz w:val="20"/>
+        </w:rPr>
+        <w:t xml:space="preserve">• </w:t>
+      </w:r>
+      <w:r>
+        <w:rPr>
+          <w:rFonts w:ascii="맑은 고딕" w:hAnsi="맑은 고딕" w:eastAsia="맑은 고딕" w:cs="맑은 고딕"/>
+          <w:b w:val="0"/>
+          <w:sz w:val="20"/>
+        </w:rPr>
+        <w:t>평가 주체(SK 교육과정)의 소속 편향 가능성</w:t>
+      </w:r>
+    </w:p>
+    <w:p>
+      <w:pPr>
+        <w:spacing w:after="40" w:line="312" w:lineRule="auto"/>
+        <w:ind w:left="312" w:hanging="227"/>
+      </w:pPr>
+      <w:r>
+        <w:rPr>
+          <w:rFonts w:ascii="맑은 고딕" w:hAnsi="맑은 고딕" w:eastAsia="맑은 고딕" w:cs="맑은 고딕"/>
+          <w:b/>
+          <w:color w:val="7F4ACB"/>
+          <w:sz w:val="20"/>
+        </w:rPr>
+        <w:t xml:space="preserve">• </w:t>
+      </w:r>
+      <w:r>
+        <w:rPr>
+          <w:rFonts w:ascii="맑은 고딕" w:hAnsi="맑은 고딕" w:eastAsia="맑은 고딕" w:cs="맑은 고딕"/>
+          <w:b w:val="0"/>
+          <w:sz w:val="20"/>
+        </w:rPr>
+        <w:t>v2 수치는 판정 이력이 없는 쌍을 오답으로 처리한 하한값임</w:t>
+      </w:r>
+    </w:p>
+    <w:p>
+      <w:pPr>
+        <w:spacing w:after="40" w:line="312" w:lineRule="auto"/>
+        <w:ind w:left="312" w:hanging="227"/>
+      </w:pPr>
+      <w:r>
+        <w:rPr>
+          <w:rFonts w:ascii="맑은 고딕" w:hAnsi="맑은 고딕" w:eastAsia="맑은 고딕" w:cs="맑은 고딕"/>
+          <w:b/>
+          <w:color w:val="7F4ACB"/>
+          <w:sz w:val="20"/>
+        </w:rPr>
+        <w:t xml:space="preserve">• </w:t>
+      </w:r>
+      <w:r>
+        <w:rPr>
+          <w:rFonts w:ascii="맑은 고딕" w:hAnsi="맑은 고딕" w:eastAsia="맑은 고딕" w:cs="맑은 고딕"/>
+          <w:b w:val="0"/>
+          <w:sz w:val="20"/>
+        </w:rPr>
+        <w:t>3중·2중 하이브리드의 차이는 한국어 질의 평가셋으로 확인되지 않음</w:t>
       </w:r>
     </w:p>
     <w:p>
@@ -4165,7 +6462,7 @@
                 <w:b w:val="0"/>
                 <w:sz w:val="17"/>
               </w:rPr>
-              <w:t>환경·결합 검토</w:t>
+              <w:t>워크로드·결합 검토</w:t>
             </w:r>
           </w:p>
         </w:tc>
@@ -4189,7 +6486,7 @@
                 <w:b w:val="0"/>
                 <w:sz w:val="17"/>
               </w:rPr>
-              <w:t>온디바이스 등 메모리 제약 환경에서 평가가 달라지는지 확인 가능(H3)</w:t>
+              <w:t>장문맥 배치(W1)와 고동시성 다중 턴(W2)에서 적용 조건이 달라지는지 확인 가능(H3)</w:t>
             </w:r>
           </w:p>
         </w:tc>
@@ -4771,7 +7068,7 @@
                 <w:b w:val="0"/>
                 <w:sz w:val="17"/>
               </w:rPr>
-              <w:t>데이터 의존(오프라인) 양자화는 스트리밍 KV에 쓰기 어렵다. KIVI 등은 생성 토큰을 양자화하지 않는다(p.18).</w:t>
+              <w:t>데이터 의존(오프라인) 양자화는 스트리밍 KV에 쓰기 어렵다. TurboQuant 논문은 KIVI 등 기존 방식이 생성 토큰을 양자화하지 않는다고 서술한다(p.18, 비교 대상 저자의 서술). KIVI 논문은 최근 토큰 일부(잔차)만 원정밀도로 두고 나머지를 그룹 단위로 양자화한다고 서술한다(KIVI p.5).</w:t>
             </w:r>
           </w:p>
         </w:tc>
@@ -6543,7 +8840,7 @@
                 <w:b w:val="0"/>
                 <w:sz w:val="17"/>
               </w:rPr>
-              <w:t>데이터센터 장문맥 서빙의 적합 조건과 제약, 온디바이스 대조</w:t>
+              <w:t>데이터센터 장문맥 서빙(W1·W2)의 적합 조건과 제약</w:t>
             </w:r>
           </w:p>
         </w:tc>
@@ -9298,7 +11595,7 @@
           <w:color w:val="161A58"/>
           <w:sz w:val="20"/>
         </w:rPr>
-        <w:t>모델 고유 최대 입력 900토큰 이상</w:t>
+        <w:t>모델 고유 최대 입력이 모델 토크나이저 기준 최대 청크 길이(1,529토큰) 이상</w:t>
       </w:r>
       <w:r>
         <w:rPr>
@@ -13284,6 +15581,7 @@
     </w:p>
     <w:p>
       <w:pPr>
+        <w:keepNext/>
         <w:jc w:val="center"/>
       </w:pPr>
       <w:r>
@@ -14526,7 +16824,7 @@
           <w:color w:val="555A6E"/>
           <w:sz w:val="18"/>
         </w:rPr>
-        <w:t xml:space="preserve"> reranker는 질의당 약 4.5초가 더 들지만, 보고서 생성은 대화형이 아닌 배치 작업이므로 비용 대비 정확도 개선(MRR +0.073)이 크다고 판단해 채택했다. 시간이 부족할 때는 </w:t>
+        <w:t xml:space="preserve"> 3중과 2중 하이브리드는 reranker 적용 후 v1·v2 모두 네 지표가 같았다. 3중 구성은 reranker 이전 v1 측정(MRR 0.790 vs 0.786)으로 먼저 고정한 것이고, 동률이 확인된 뒤 구성을 바꾸면 결과를 보고 고르는 사후 선택이 되므로 유지한다(D29). 또한 영어 dense 순위는 BM25(EN)의 어휘 일치가 실패하는 풀어쓴 영어 질의를 보완할 것으로 예상하지만, 한국어 질의 평가셋으로는 이 차이를 확인하지 못했다(한계). reranker는 질의당 약 4.5~4.7초가 더 들지만(v1 첫 측정 4.7초, v1.2 재실행 4.5초, v2 측정 4.7초. 정확도 지표는 회차마다 같고 지연만 실행 환경에 따라 달라졌다), 보고서 생성은 대화형이 아닌 배치 작업이므로 비용 대비 정확도 개선(MRR +0.073)이 크다고 판단해 채택했다. 시간이 부족할 때는 </w:t>
       </w:r>
       <w:r>
         <w:rPr>
@@ -18793,24 +21091,7 @@
                 <w:b w:val="0"/>
                 <w:sz w:val="17"/>
               </w:rPr>
-              <w:t xml:space="preserve">자원·전력 제약이 커서 평가 기준이 달라진다. 두 기술 모두 직접 근거가 적어, 환경에 따른 평가 변화(H3)를 보는 </w:t>
-            </w:r>
-            <w:r>
-              <w:rPr>
-                <w:rFonts w:ascii="맑은 고딕" w:hAnsi="맑은 고딕" w:eastAsia="맑은 고딕" w:cs="맑은 고딕"/>
-                <w:b/>
-                <w:color w:val="161A58"/>
-                <w:sz w:val="17"/>
-              </w:rPr>
-              <w:t>대조군</w:t>
-            </w:r>
-            <w:r>
-              <w:rPr>
-                <w:rFonts w:ascii="맑은 고딕" w:hAnsi="맑은 고딕" w:eastAsia="맑은 고딕" w:cs="맑은 고딕"/>
-                <w:b w:val="0"/>
-                <w:sz w:val="17"/>
-              </w:rPr>
-              <w:t>으로만 쓴다.</w:t>
+              <w:t>자원·전력 제약이 커서 평가 기준 자체가 달라진다. 두 기술 모두 직접 근거가 적고, 도메인을 늘리면 시장·이해관계자 조사 범위도 함께 늘어난다.</w:t>
             </w:r>
           </w:p>
         </w:tc>
@@ -18835,7 +21116,7 @@
                 <w:b w:val="0"/>
                 <w:sz w:val="17"/>
               </w:rPr>
-              <w:t>대조군</w:t>
+              <w:t>제외</w:t>
             </w:r>
           </w:p>
         </w:tc>
@@ -18933,7 +21214,7 @@
           <w:b w:val="0"/>
           <w:sz w:val="20"/>
         </w:rPr>
-        <w:t xml:space="preserve">주 도메인의 워크로드는 두 가지로 한정한다. </w:t>
+        <w:t xml:space="preserve">평가 도메인은 </w:t>
       </w:r>
       <w:r>
         <w:rPr>
@@ -18942,15 +21223,15 @@
           <w:color w:val="161A58"/>
           <w:sz w:val="20"/>
         </w:rPr>
-        <w:t>(W1) 장문맥 배치 추론</w:t>
-      </w:r>
-      <w:r>
-        <w:rPr>
-          <w:rFonts w:ascii="맑은 고딕" w:hAnsi="맑은 고딕" w:eastAsia="맑은 고딕" w:cs="맑은 고딕"/>
-          <w:b w:val="0"/>
-          <w:sz w:val="20"/>
-        </w:rPr>
-        <w:t xml:space="preserve">(문서 QA·요약, 32K~128K+)과 </w:t>
+        <w:t>데이터센터·클라우드 장문맥 LLM 서빙 하나</w:t>
+      </w:r>
+      <w:r>
+        <w:rPr>
+          <w:rFonts w:ascii="맑은 고딕" w:hAnsi="맑은 고딕" w:eastAsia="맑은 고딕" w:cs="맑은 고딕"/>
+          <w:b w:val="0"/>
+          <w:sz w:val="20"/>
+        </w:rPr>
+        <w:t xml:space="preserve">이다. 도메인 안의 워크로드는 두 가지로 한정한다. </w:t>
       </w:r>
       <w:r>
         <w:rPr>
@@ -18959,6 +21240,23 @@
           <w:color w:val="161A58"/>
           <w:sz w:val="20"/>
         </w:rPr>
+        <w:t>(W1) 장문맥 배치 추론</w:t>
+      </w:r>
+      <w:r>
+        <w:rPr>
+          <w:rFonts w:ascii="맑은 고딕" w:hAnsi="맑은 고딕" w:eastAsia="맑은 고딕" w:cs="맑은 고딕"/>
+          <w:b w:val="0"/>
+          <w:sz w:val="20"/>
+        </w:rPr>
+        <w:t xml:space="preserve">(문서 QA·요약, 32K~128K+)과 </w:t>
+      </w:r>
+      <w:r>
+        <w:rPr>
+          <w:rFonts w:ascii="맑은 고딕" w:hAnsi="맑은 고딕" w:eastAsia="맑은 고딕" w:cs="맑은 고딕"/>
+          <w:b/>
+          <w:color w:val="161A58"/>
+          <w:sz w:val="20"/>
+        </w:rPr>
         <w:t>(W2) 고동시성 다중 턴·에이전트 서빙</w:t>
       </w:r>
       <w:r>
@@ -18967,7 +21265,24 @@
           <w:b w:val="0"/>
           <w:sz w:val="20"/>
         </w:rPr>
-        <w:t>(prefix KV 재사용)이다.</w:t>
+        <w:t xml:space="preserve">(prefix KV 재사용)이다. W1·W2는 별도 도메인이 아니라 같은 도메인의 </w:t>
+      </w:r>
+      <w:r>
+        <w:rPr>
+          <w:rFonts w:ascii="맑은 고딕" w:hAnsi="맑은 고딕" w:eastAsia="맑은 고딕" w:cs="맑은 고딕"/>
+          <w:b/>
+          <w:color w:val="161A58"/>
+          <w:sz w:val="20"/>
+        </w:rPr>
+        <w:t>평가 조건</w:t>
+      </w:r>
+      <w:r>
+        <w:rPr>
+          <w:rFonts w:ascii="맑은 고딕" w:hAnsi="맑은 고딕" w:eastAsia="맑은 고딕" w:cs="맑은 고딕"/>
+          <w:b w:val="0"/>
+          <w:sz w:val="20"/>
+        </w:rPr>
+        <w:t>이며, 도메인 적합성 관점의 채점에만 쓰인다(시장·이해관계자 조사 범위는 늘리지 않는다).</w:t>
       </w:r>
     </w:p>
     <w:p>
@@ -19306,7 +21621,7 @@
                 <w:b w:val="0"/>
                 <w:sz w:val="17"/>
               </w:rPr>
-              <w:t xml:space="preserve">Q3. 환경(데이터센터 vs 온디바이스)과 결합 사용 여부에 따라 </w:t>
+              <w:t xml:space="preserve">Q3. 워크로드(W1 장문맥 배치 vs W2 고동시성 다중 턴)와 결합 사용 여부에 따라 </w:t>
             </w:r>
             <w:r>
               <w:rPr>
@@ -20747,7 +23062,7 @@
                 <w:b w:val="0"/>
                 <w:sz w:val="17"/>
               </w:rPr>
-              <w:t>(a) 클라우드·데이터센터 사업자 (b) GPU·메모리 벤더(경쟁 진영 포함) (c) 개발자 커뮤니티(vLLM 등 OSS) (d) 투자·애널리스트·미디어</w:t>
+              <w:t>(a) 클라우드·데이터센터 사업자 (b) GPU·메모리 벤더(경쟁·협력 벤더. 평가 대상 기술의 개발사는 제외) (c) 개발자 커뮤니티(vLLM 등 OSS) (d) 투자·애널리스트·미디어</w:t>
             </w:r>
           </w:p>
         </w:tc>
@@ -20884,7 +23199,7 @@
                 <w:b w:val="0"/>
                 <w:sz w:val="17"/>
               </w:rPr>
-              <w:t>W1 장문맥 배치 추론, W2 고동시성 다중 턴 서빙 (+ 온디바이스 대조)</w:t>
+              <w:t>데이터센터 장문맥 서빙의 W1 장문맥 배치 추론, W2 고동시성 다중 턴 서빙</w:t>
             </w:r>
           </w:p>
         </w:tc>
@@ -20908,7 +23223,7 @@
                 <w:b w:val="0"/>
                 <w:sz w:val="17"/>
               </w:rPr>
-              <w:t>비용(TCO 구조), 지연(TTFT·TPOT), 처리량·동시성, 정확도 영향, 통합 난이도(엔진·드라이버·HW 변경), 온디바이스 제약(전력·메모리·HW 가용성)</w:t>
+              <w:t>비용(TCO 구조), 지연(TTFT·TPOT), 처리량·동시성, 정확도 영향, 통합 난이도(엔진·드라이버·HW 변경)</w:t>
             </w:r>
           </w:p>
         </w:tc>
@@ -20965,7 +23280,7 @@
                 <w:b w:val="0"/>
                 <w:sz w:val="17"/>
               </w:rPr>
-              <w:t>: 워크로드별 적합 조건·제약, 환경별 대조표</w:t>
+              <w:t>: 워크로드별 적합 조건·제약, W1·W2 대조표</w:t>
             </w:r>
           </w:p>
         </w:tc>
@@ -22215,24 +24530,7 @@
                 <w:b w:val="0"/>
                 <w:sz w:val="17"/>
               </w:rPr>
-              <w:t xml:space="preserve">워크로드별 기준 점수의 고정 가중 평균. </w:t>
-            </w:r>
-            <w:r>
-              <w:rPr>
-                <w:rFonts w:ascii="맑은 고딕" w:hAnsi="맑은 고딕" w:eastAsia="맑은 고딕" w:cs="맑은 고딕"/>
-                <w:b/>
-                <w:color w:val="161A58"/>
-                <w:sz w:val="17"/>
-              </w:rPr>
-              <w:t>온디바이스 대조는 점수에서 제외</w:t>
-            </w:r>
-            <w:r>
-              <w:rPr>
-                <w:rFonts w:ascii="맑은 고딕" w:hAnsi="맑은 고딕" w:eastAsia="맑은 고딕" w:cs="맑은 고딕"/>
-                <w:b w:val="0"/>
-                <w:sz w:val="17"/>
-              </w:rPr>
-              <w:t>(H3 전용)</w:t>
+              <w:t>워크로드별 기준 점수의 고정 가중 평균. W1·W2 점수 차는 H3 판정에도 쓴다</w:t>
             </w:r>
           </w:p>
         </w:tc>
@@ -22465,7 +24763,39 @@
           <w:b w:val="0"/>
           <w:sz w:val="20"/>
         </w:rPr>
-        <w:t xml:space="preserve"> 성숙도 척도와 인식 척도는 성격이 달라서, 섞으면 척도 차이만으로 H1이 기계적으로 "지지"될 수 있다. H1은 사전 규칙으로만 판정한다. </w:t>
+        <w:t xml:space="preserve"> 성숙도 척도와 인식 척도는 성격이 달라서, 섞으면 척도 차이만으로 H1이 기계적으로 "지지"될 수 있다. H1은 아래 3×3 격자 규칙으로만 판정한다(</w:t>
+      </w:r>
+      <w:r>
+        <w:rPr>
+          <w:rFonts w:ascii="D2Coding" w:hAnsi="D2Coding" w:eastAsia="맑은 고딕" w:cs="D2Coding"/>
+          <w:b w:val="0"/>
+          <w:color w:val="5B3FA0"/>
+          <w:sz w:val="19"/>
+        </w:rPr>
+        <w:t>synthesizer</w:t>
+      </w:r>
+      <w:r>
+        <w:rPr>
+          <w:rFonts w:ascii="맑은 고딕" w:hAnsi="맑은 고딕" w:eastAsia="맑은 고딕" w:cs="맑은 고딕"/>
+          <w:b w:val="0"/>
+          <w:sz w:val="20"/>
+        </w:rPr>
+        <w:t>가 코드로 계산).</w:t>
+      </w:r>
+    </w:p>
+    <w:p>
+      <w:pPr>
+        <w:spacing w:after="40" w:line="312" w:lineRule="auto"/>
+        <w:ind w:left="312" w:hanging="227"/>
+      </w:pPr>
+      <w:r>
+        <w:rPr>
+          <w:rFonts w:ascii="맑은 고딕" w:hAnsi="맑은 고딕" w:eastAsia="맑은 고딕" w:cs="맑은 고딕"/>
+          <w:b/>
+          <w:color w:val="7F4ACB"/>
+          <w:sz w:val="20"/>
+        </w:rPr>
+        <w:t xml:space="preserve">• </w:t>
       </w:r>
       <w:r>
         <w:rPr>
@@ -22474,15 +24804,15 @@
           <w:color w:val="161A58"/>
           <w:sz w:val="20"/>
         </w:rPr>
-        <w:t>괴리</w:t>
-      </w:r>
-      <w:r>
-        <w:rPr>
-          <w:rFonts w:ascii="맑은 고딕" w:hAnsi="맑은 고딕" w:eastAsia="맑은 고딕" w:cs="맑은 고딕"/>
-          <w:b w:val="0"/>
-          <w:sz w:val="20"/>
-        </w:rPr>
-        <w:t xml:space="preserve">는 (TRL 상한 ≤ 4이고 시장 ≥ 4.0) 또는 (TRL 하한 ≥ 7이고 시장 ≤ 2.0)인 경우이고, 그 밖은 </w:t>
+        <w:t>H1 격자 규칙:</w:t>
+      </w:r>
+      <w:r>
+        <w:rPr>
+          <w:rFonts w:ascii="맑은 고딕" w:hAnsi="맑은 고딕" w:eastAsia="맑은 고딕" w:cs="맑은 고딕"/>
+          <w:b w:val="0"/>
+          <w:sz w:val="20"/>
+        </w:rPr>
+        <w:t xml:space="preserve"> TRL은 추정 범위의 중간값(예: 4–5 → 4.5)으로 구간을 정한다. 대각선은 </w:t>
       </w:r>
       <w:r>
         <w:rPr>
@@ -22499,7 +24829,7 @@
           <w:b w:val="0"/>
           <w:sz w:val="20"/>
         </w:rPr>
-        <w:t xml:space="preserve">, 어느 한쪽이 판단 보류면 </w:t>
+        <w:t xml:space="preserve">, 한 칸 어긋나면 </w:t>
       </w:r>
       <w:r>
         <w:rPr>
@@ -22508,6 +24838,579 @@
           <w:color w:val="161A58"/>
           <w:sz w:val="20"/>
         </w:rPr>
+        <w:t>부분 괴리</w:t>
+      </w:r>
+      <w:r>
+        <w:rPr>
+          <w:rFonts w:ascii="맑은 고딕" w:hAnsi="맑은 고딕" w:eastAsia="맑은 고딕" w:cs="맑은 고딕"/>
+          <w:b w:val="0"/>
+          <w:sz w:val="20"/>
+        </w:rPr>
+        <w:t xml:space="preserve">, 두 칸 어긋나면 </w:t>
+      </w:r>
+      <w:r>
+        <w:rPr>
+          <w:rFonts w:ascii="맑은 고딕" w:hAnsi="맑은 고딕" w:eastAsia="맑은 고딕" w:cs="맑은 고딕"/>
+          <w:b/>
+          <w:color w:val="161A58"/>
+          <w:sz w:val="20"/>
+        </w:rPr>
+        <w:t>괴리</w:t>
+      </w:r>
+      <w:r>
+        <w:rPr>
+          <w:rFonts w:ascii="맑은 고딕" w:hAnsi="맑은 고딕" w:eastAsia="맑은 고딕" w:cs="맑은 고딕"/>
+          <w:b w:val="0"/>
+          <w:sz w:val="20"/>
+        </w:rPr>
+        <w:t>이다. 방향은 "기대 선행"(시장 인식이 성숙도보다 앞섬)과 "채택 신호 지연"(성숙도에 비해 시장 인식이 뒤처짐)으로 표기한다. 가설 H1의 두 절(SW 기대 선행, HW 채택 신호 지연)을 같은 격자로 판정하며, 어느 기술에 어느 방향이 나올지는 미리 정하지 않는다.</w:t>
+      </w:r>
+    </w:p>
+    <w:tbl>
+      <w:tblPr>
+        <w:jc w:val="center"/>
+        <w:tblLook w:firstColumn="1" w:firstRow="1" w:lastColumn="0" w:lastRow="0" w:noHBand="0" w:noVBand="1" w:val="04A0"/>
+        <w:tblBorders>
+          <w:top w:val="single" w:color="161A58" w:sz="8"/>
+          <w:left w:val="none" w:color="FFFFFF" w:sz="0"/>
+          <w:bottom w:val="single" w:color="161A58" w:sz="8"/>
+          <w:right w:val="none" w:color="FFFFFF" w:sz="0"/>
+          <w:insideH w:val="single" w:color="D8DAE5" w:sz="2"/>
+          <w:insideV w:val="single" w:color="D8DAE5" w:sz="2"/>
+        </w:tblBorders>
+        <w:tblW w:w="9072" w:type="dxa"/>
+        <w:tblLayout w:type="fixed"/>
+      </w:tblPr>
+      <w:tblGrid>
+        <w:gridCol w:w="2041"/>
+        <w:gridCol w:w="2324"/>
+        <w:gridCol w:w="2324"/>
+        <w:gridCol w:w="2381"/>
+      </w:tblGrid>
+      <w:tr>
+        <w:trPr>
+          <w:cantSplit/>
+          <w:tblHeader w:val="true"/>
+        </w:trPr>
+        <w:tc>
+          <w:tcPr>
+            <w:tcW w:type="dxa" w:w="2041"/>
+            <w:tcMar>
+              <w:top w:w="70" w:type="dxa"/>
+              <w:left w:w="90" w:type="dxa"/>
+              <w:bottom w:w="70" w:type="dxa"/>
+              <w:right w:w="90" w:type="dxa"/>
+            </w:tcMar>
+            <w:shd w:val="clear" w:color="auto" w:fill="F2F3F8"/>
+          </w:tcPr>
+          <w:p>
+            <w:pPr>
+              <w:keepNext/>
+              <w:spacing w:after="0" w:line="276" w:lineRule="auto"/>
+              <w:jc w:val="center"/>
+            </w:pPr>
+            <w:r>
+              <w:rPr>
+                <w:rFonts w:ascii="맑은 고딕" w:hAnsi="맑은 고딕" w:eastAsia="맑은 고딕" w:cs="맑은 고딕"/>
+                <w:b/>
+                <w:color w:val="161A58"/>
+                <w:sz w:val="17"/>
+              </w:rPr>
+              <w:t>TRL 구간 (범위 중간값)</w:t>
+            </w:r>
+          </w:p>
+        </w:tc>
+        <w:tc>
+          <w:tcPr>
+            <w:tcW w:type="dxa" w:w="2324"/>
+            <w:tcMar>
+              <w:top w:w="70" w:type="dxa"/>
+              <w:left w:w="90" w:type="dxa"/>
+              <w:bottom w:w="70" w:type="dxa"/>
+              <w:right w:w="90" w:type="dxa"/>
+            </w:tcMar>
+            <w:shd w:val="clear" w:color="auto" w:fill="F2F3F8"/>
+          </w:tcPr>
+          <w:p>
+            <w:pPr>
+              <w:keepNext/>
+              <w:spacing w:after="0" w:line="276" w:lineRule="auto"/>
+              <w:jc w:val="center"/>
+            </w:pPr>
+            <w:r>
+              <w:rPr>
+                <w:rFonts w:ascii="맑은 고딕" w:hAnsi="맑은 고딕" w:eastAsia="맑은 고딕" w:cs="맑은 고딕"/>
+                <w:b/>
+                <w:color w:val="161A58"/>
+                <w:sz w:val="17"/>
+              </w:rPr>
+              <w:t>시장 ≤ 2.0</w:t>
+            </w:r>
+          </w:p>
+        </w:tc>
+        <w:tc>
+          <w:tcPr>
+            <w:tcW w:type="dxa" w:w="2324"/>
+            <w:tcMar>
+              <w:top w:w="70" w:type="dxa"/>
+              <w:left w:w="90" w:type="dxa"/>
+              <w:bottom w:w="70" w:type="dxa"/>
+              <w:right w:w="90" w:type="dxa"/>
+            </w:tcMar>
+            <w:shd w:val="clear" w:color="auto" w:fill="F2F3F8"/>
+          </w:tcPr>
+          <w:p>
+            <w:pPr>
+              <w:keepNext/>
+              <w:spacing w:after="0" w:line="276" w:lineRule="auto"/>
+              <w:jc w:val="center"/>
+            </w:pPr>
+            <w:r>
+              <w:rPr>
+                <w:rFonts w:ascii="맑은 고딕" w:hAnsi="맑은 고딕" w:eastAsia="맑은 고딕" w:cs="맑은 고딕"/>
+                <w:b/>
+                <w:color w:val="161A58"/>
+                <w:sz w:val="17"/>
+              </w:rPr>
+              <w:t>2.0 &lt; 시장 &lt; 4.0</w:t>
+            </w:r>
+          </w:p>
+        </w:tc>
+        <w:tc>
+          <w:tcPr>
+            <w:tcW w:type="dxa" w:w="2381"/>
+            <w:tcMar>
+              <w:top w:w="70" w:type="dxa"/>
+              <w:left w:w="90" w:type="dxa"/>
+              <w:bottom w:w="70" w:type="dxa"/>
+              <w:right w:w="90" w:type="dxa"/>
+            </w:tcMar>
+            <w:shd w:val="clear" w:color="auto" w:fill="F2F3F8"/>
+          </w:tcPr>
+          <w:p>
+            <w:pPr>
+              <w:keepNext/>
+              <w:spacing w:after="0" w:line="276" w:lineRule="auto"/>
+              <w:jc w:val="center"/>
+            </w:pPr>
+            <w:r>
+              <w:rPr>
+                <w:rFonts w:ascii="맑은 고딕" w:hAnsi="맑은 고딕" w:eastAsia="맑은 고딕" w:cs="맑은 고딕"/>
+                <w:b/>
+                <w:color w:val="161A58"/>
+                <w:sz w:val="17"/>
+              </w:rPr>
+              <w:t>시장 ≥ 4.0</w:t>
+            </w:r>
+          </w:p>
+        </w:tc>
+      </w:tr>
+      <w:tr>
+        <w:trPr>
+          <w:cantSplit/>
+        </w:trPr>
+        <w:tc>
+          <w:tcPr>
+            <w:tcW w:type="dxa" w:w="2041"/>
+            <w:tcMar>
+              <w:top w:w="70" w:type="dxa"/>
+              <w:left w:w="90" w:type="dxa"/>
+              <w:bottom w:w="70" w:type="dxa"/>
+              <w:right w:w="90" w:type="dxa"/>
+            </w:tcMar>
+          </w:tcPr>
+          <w:p>
+            <w:pPr>
+              <w:keepNext/>
+              <w:spacing w:after="0" w:line="276" w:lineRule="auto"/>
+            </w:pPr>
+            <w:r>
+              <w:rPr>
+                <w:rFonts w:ascii="맑은 고딕" w:hAnsi="맑은 고딕" w:eastAsia="맑은 고딕" w:cs="맑은 고딕"/>
+                <w:b w:val="0"/>
+                <w:sz w:val="17"/>
+              </w:rPr>
+              <w:t>초기 (≤ 3.5)</w:t>
+            </w:r>
+          </w:p>
+        </w:tc>
+        <w:tc>
+          <w:tcPr>
+            <w:tcW w:type="dxa" w:w="2324"/>
+            <w:tcMar>
+              <w:top w:w="70" w:type="dxa"/>
+              <w:left w:w="90" w:type="dxa"/>
+              <w:bottom w:w="70" w:type="dxa"/>
+              <w:right w:w="90" w:type="dxa"/>
+            </w:tcMar>
+          </w:tcPr>
+          <w:p>
+            <w:pPr>
+              <w:keepNext/>
+              <w:spacing w:after="0" w:line="276" w:lineRule="auto"/>
+            </w:pPr>
+            <w:r>
+              <w:rPr>
+                <w:rFonts w:ascii="맑은 고딕" w:hAnsi="맑은 고딕" w:eastAsia="맑은 고딕" w:cs="맑은 고딕"/>
+                <w:b w:val="0"/>
+                <w:sz w:val="17"/>
+              </w:rPr>
+              <w:t>일치</w:t>
+            </w:r>
+          </w:p>
+        </w:tc>
+        <w:tc>
+          <w:tcPr>
+            <w:tcW w:type="dxa" w:w="2324"/>
+            <w:tcMar>
+              <w:top w:w="70" w:type="dxa"/>
+              <w:left w:w="90" w:type="dxa"/>
+              <w:bottom w:w="70" w:type="dxa"/>
+              <w:right w:w="90" w:type="dxa"/>
+            </w:tcMar>
+          </w:tcPr>
+          <w:p>
+            <w:pPr>
+              <w:keepNext/>
+              <w:spacing w:after="0" w:line="276" w:lineRule="auto"/>
+            </w:pPr>
+            <w:r>
+              <w:rPr>
+                <w:rFonts w:ascii="맑은 고딕" w:hAnsi="맑은 고딕" w:eastAsia="맑은 고딕" w:cs="맑은 고딕"/>
+                <w:b w:val="0"/>
+                <w:sz w:val="17"/>
+              </w:rPr>
+              <w:t>부분 괴리 (기대 선행)</w:t>
+            </w:r>
+          </w:p>
+        </w:tc>
+        <w:tc>
+          <w:tcPr>
+            <w:tcW w:type="dxa" w:w="2381"/>
+            <w:tcMar>
+              <w:top w:w="70" w:type="dxa"/>
+              <w:left w:w="90" w:type="dxa"/>
+              <w:bottom w:w="70" w:type="dxa"/>
+              <w:right w:w="90" w:type="dxa"/>
+            </w:tcMar>
+          </w:tcPr>
+          <w:p>
+            <w:pPr>
+              <w:keepNext/>
+              <w:spacing w:after="0" w:line="276" w:lineRule="auto"/>
+            </w:pPr>
+            <w:r>
+              <w:rPr>
+                <w:rFonts w:ascii="맑은 고딕" w:hAnsi="맑은 고딕" w:eastAsia="맑은 고딕" w:cs="맑은 고딕"/>
+                <w:b w:val="0"/>
+                <w:sz w:val="17"/>
+              </w:rPr>
+              <w:t>괴리 (기대 선행)</w:t>
+            </w:r>
+          </w:p>
+        </w:tc>
+      </w:tr>
+      <w:tr>
+        <w:trPr>
+          <w:cantSplit/>
+        </w:trPr>
+        <w:tc>
+          <w:tcPr>
+            <w:tcW w:type="dxa" w:w="2041"/>
+            <w:tcMar>
+              <w:top w:w="70" w:type="dxa"/>
+              <w:left w:w="90" w:type="dxa"/>
+              <w:bottom w:w="70" w:type="dxa"/>
+              <w:right w:w="90" w:type="dxa"/>
+            </w:tcMar>
+          </w:tcPr>
+          <w:p>
+            <w:pPr>
+              <w:keepNext/>
+              <w:spacing w:after="0" w:line="276" w:lineRule="auto"/>
+            </w:pPr>
+            <w:r>
+              <w:rPr>
+                <w:rFonts w:ascii="맑은 고딕" w:hAnsi="맑은 고딕" w:eastAsia="맑은 고딕" w:cs="맑은 고딕"/>
+                <w:b w:val="0"/>
+                <w:sz w:val="17"/>
+              </w:rPr>
+              <w:t>중간 (3.5 초과 ~ 6.5 미만)</w:t>
+            </w:r>
+          </w:p>
+        </w:tc>
+        <w:tc>
+          <w:tcPr>
+            <w:tcW w:type="dxa" w:w="2324"/>
+            <w:tcMar>
+              <w:top w:w="70" w:type="dxa"/>
+              <w:left w:w="90" w:type="dxa"/>
+              <w:bottom w:w="70" w:type="dxa"/>
+              <w:right w:w="90" w:type="dxa"/>
+            </w:tcMar>
+          </w:tcPr>
+          <w:p>
+            <w:pPr>
+              <w:keepNext/>
+              <w:spacing w:after="0" w:line="276" w:lineRule="auto"/>
+            </w:pPr>
+            <w:r>
+              <w:rPr>
+                <w:rFonts w:ascii="맑은 고딕" w:hAnsi="맑은 고딕" w:eastAsia="맑은 고딕" w:cs="맑은 고딕"/>
+                <w:b w:val="0"/>
+                <w:sz w:val="17"/>
+              </w:rPr>
+              <w:t>부분 괴리 (채택 신호 지연)</w:t>
+            </w:r>
+          </w:p>
+        </w:tc>
+        <w:tc>
+          <w:tcPr>
+            <w:tcW w:type="dxa" w:w="2324"/>
+            <w:tcMar>
+              <w:top w:w="70" w:type="dxa"/>
+              <w:left w:w="90" w:type="dxa"/>
+              <w:bottom w:w="70" w:type="dxa"/>
+              <w:right w:w="90" w:type="dxa"/>
+            </w:tcMar>
+          </w:tcPr>
+          <w:p>
+            <w:pPr>
+              <w:keepNext/>
+              <w:spacing w:after="0" w:line="276" w:lineRule="auto"/>
+            </w:pPr>
+            <w:r>
+              <w:rPr>
+                <w:rFonts w:ascii="맑은 고딕" w:hAnsi="맑은 고딕" w:eastAsia="맑은 고딕" w:cs="맑은 고딕"/>
+                <w:b w:val="0"/>
+                <w:sz w:val="17"/>
+              </w:rPr>
+              <w:t>일치</w:t>
+            </w:r>
+          </w:p>
+        </w:tc>
+        <w:tc>
+          <w:tcPr>
+            <w:tcW w:type="dxa" w:w="2381"/>
+            <w:tcMar>
+              <w:top w:w="70" w:type="dxa"/>
+              <w:left w:w="90" w:type="dxa"/>
+              <w:bottom w:w="70" w:type="dxa"/>
+              <w:right w:w="90" w:type="dxa"/>
+            </w:tcMar>
+          </w:tcPr>
+          <w:p>
+            <w:pPr>
+              <w:keepNext/>
+              <w:spacing w:after="0" w:line="276" w:lineRule="auto"/>
+            </w:pPr>
+            <w:r>
+              <w:rPr>
+                <w:rFonts w:ascii="맑은 고딕" w:hAnsi="맑은 고딕" w:eastAsia="맑은 고딕" w:cs="맑은 고딕"/>
+                <w:b w:val="0"/>
+                <w:sz w:val="17"/>
+              </w:rPr>
+              <w:t>부분 괴리 (기대 선행)</w:t>
+            </w:r>
+          </w:p>
+        </w:tc>
+      </w:tr>
+      <w:tr>
+        <w:trPr>
+          <w:cantSplit/>
+        </w:trPr>
+        <w:tc>
+          <w:tcPr>
+            <w:tcW w:type="dxa" w:w="2041"/>
+            <w:tcMar>
+              <w:top w:w="70" w:type="dxa"/>
+              <w:left w:w="90" w:type="dxa"/>
+              <w:bottom w:w="70" w:type="dxa"/>
+              <w:right w:w="90" w:type="dxa"/>
+            </w:tcMar>
+          </w:tcPr>
+          <w:p>
+            <w:pPr>
+              <w:spacing w:after="0" w:line="276" w:lineRule="auto"/>
+            </w:pPr>
+            <w:r>
+              <w:rPr>
+                <w:rFonts w:ascii="맑은 고딕" w:hAnsi="맑은 고딕" w:eastAsia="맑은 고딕" w:cs="맑은 고딕"/>
+                <w:b w:val="0"/>
+                <w:sz w:val="17"/>
+              </w:rPr>
+              <w:t>후기 (≥ 6.5)</w:t>
+            </w:r>
+          </w:p>
+        </w:tc>
+        <w:tc>
+          <w:tcPr>
+            <w:tcW w:type="dxa" w:w="2324"/>
+            <w:tcMar>
+              <w:top w:w="70" w:type="dxa"/>
+              <w:left w:w="90" w:type="dxa"/>
+              <w:bottom w:w="70" w:type="dxa"/>
+              <w:right w:w="90" w:type="dxa"/>
+            </w:tcMar>
+          </w:tcPr>
+          <w:p>
+            <w:pPr>
+              <w:spacing w:after="0" w:line="276" w:lineRule="auto"/>
+            </w:pPr>
+            <w:r>
+              <w:rPr>
+                <w:rFonts w:ascii="맑은 고딕" w:hAnsi="맑은 고딕" w:eastAsia="맑은 고딕" w:cs="맑은 고딕"/>
+                <w:b w:val="0"/>
+                <w:sz w:val="17"/>
+              </w:rPr>
+              <w:t>괴리 (채택 신호 지연)</w:t>
+            </w:r>
+          </w:p>
+        </w:tc>
+        <w:tc>
+          <w:tcPr>
+            <w:tcW w:type="dxa" w:w="2324"/>
+            <w:tcMar>
+              <w:top w:w="70" w:type="dxa"/>
+              <w:left w:w="90" w:type="dxa"/>
+              <w:bottom w:w="70" w:type="dxa"/>
+              <w:right w:w="90" w:type="dxa"/>
+            </w:tcMar>
+          </w:tcPr>
+          <w:p>
+            <w:pPr>
+              <w:spacing w:after="0" w:line="276" w:lineRule="auto"/>
+            </w:pPr>
+            <w:r>
+              <w:rPr>
+                <w:rFonts w:ascii="맑은 고딕" w:hAnsi="맑은 고딕" w:eastAsia="맑은 고딕" w:cs="맑은 고딕"/>
+                <w:b w:val="0"/>
+                <w:sz w:val="17"/>
+              </w:rPr>
+              <w:t>부분 괴리 (채택 신호 지연)</w:t>
+            </w:r>
+          </w:p>
+        </w:tc>
+        <w:tc>
+          <w:tcPr>
+            <w:tcW w:type="dxa" w:w="2381"/>
+            <w:tcMar>
+              <w:top w:w="70" w:type="dxa"/>
+              <w:left w:w="90" w:type="dxa"/>
+              <w:bottom w:w="70" w:type="dxa"/>
+              <w:right w:w="90" w:type="dxa"/>
+            </w:tcMar>
+          </w:tcPr>
+          <w:p>
+            <w:pPr>
+              <w:spacing w:after="0" w:line="276" w:lineRule="auto"/>
+            </w:pPr>
+            <w:r>
+              <w:rPr>
+                <w:rFonts w:ascii="맑은 고딕" w:hAnsi="맑은 고딕" w:eastAsia="맑은 고딕" w:cs="맑은 고딕"/>
+                <w:b w:val="0"/>
+                <w:sz w:val="17"/>
+              </w:rPr>
+              <w:t>일치</w:t>
+            </w:r>
+          </w:p>
+        </w:tc>
+      </w:tr>
+    </w:tbl>
+    <w:p>
+      <w:pPr>
+        <w:spacing w:after="80" w:line="324" w:lineRule="auto"/>
+      </w:pPr>
+    </w:p>
+    <w:p>
+      <w:pPr>
+        <w:spacing w:after="40" w:line="312" w:lineRule="auto"/>
+        <w:ind w:left="312" w:hanging="227"/>
+      </w:pPr>
+      <w:r>
+        <w:rPr>
+          <w:rFonts w:ascii="맑은 고딕" w:hAnsi="맑은 고딕" w:eastAsia="맑은 고딕" w:cs="맑은 고딕"/>
+          <w:b/>
+          <w:color w:val="7F4ACB"/>
+          <w:sz w:val="20"/>
+        </w:rPr>
+        <w:t xml:space="preserve">• </w:t>
+      </w:r>
+      <w:r>
+        <w:rPr>
+          <w:rFonts w:ascii="맑은 고딕" w:hAnsi="맑은 고딕" w:eastAsia="맑은 고딕" w:cs="맑은 고딕"/>
+          <w:b/>
+          <w:color w:val="161A58"/>
+          <w:sz w:val="20"/>
+        </w:rPr>
+        <w:t>H1 판정:</w:t>
+      </w:r>
+      <w:r>
+        <w:rPr>
+          <w:rFonts w:ascii="맑은 고딕" w:hAnsi="맑은 고딕" w:eastAsia="맑은 고딕" w:cs="맑은 고딕"/>
+          <w:b w:val="0"/>
+          <w:sz w:val="20"/>
+        </w:rPr>
+        <w:t xml:space="preserve"> 판단 보류가 아닌 기술 중 괴리가 1건 이상이면 </w:t>
+      </w:r>
+      <w:r>
+        <w:rPr>
+          <w:rFonts w:ascii="맑은 고딕" w:hAnsi="맑은 고딕" w:eastAsia="맑은 고딕" w:cs="맑은 고딕"/>
+          <w:b/>
+          <w:color w:val="161A58"/>
+          <w:sz w:val="20"/>
+        </w:rPr>
+        <w:t>지지</w:t>
+      </w:r>
+      <w:r>
+        <w:rPr>
+          <w:rFonts w:ascii="맑은 고딕" w:hAnsi="맑은 고딕" w:eastAsia="맑은 고딕" w:cs="맑은 고딕"/>
+          <w:b w:val="0"/>
+          <w:sz w:val="20"/>
+        </w:rPr>
+        <w:t xml:space="preserve">, 부분 괴리만 있으면 </w:t>
+      </w:r>
+      <w:r>
+        <w:rPr>
+          <w:rFonts w:ascii="맑은 고딕" w:hAnsi="맑은 고딕" w:eastAsia="맑은 고딕" w:cs="맑은 고딕"/>
+          <w:b/>
+          <w:color w:val="161A58"/>
+          <w:sz w:val="20"/>
+        </w:rPr>
+        <w:t>부분 지지</w:t>
+      </w:r>
+      <w:r>
+        <w:rPr>
+          <w:rFonts w:ascii="맑은 고딕" w:hAnsi="맑은 고딕" w:eastAsia="맑은 고딕" w:cs="맑은 고딕"/>
+          <w:b w:val="0"/>
+          <w:sz w:val="20"/>
+        </w:rPr>
+        <w:t xml:space="preserve">, 모두 일치이면 </w:t>
+      </w:r>
+      <w:r>
+        <w:rPr>
+          <w:rFonts w:ascii="맑은 고딕" w:hAnsi="맑은 고딕" w:eastAsia="맑은 고딕" w:cs="맑은 고딕"/>
+          <w:b/>
+          <w:color w:val="161A58"/>
+          <w:sz w:val="20"/>
+        </w:rPr>
+        <w:t>기각</w:t>
+      </w:r>
+      <w:r>
+        <w:rPr>
+          <w:rFonts w:ascii="맑은 고딕" w:hAnsi="맑은 고딕" w:eastAsia="맑은 고딕" w:cs="맑은 고딕"/>
+          <w:b w:val="0"/>
+          <w:sz w:val="20"/>
+        </w:rPr>
+        <w:t xml:space="preserve">, 두 기술 모두 TRL이나 시장 점수가 판단 보류이면 </w:t>
+      </w:r>
+      <w:r>
+        <w:rPr>
+          <w:rFonts w:ascii="맑은 고딕" w:hAnsi="맑은 고딕" w:eastAsia="맑은 고딕" w:cs="맑은 고딕"/>
+          <w:b/>
+          <w:color w:val="161A58"/>
+          <w:sz w:val="20"/>
+        </w:rPr>
         <w:t>판단 보류</w:t>
       </w:r>
       <w:r>
@@ -22516,7 +25419,39 @@
           <w:b w:val="0"/>
           <w:sz w:val="20"/>
         </w:rPr>
-        <w:t>이다.</w:t>
+        <w:t>이다. TRL 구간과 시장 경계값은 분석 전에 고정한 운영 규칙이며, 보고서 5.5절의 ±0.5 민감도 점검에 H1 경계값(3.5·6.5·2.0·4.0)도 포함한다.</w:t>
+      </w:r>
+    </w:p>
+    <w:p>
+      <w:pPr>
+        <w:spacing w:after="40" w:line="312" w:lineRule="auto"/>
+        <w:ind w:left="312" w:hanging="227"/>
+      </w:pPr>
+      <w:r>
+        <w:rPr>
+          <w:rFonts w:ascii="맑은 고딕" w:hAnsi="맑은 고딕" w:eastAsia="맑은 고딕" w:cs="맑은 고딕"/>
+          <w:b/>
+          <w:color w:val="7F4ACB"/>
+          <w:sz w:val="20"/>
+        </w:rPr>
+        <w:t xml:space="preserve">• </w:t>
+      </w:r>
+      <w:r>
+        <w:rPr>
+          <w:rFonts w:ascii="맑은 고딕" w:hAnsi="맑은 고딕" w:eastAsia="맑은 고딕" w:cs="맑은 고딕"/>
+          <w:b/>
+          <w:color w:val="161A58"/>
+          <w:sz w:val="20"/>
+        </w:rPr>
+        <w:t>개발사 발언 제외:</w:t>
+      </w:r>
+      <w:r>
+        <w:rPr>
+          <w:rFonts w:ascii="맑은 고딕" w:hAnsi="맑은 고딕" w:eastAsia="맑은 고딕" w:cs="맑은 고딕"/>
+          <w:b w:val="0"/>
+          <w:sz w:val="20"/>
+        </w:rPr>
+        <w:t xml:space="preserve"> 평가 대상 기술의 개발사(TurboQuant: Google, ITME: SK hynix)가 낸 발언·보도자료는 이해관계자 인식 점수에서 제외하고 참고 근거로만 인용한다. 집단 (b)는 경쟁·협력 벤더만 포함한다. 개발사의 자기 평가가 점수에 섞이면 벤더 편향이 그대로 인식 점수가 되기 때문이다.</w:t>
       </w:r>
     </w:p>
     <w:tbl>
@@ -23057,7 +25992,7 @@
                 <w:b w:val="0"/>
                 <w:sz w:val="17"/>
               </w:rPr>
-              <w:t>온디바이스 대조(점수 제외)</w:t>
+              <w:t>W1·W2 대조(H3)</w:t>
             </w:r>
           </w:p>
         </w:tc>
@@ -23182,7 +26117,2063 @@
           <w:color w:val="161A58"/>
           <w:sz w:val="25"/>
         </w:rPr>
-        <w:t>C.6 검증 가설 (결론이 아닌 가설)</w:t>
+        <w:t>C.6 채점 Rubric (에이전트 채점 기준)</w:t>
+      </w:r>
+    </w:p>
+    <w:p>
+      <w:pPr>
+        <w:spacing w:after="80" w:line="324" w:lineRule="auto"/>
+      </w:pPr>
+      <w:r>
+        <w:rPr>
+          <w:rFonts w:ascii="맑은 고딕" w:hAnsi="맑은 고딕" w:eastAsia="맑은 고딕" w:cs="맑은 고딕"/>
+          <w:b w:val="0"/>
+          <w:sz w:val="20"/>
+        </w:rPr>
+        <w:t xml:space="preserve">C.3·C.5가 "무엇을 어떤 가중치로 보는가"라면, Rubric은 </w:t>
+      </w:r>
+      <w:r>
+        <w:rPr>
+          <w:rFonts w:ascii="맑은 고딕" w:hAnsi="맑은 고딕" w:eastAsia="맑은 고딕" w:cs="맑은 고딕"/>
+          <w:b/>
+          <w:color w:val="161A58"/>
+          <w:sz w:val="20"/>
+        </w:rPr>
+        <w:t>에이전트가 기준마다 몇 점을 줄지 정하는 규칙</w:t>
+      </w:r>
+      <w:r>
+        <w:rPr>
+          <w:rFonts w:ascii="맑은 고딕" w:hAnsi="맑은 고딕" w:eastAsia="맑은 고딕" w:cs="맑은 고딕"/>
+          <w:b w:val="0"/>
+          <w:sz w:val="20"/>
+        </w:rPr>
+        <w:t>이다. 관점 에이전트 프롬프트(</w:t>
+      </w:r>
+      <w:r>
+        <w:rPr>
+          <w:rFonts w:ascii="D2Coding" w:hAnsi="D2Coding" w:eastAsia="맑은 고딕" w:cs="D2Coding"/>
+          <w:b w:val="0"/>
+          <w:color w:val="5B3FA0"/>
+          <w:sz w:val="19"/>
+        </w:rPr>
+        <w:t>prompts/</w:t>
+      </w:r>
+      <w:r>
+        <w:rPr>
+          <w:rFonts w:ascii="맑은 고딕" w:hAnsi="맑은 고딕" w:eastAsia="맑은 고딕" w:cs="맑은 고딕"/>
+          <w:b w:val="0"/>
+          <w:sz w:val="20"/>
+        </w:rPr>
+        <w:t xml:space="preserve">)에 그대로 넣고, 두 기술에 같은 Rubric을 쓴다. 개발 중에는 사람이 관점마다 기술별 기준 2개씩을 골라 점수·근거 ID·입장 태그가 Rubric과 맞는지 점검하고 결과를 </w:t>
+      </w:r>
+      <w:r>
+        <w:rPr>
+          <w:rFonts w:ascii="D2Coding" w:hAnsi="D2Coding" w:eastAsia="맑은 고딕" w:cs="D2Coding"/>
+          <w:b w:val="0"/>
+          <w:color w:val="5B3FA0"/>
+          <w:sz w:val="19"/>
+        </w:rPr>
+        <w:t>docs/RUBRIC_CHECK.md</w:t>
+      </w:r>
+      <w:r>
+        <w:rPr>
+          <w:rFonts w:ascii="맑은 고딕" w:hAnsi="맑은 고딕" w:eastAsia="맑은 고딕" w:cs="맑은 고딕"/>
+          <w:b w:val="0"/>
+          <w:sz w:val="20"/>
+        </w:rPr>
+        <w:t>에 남긴다.</w:t>
+      </w:r>
+    </w:p>
+    <w:p>
+      <w:pPr>
+        <w:keepNext/>
+        <w:spacing w:after="80" w:line="324" w:lineRule="auto"/>
+      </w:pPr>
+      <w:r>
+        <w:rPr>
+          <w:rFonts w:ascii="맑은 고딕" w:hAnsi="맑은 고딕" w:eastAsia="맑은 고딕" w:cs="맑은 고딕"/>
+          <w:b/>
+          <w:color w:val="161A58"/>
+          <w:sz w:val="20"/>
+        </w:rPr>
+        <w:t>공통 점수 앵커(인식 점수, 기준 단위).</w:t>
+      </w:r>
+      <w:r>
+        <w:rPr>
+          <w:rFonts w:ascii="맑은 고딕" w:hAnsi="맑은 고딕" w:eastAsia="맑은 고딕" w:cs="맑은 고딕"/>
+          <w:b w:val="0"/>
+          <w:sz w:val="20"/>
+        </w:rPr>
+        <w:t xml:space="preserve"> 근거는 해당 기술의 </w:t>
+      </w:r>
+      <w:r>
+        <w:rPr>
+          <w:rFonts w:ascii="D2Coding" w:hAnsi="D2Coding" w:eastAsia="맑은 고딕" w:cs="D2Coding"/>
+          <w:b w:val="0"/>
+          <w:color w:val="5B3FA0"/>
+          <w:sz w:val="19"/>
+        </w:rPr>
+        <w:t>tech_specific</w:t>
+      </w:r>
+      <w:r>
+        <w:rPr>
+          <w:rFonts w:ascii="맑은 고딕" w:hAnsi="맑은 고딕" w:eastAsia="맑은 고딕" w:cs="맑은 고딕"/>
+          <w:b w:val="0"/>
+          <w:sz w:val="20"/>
+        </w:rPr>
+        <w:t xml:space="preserve"> 근거만 세고, 개수는 원 출처 계열(</w:t>
+      </w:r>
+      <w:r>
+        <w:rPr>
+          <w:rFonts w:ascii="D2Coding" w:hAnsi="D2Coding" w:eastAsia="맑은 고딕" w:cs="D2Coding"/>
+          <w:b w:val="0"/>
+          <w:color w:val="5B3FA0"/>
+          <w:sz w:val="19"/>
+        </w:rPr>
+        <w:t>origin_group</w:t>
+      </w:r>
+      <w:r>
+        <w:rPr>
+          <w:rFonts w:ascii="맑은 고딕" w:hAnsi="맑은 고딕" w:eastAsia="맑은 고딕" w:cs="맑은 고딕"/>
+          <w:b w:val="0"/>
+          <w:sz w:val="20"/>
+        </w:rPr>
+        <w:t>) 단위로 센다.</w:t>
+      </w:r>
+    </w:p>
+    <w:tbl>
+      <w:tblPr>
+        <w:jc w:val="center"/>
+        <w:tblLook w:firstColumn="1" w:firstRow="1" w:lastColumn="0" w:lastRow="0" w:noHBand="0" w:noVBand="1" w:val="04A0"/>
+        <w:tblBorders>
+          <w:top w:val="single" w:color="161A58" w:sz="8"/>
+          <w:left w:val="none" w:color="FFFFFF" w:sz="0"/>
+          <w:bottom w:val="single" w:color="161A58" w:sz="8"/>
+          <w:right w:val="none" w:color="FFFFFF" w:sz="0"/>
+          <w:insideH w:val="single" w:color="D8DAE5" w:sz="2"/>
+          <w:insideV w:val="single" w:color="D8DAE5" w:sz="2"/>
+        </w:tblBorders>
+        <w:tblW w:w="9072" w:type="dxa"/>
+        <w:tblLayout w:type="fixed"/>
+      </w:tblPr>
+      <w:tblGrid>
+        <w:gridCol w:w="1020"/>
+        <w:gridCol w:w="5329"/>
+        <w:gridCol w:w="2721"/>
+      </w:tblGrid>
+      <w:tr>
+        <w:trPr>
+          <w:cantSplit/>
+          <w:tblHeader w:val="true"/>
+        </w:trPr>
+        <w:tc>
+          <w:tcPr>
+            <w:tcW w:type="dxa" w:w="1020"/>
+            <w:tcMar>
+              <w:top w:w="70" w:type="dxa"/>
+              <w:left w:w="90" w:type="dxa"/>
+              <w:bottom w:w="70" w:type="dxa"/>
+              <w:right w:w="90" w:type="dxa"/>
+            </w:tcMar>
+            <w:shd w:val="clear" w:color="auto" w:fill="F2F3F8"/>
+          </w:tcPr>
+          <w:p>
+            <w:pPr>
+              <w:keepNext/>
+              <w:spacing w:after="0" w:line="276" w:lineRule="auto"/>
+              <w:jc w:val="center"/>
+            </w:pPr>
+            <w:r>
+              <w:rPr>
+                <w:rFonts w:ascii="맑은 고딕" w:hAnsi="맑은 고딕" w:eastAsia="맑은 고딕" w:cs="맑은 고딕"/>
+                <w:b/>
+                <w:color w:val="161A58"/>
+                <w:sz w:val="17"/>
+              </w:rPr>
+              <w:t>점수</w:t>
+            </w:r>
+          </w:p>
+        </w:tc>
+        <w:tc>
+          <w:tcPr>
+            <w:tcW w:type="dxa" w:w="5329"/>
+            <w:tcMar>
+              <w:top w:w="70" w:type="dxa"/>
+              <w:left w:w="90" w:type="dxa"/>
+              <w:bottom w:w="70" w:type="dxa"/>
+              <w:right w:w="90" w:type="dxa"/>
+            </w:tcMar>
+            <w:shd w:val="clear" w:color="auto" w:fill="F2F3F8"/>
+          </w:tcPr>
+          <w:p>
+            <w:pPr>
+              <w:keepNext/>
+              <w:spacing w:after="0" w:line="276" w:lineRule="auto"/>
+              <w:jc w:val="center"/>
+            </w:pPr>
+            <w:r>
+              <w:rPr>
+                <w:rFonts w:ascii="맑은 고딕" w:hAnsi="맑은 고딕" w:eastAsia="맑은 고딕" w:cs="맑은 고딕"/>
+                <w:b/>
+                <w:color w:val="161A58"/>
+                <w:sz w:val="17"/>
+              </w:rPr>
+              <w:t>앵커</w:t>
+            </w:r>
+          </w:p>
+        </w:tc>
+        <w:tc>
+          <w:tcPr>
+            <w:tcW w:type="dxa" w:w="2721"/>
+            <w:tcMar>
+              <w:top w:w="70" w:type="dxa"/>
+              <w:left w:w="90" w:type="dxa"/>
+              <w:bottom w:w="70" w:type="dxa"/>
+              <w:right w:w="90" w:type="dxa"/>
+            </w:tcMar>
+            <w:shd w:val="clear" w:color="auto" w:fill="F2F3F8"/>
+          </w:tcPr>
+          <w:p>
+            <w:pPr>
+              <w:keepNext/>
+              <w:spacing w:after="0" w:line="276" w:lineRule="auto"/>
+              <w:jc w:val="center"/>
+            </w:pPr>
+            <w:r>
+              <w:rPr>
+                <w:rFonts w:ascii="맑은 고딕" w:hAnsi="맑은 고딕" w:eastAsia="맑은 고딕" w:cs="맑은 고딕"/>
+                <w:b/>
+                <w:color w:val="161A58"/>
+                <w:sz w:val="17"/>
+              </w:rPr>
+              <w:t>예시 조건</w:t>
+            </w:r>
+          </w:p>
+        </w:tc>
+      </w:tr>
+      <w:tr>
+        <w:trPr>
+          <w:cantSplit/>
+        </w:trPr>
+        <w:tc>
+          <w:tcPr>
+            <w:tcW w:type="dxa" w:w="1020"/>
+            <w:tcMar>
+              <w:top w:w="70" w:type="dxa"/>
+              <w:left w:w="90" w:type="dxa"/>
+              <w:bottom w:w="70" w:type="dxa"/>
+              <w:right w:w="90" w:type="dxa"/>
+            </w:tcMar>
+          </w:tcPr>
+          <w:p>
+            <w:pPr>
+              <w:keepNext/>
+              <w:spacing w:after="0" w:line="276" w:lineRule="auto"/>
+            </w:pPr>
+            <w:r>
+              <w:rPr>
+                <w:rFonts w:ascii="맑은 고딕" w:hAnsi="맑은 고딕" w:eastAsia="맑은 고딕" w:cs="맑은 고딕"/>
+                <w:b w:val="0"/>
+                <w:sz w:val="17"/>
+              </w:rPr>
+              <w:t>5</w:t>
+            </w:r>
+          </w:p>
+        </w:tc>
+        <w:tc>
+          <w:tcPr>
+            <w:tcW w:type="dxa" w:w="5329"/>
+            <w:tcMar>
+              <w:top w:w="70" w:type="dxa"/>
+              <w:left w:w="90" w:type="dxa"/>
+              <w:bottom w:w="70" w:type="dxa"/>
+              <w:right w:w="90" w:type="dxa"/>
+            </w:tcMar>
+          </w:tcPr>
+          <w:p>
+            <w:pPr>
+              <w:keepNext/>
+              <w:spacing w:after="0" w:line="276" w:lineRule="auto"/>
+            </w:pPr>
+            <w:r>
+              <w:rPr>
+                <w:rFonts w:ascii="맑은 고딕" w:hAnsi="맑은 고딕" w:eastAsia="맑은 고딕" w:cs="맑은 고딕"/>
+                <w:b w:val="0"/>
+                <w:sz w:val="17"/>
+              </w:rPr>
+              <w:t>긍정 인식이 우세하고, 반대 근거가 없거나 조건부 한계 수준이다</w:t>
+            </w:r>
+          </w:p>
+        </w:tc>
+        <w:tc>
+          <w:tcPr>
+            <w:tcW w:type="dxa" w:w="2721"/>
+            <w:tcMar>
+              <w:top w:w="70" w:type="dxa"/>
+              <w:left w:w="90" w:type="dxa"/>
+              <w:bottom w:w="70" w:type="dxa"/>
+              <w:right w:w="90" w:type="dxa"/>
+            </w:tcMar>
+          </w:tcPr>
+          <w:p>
+            <w:pPr>
+              <w:keepNext/>
+              <w:spacing w:after="0" w:line="276" w:lineRule="auto"/>
+            </w:pPr>
+            <w:r>
+              <w:rPr>
+                <w:rFonts w:ascii="맑은 고딕" w:hAnsi="맑은 고딕" w:eastAsia="맑은 고딕" w:cs="맑은 고딕"/>
+                <w:b w:val="0"/>
+                <w:sz w:val="17"/>
+              </w:rPr>
+              <w:t>긍정 독립 계열 ≥ 2, 부정 0</w:t>
+            </w:r>
+          </w:p>
+        </w:tc>
+      </w:tr>
+      <w:tr>
+        <w:trPr>
+          <w:cantSplit/>
+        </w:trPr>
+        <w:tc>
+          <w:tcPr>
+            <w:tcW w:type="dxa" w:w="1020"/>
+            <w:tcMar>
+              <w:top w:w="70" w:type="dxa"/>
+              <w:left w:w="90" w:type="dxa"/>
+              <w:bottom w:w="70" w:type="dxa"/>
+              <w:right w:w="90" w:type="dxa"/>
+            </w:tcMar>
+          </w:tcPr>
+          <w:p>
+            <w:pPr>
+              <w:keepNext/>
+              <w:spacing w:after="0" w:line="276" w:lineRule="auto"/>
+            </w:pPr>
+            <w:r>
+              <w:rPr>
+                <w:rFonts w:ascii="맑은 고딕" w:hAnsi="맑은 고딕" w:eastAsia="맑은 고딕" w:cs="맑은 고딕"/>
+                <w:b w:val="0"/>
+                <w:sz w:val="17"/>
+              </w:rPr>
+              <w:t>4</w:t>
+            </w:r>
+          </w:p>
+        </w:tc>
+        <w:tc>
+          <w:tcPr>
+            <w:tcW w:type="dxa" w:w="5329"/>
+            <w:tcMar>
+              <w:top w:w="70" w:type="dxa"/>
+              <w:left w:w="90" w:type="dxa"/>
+              <w:bottom w:w="70" w:type="dxa"/>
+              <w:right w:w="90" w:type="dxa"/>
+            </w:tcMar>
+          </w:tcPr>
+          <w:p>
+            <w:pPr>
+              <w:keepNext/>
+              <w:spacing w:after="0" w:line="276" w:lineRule="auto"/>
+            </w:pPr>
+            <w:r>
+              <w:rPr>
+                <w:rFonts w:ascii="맑은 고딕" w:hAnsi="맑은 고딕" w:eastAsia="맑은 고딕" w:cs="맑은 고딕"/>
+                <w:b w:val="0"/>
+                <w:sz w:val="17"/>
+              </w:rPr>
+              <w:t>긍정 인식이 우세하지만 반대 근거가 있다</w:t>
+            </w:r>
+          </w:p>
+        </w:tc>
+        <w:tc>
+          <w:tcPr>
+            <w:tcW w:type="dxa" w:w="2721"/>
+            <w:tcMar>
+              <w:top w:w="70" w:type="dxa"/>
+              <w:left w:w="90" w:type="dxa"/>
+              <w:bottom w:w="70" w:type="dxa"/>
+              <w:right w:w="90" w:type="dxa"/>
+            </w:tcMar>
+          </w:tcPr>
+          <w:p>
+            <w:pPr>
+              <w:keepNext/>
+              <w:spacing w:after="0" w:line="276" w:lineRule="auto"/>
+            </w:pPr>
+            <w:r>
+              <w:rPr>
+                <w:rFonts w:ascii="맑은 고딕" w:hAnsi="맑은 고딕" w:eastAsia="맑은 고딕" w:cs="맑은 고딕"/>
+                <w:b w:val="0"/>
+                <w:sz w:val="17"/>
+              </w:rPr>
+              <w:t>긍정 계열 수 &gt; 부정 계열 수, 부정 ≥ 1</w:t>
+            </w:r>
+          </w:p>
+        </w:tc>
+      </w:tr>
+      <w:tr>
+        <w:trPr>
+          <w:cantSplit/>
+        </w:trPr>
+        <w:tc>
+          <w:tcPr>
+            <w:tcW w:type="dxa" w:w="1020"/>
+            <w:tcMar>
+              <w:top w:w="70" w:type="dxa"/>
+              <w:left w:w="90" w:type="dxa"/>
+              <w:bottom w:w="70" w:type="dxa"/>
+              <w:right w:w="90" w:type="dxa"/>
+            </w:tcMar>
+          </w:tcPr>
+          <w:p>
+            <w:pPr>
+              <w:keepNext/>
+              <w:spacing w:after="0" w:line="276" w:lineRule="auto"/>
+            </w:pPr>
+            <w:r>
+              <w:rPr>
+                <w:rFonts w:ascii="맑은 고딕" w:hAnsi="맑은 고딕" w:eastAsia="맑은 고딕" w:cs="맑은 고딕"/>
+                <w:b w:val="0"/>
+                <w:sz w:val="17"/>
+              </w:rPr>
+              <w:t>3</w:t>
+            </w:r>
+          </w:p>
+        </w:tc>
+        <w:tc>
+          <w:tcPr>
+            <w:tcW w:type="dxa" w:w="5329"/>
+            <w:tcMar>
+              <w:top w:w="70" w:type="dxa"/>
+              <w:left w:w="90" w:type="dxa"/>
+              <w:bottom w:w="70" w:type="dxa"/>
+              <w:right w:w="90" w:type="dxa"/>
+            </w:tcMar>
+          </w:tcPr>
+          <w:p>
+            <w:pPr>
+              <w:keepNext/>
+              <w:spacing w:after="0" w:line="276" w:lineRule="auto"/>
+            </w:pPr>
+            <w:r>
+              <w:rPr>
+                <w:rFonts w:ascii="맑은 고딕" w:hAnsi="맑은 고딕" w:eastAsia="맑은 고딕" w:cs="맑은 고딕"/>
+                <w:b w:val="0"/>
+                <w:sz w:val="17"/>
+              </w:rPr>
+              <w:t>긍정·부정이 비슷하거나, 근거가 평가 없이 사실만 서술한다</w:t>
+            </w:r>
+          </w:p>
+        </w:tc>
+        <w:tc>
+          <w:tcPr>
+            <w:tcW w:type="dxa" w:w="2721"/>
+            <w:tcMar>
+              <w:top w:w="70" w:type="dxa"/>
+              <w:left w:w="90" w:type="dxa"/>
+              <w:bottom w:w="70" w:type="dxa"/>
+              <w:right w:w="90" w:type="dxa"/>
+            </w:tcMar>
+          </w:tcPr>
+          <w:p>
+            <w:pPr>
+              <w:keepNext/>
+              <w:spacing w:after="0" w:line="276" w:lineRule="auto"/>
+            </w:pPr>
+            <w:r>
+              <w:rPr>
+                <w:rFonts w:ascii="맑은 고딕" w:hAnsi="맑은 고딕" w:eastAsia="맑은 고딕" w:cs="맑은 고딕"/>
+                <w:b w:val="0"/>
+                <w:sz w:val="17"/>
+              </w:rPr>
+              <w:t>긍정 = 부정, 또는 중립 서술 위주</w:t>
+            </w:r>
+          </w:p>
+        </w:tc>
+      </w:tr>
+      <w:tr>
+        <w:trPr>
+          <w:cantSplit/>
+        </w:trPr>
+        <w:tc>
+          <w:tcPr>
+            <w:tcW w:type="dxa" w:w="1020"/>
+            <w:tcMar>
+              <w:top w:w="70" w:type="dxa"/>
+              <w:left w:w="90" w:type="dxa"/>
+              <w:bottom w:w="70" w:type="dxa"/>
+              <w:right w:w="90" w:type="dxa"/>
+            </w:tcMar>
+          </w:tcPr>
+          <w:p>
+            <w:pPr>
+              <w:keepNext/>
+              <w:spacing w:after="0" w:line="276" w:lineRule="auto"/>
+            </w:pPr>
+            <w:r>
+              <w:rPr>
+                <w:rFonts w:ascii="맑은 고딕" w:hAnsi="맑은 고딕" w:eastAsia="맑은 고딕" w:cs="맑은 고딕"/>
+                <w:b w:val="0"/>
+                <w:sz w:val="17"/>
+              </w:rPr>
+              <w:t>2</w:t>
+            </w:r>
+          </w:p>
+        </w:tc>
+        <w:tc>
+          <w:tcPr>
+            <w:tcW w:type="dxa" w:w="5329"/>
+            <w:tcMar>
+              <w:top w:w="70" w:type="dxa"/>
+              <w:left w:w="90" w:type="dxa"/>
+              <w:bottom w:w="70" w:type="dxa"/>
+              <w:right w:w="90" w:type="dxa"/>
+            </w:tcMar>
+          </w:tcPr>
+          <w:p>
+            <w:pPr>
+              <w:keepNext/>
+              <w:spacing w:after="0" w:line="276" w:lineRule="auto"/>
+            </w:pPr>
+            <w:r>
+              <w:rPr>
+                <w:rFonts w:ascii="맑은 고딕" w:hAnsi="맑은 고딕" w:eastAsia="맑은 고딕" w:cs="맑은 고딕"/>
+                <w:b w:val="0"/>
+                <w:sz w:val="17"/>
+              </w:rPr>
+              <w:t>부정 인식이 우세하지만 긍정 근거가 있다</w:t>
+            </w:r>
+          </w:p>
+        </w:tc>
+        <w:tc>
+          <w:tcPr>
+            <w:tcW w:type="dxa" w:w="2721"/>
+            <w:tcMar>
+              <w:top w:w="70" w:type="dxa"/>
+              <w:left w:w="90" w:type="dxa"/>
+              <w:bottom w:w="70" w:type="dxa"/>
+              <w:right w:w="90" w:type="dxa"/>
+            </w:tcMar>
+          </w:tcPr>
+          <w:p>
+            <w:pPr>
+              <w:keepNext/>
+              <w:spacing w:after="0" w:line="276" w:lineRule="auto"/>
+            </w:pPr>
+            <w:r>
+              <w:rPr>
+                <w:rFonts w:ascii="맑은 고딕" w:hAnsi="맑은 고딕" w:eastAsia="맑은 고딕" w:cs="맑은 고딕"/>
+                <w:b w:val="0"/>
+                <w:sz w:val="17"/>
+              </w:rPr>
+              <w:t>부정 계열 수 &gt; 긍정 계열 수, 긍정 ≥ 1</w:t>
+            </w:r>
+          </w:p>
+        </w:tc>
+      </w:tr>
+      <w:tr>
+        <w:trPr>
+          <w:cantSplit/>
+        </w:trPr>
+        <w:tc>
+          <w:tcPr>
+            <w:tcW w:type="dxa" w:w="1020"/>
+            <w:tcMar>
+              <w:top w:w="70" w:type="dxa"/>
+              <w:left w:w="90" w:type="dxa"/>
+              <w:bottom w:w="70" w:type="dxa"/>
+              <w:right w:w="90" w:type="dxa"/>
+            </w:tcMar>
+          </w:tcPr>
+          <w:p>
+            <w:pPr>
+              <w:keepNext/>
+              <w:spacing w:after="0" w:line="276" w:lineRule="auto"/>
+            </w:pPr>
+            <w:r>
+              <w:rPr>
+                <w:rFonts w:ascii="맑은 고딕" w:hAnsi="맑은 고딕" w:eastAsia="맑은 고딕" w:cs="맑은 고딕"/>
+                <w:b w:val="0"/>
+                <w:sz w:val="17"/>
+              </w:rPr>
+              <w:t>1</w:t>
+            </w:r>
+          </w:p>
+        </w:tc>
+        <w:tc>
+          <w:tcPr>
+            <w:tcW w:type="dxa" w:w="5329"/>
+            <w:tcMar>
+              <w:top w:w="70" w:type="dxa"/>
+              <w:left w:w="90" w:type="dxa"/>
+              <w:bottom w:w="70" w:type="dxa"/>
+              <w:right w:w="90" w:type="dxa"/>
+            </w:tcMar>
+          </w:tcPr>
+          <w:p>
+            <w:pPr>
+              <w:keepNext/>
+              <w:spacing w:after="0" w:line="276" w:lineRule="auto"/>
+            </w:pPr>
+            <w:r>
+              <w:rPr>
+                <w:rFonts w:ascii="맑은 고딕" w:hAnsi="맑은 고딕" w:eastAsia="맑은 고딕" w:cs="맑은 고딕"/>
+                <w:b w:val="0"/>
+                <w:sz w:val="17"/>
+              </w:rPr>
+              <w:t>부정 인식이 우세하고, 긍정 근거가 없다</w:t>
+            </w:r>
+          </w:p>
+        </w:tc>
+        <w:tc>
+          <w:tcPr>
+            <w:tcW w:type="dxa" w:w="2721"/>
+            <w:tcMar>
+              <w:top w:w="70" w:type="dxa"/>
+              <w:left w:w="90" w:type="dxa"/>
+              <w:bottom w:w="70" w:type="dxa"/>
+              <w:right w:w="90" w:type="dxa"/>
+            </w:tcMar>
+          </w:tcPr>
+          <w:p>
+            <w:pPr>
+              <w:keepNext/>
+              <w:spacing w:after="0" w:line="276" w:lineRule="auto"/>
+            </w:pPr>
+            <w:r>
+              <w:rPr>
+                <w:rFonts w:ascii="맑은 고딕" w:hAnsi="맑은 고딕" w:eastAsia="맑은 고딕" w:cs="맑은 고딕"/>
+                <w:b w:val="0"/>
+                <w:sz w:val="17"/>
+              </w:rPr>
+              <w:t>부정 독립 계열 ≥ 2, 긍정 0</w:t>
+            </w:r>
+          </w:p>
+        </w:tc>
+      </w:tr>
+      <w:tr>
+        <w:trPr>
+          <w:cantSplit/>
+        </w:trPr>
+        <w:tc>
+          <w:tcPr>
+            <w:tcW w:type="dxa" w:w="1020"/>
+            <w:tcMar>
+              <w:top w:w="70" w:type="dxa"/>
+              <w:left w:w="90" w:type="dxa"/>
+              <w:bottom w:w="70" w:type="dxa"/>
+              <w:right w:w="90" w:type="dxa"/>
+            </w:tcMar>
+          </w:tcPr>
+          <w:p>
+            <w:pPr>
+              <w:spacing w:after="0" w:line="276" w:lineRule="auto"/>
+            </w:pPr>
+            <w:r>
+              <w:rPr>
+                <w:rFonts w:ascii="맑은 고딕" w:hAnsi="맑은 고딕" w:eastAsia="맑은 고딕" w:cs="맑은 고딕"/>
+                <w:b w:val="0"/>
+                <w:sz w:val="17"/>
+              </w:rPr>
+              <w:t>판단 보류</w:t>
+            </w:r>
+          </w:p>
+        </w:tc>
+        <w:tc>
+          <w:tcPr>
+            <w:tcW w:type="dxa" w:w="5329"/>
+            <w:tcMar>
+              <w:top w:w="70" w:type="dxa"/>
+              <w:left w:w="90" w:type="dxa"/>
+              <w:bottom w:w="70" w:type="dxa"/>
+              <w:right w:w="90" w:type="dxa"/>
+            </w:tcMar>
+          </w:tcPr>
+          <w:p>
+            <w:pPr>
+              <w:spacing w:after="0" w:line="276" w:lineRule="auto"/>
+            </w:pPr>
+            <w:r>
+              <w:rPr>
+                <w:rFonts w:ascii="맑은 고딕" w:hAnsi="맑은 고딕" w:eastAsia="맑은 고딕" w:cs="맑은 고딕"/>
+                <w:b w:val="0"/>
+                <w:sz w:val="17"/>
+              </w:rPr>
+              <w:t>기준을 판단할 근거가 부족하다</w:t>
+            </w:r>
+          </w:p>
+        </w:tc>
+        <w:tc>
+          <w:tcPr>
+            <w:tcW w:type="dxa" w:w="2721"/>
+            <w:tcMar>
+              <w:top w:w="70" w:type="dxa"/>
+              <w:left w:w="90" w:type="dxa"/>
+              <w:bottom w:w="70" w:type="dxa"/>
+              <w:right w:w="90" w:type="dxa"/>
+            </w:tcMar>
+          </w:tcPr>
+          <w:p>
+            <w:pPr>
+              <w:spacing w:after="0" w:line="276" w:lineRule="auto"/>
+            </w:pPr>
+            <w:r>
+              <w:rPr>
+                <w:rFonts w:ascii="맑은 고딕" w:hAnsi="맑은 고딕" w:eastAsia="맑은 고딕" w:cs="맑은 고딕"/>
+                <w:b w:val="0"/>
+                <w:sz w:val="17"/>
+              </w:rPr>
+              <w:t>해당 기준의 독립 계열 근거 ≤ 1</w:t>
+            </w:r>
+          </w:p>
+        </w:tc>
+      </w:tr>
+    </w:tbl>
+    <w:p>
+      <w:pPr>
+        <w:spacing w:after="80" w:line="324" w:lineRule="auto"/>
+      </w:pPr>
+    </w:p>
+    <w:p>
+      <w:pPr>
+        <w:keepNext/>
+        <w:spacing w:after="80" w:line="324" w:lineRule="auto"/>
+      </w:pPr>
+      <w:r>
+        <w:rPr>
+          <w:rFonts w:ascii="맑은 고딕" w:hAnsi="맑은 고딕" w:eastAsia="맑은 고딕" w:cs="맑은 고딕"/>
+          <w:b/>
+          <w:color w:val="161A58"/>
+          <w:sz w:val="20"/>
+        </w:rPr>
+        <w:t>관점별 기준 Rubric.</w:t>
+      </w:r>
+      <w:r>
+        <w:rPr>
+          <w:rFonts w:ascii="맑은 고딕" w:hAnsi="맑은 고딕" w:eastAsia="맑은 고딕" w:cs="맑은 고딕"/>
+          <w:b w:val="0"/>
+          <w:sz w:val="20"/>
+        </w:rPr>
+        <w:t xml:space="preserve"> 긍정·부정 신호는 입장 태그(</w:t>
+      </w:r>
+      <w:r>
+        <w:rPr>
+          <w:rFonts w:ascii="D2Coding" w:hAnsi="D2Coding" w:eastAsia="맑은 고딕" w:cs="D2Coding"/>
+          <w:b w:val="0"/>
+          <w:color w:val="5B3FA0"/>
+          <w:sz w:val="19"/>
+        </w:rPr>
+        <w:t>stances</w:t>
+      </w:r>
+      <w:r>
+        <w:rPr>
+          <w:rFonts w:ascii="맑은 고딕" w:hAnsi="맑은 고딕" w:eastAsia="맑은 고딕" w:cs="맑은 고딕"/>
+          <w:b w:val="0"/>
+          <w:sz w:val="20"/>
+        </w:rPr>
+        <w:t>)를 붙이는 기준이다.</w:t>
+      </w:r>
+    </w:p>
+    <w:tbl>
+      <w:tblPr>
+        <w:jc w:val="center"/>
+        <w:tblLook w:firstColumn="1" w:firstRow="1" w:lastColumn="0" w:lastRow="0" w:noHBand="0" w:noVBand="1" w:val="04A0"/>
+        <w:tblBorders>
+          <w:top w:val="single" w:color="161A58" w:sz="8"/>
+          <w:left w:val="none" w:color="FFFFFF" w:sz="0"/>
+          <w:bottom w:val="single" w:color="161A58" w:sz="8"/>
+          <w:right w:val="none" w:color="FFFFFF" w:sz="0"/>
+          <w:insideH w:val="single" w:color="D8DAE5" w:sz="2"/>
+          <w:insideV w:val="single" w:color="D8DAE5" w:sz="2"/>
+        </w:tblBorders>
+        <w:tblW w:w="9072" w:type="dxa"/>
+        <w:tblLayout w:type="fixed"/>
+      </w:tblPr>
+      <w:tblGrid>
+        <w:gridCol w:w="1304"/>
+        <w:gridCol w:w="1360"/>
+        <w:gridCol w:w="3175"/>
+        <w:gridCol w:w="3231"/>
+      </w:tblGrid>
+      <w:tr>
+        <w:trPr>
+          <w:cantSplit/>
+          <w:tblHeader w:val="true"/>
+        </w:trPr>
+        <w:tc>
+          <w:tcPr>
+            <w:tcW w:type="dxa" w:w="1304"/>
+            <w:tcMar>
+              <w:top w:w="70" w:type="dxa"/>
+              <w:left w:w="90" w:type="dxa"/>
+              <w:bottom w:w="70" w:type="dxa"/>
+              <w:right w:w="90" w:type="dxa"/>
+            </w:tcMar>
+            <w:shd w:val="clear" w:color="auto" w:fill="F2F3F8"/>
+          </w:tcPr>
+          <w:p>
+            <w:pPr>
+              <w:keepNext/>
+              <w:spacing w:after="0" w:line="276" w:lineRule="auto"/>
+              <w:jc w:val="center"/>
+            </w:pPr>
+            <w:r>
+              <w:rPr>
+                <w:rFonts w:ascii="맑은 고딕" w:hAnsi="맑은 고딕" w:eastAsia="맑은 고딕" w:cs="맑은 고딕"/>
+                <w:b/>
+                <w:color w:val="161A58"/>
+                <w:sz w:val="17"/>
+              </w:rPr>
+              <w:t>관점</w:t>
+            </w:r>
+          </w:p>
+        </w:tc>
+        <w:tc>
+          <w:tcPr>
+            <w:tcW w:type="dxa" w:w="1361"/>
+            <w:tcMar>
+              <w:top w:w="70" w:type="dxa"/>
+              <w:left w:w="90" w:type="dxa"/>
+              <w:bottom w:w="70" w:type="dxa"/>
+              <w:right w:w="90" w:type="dxa"/>
+            </w:tcMar>
+            <w:shd w:val="clear" w:color="auto" w:fill="F2F3F8"/>
+          </w:tcPr>
+          <w:p>
+            <w:pPr>
+              <w:keepNext/>
+              <w:spacing w:after="0" w:line="276" w:lineRule="auto"/>
+              <w:jc w:val="center"/>
+            </w:pPr>
+            <w:r>
+              <w:rPr>
+                <w:rFonts w:ascii="맑은 고딕" w:hAnsi="맑은 고딕" w:eastAsia="맑은 고딕" w:cs="맑은 고딕"/>
+                <w:b/>
+                <w:color w:val="161A58"/>
+                <w:sz w:val="17"/>
+              </w:rPr>
+              <w:t>기준 (가중치)</w:t>
+            </w:r>
+          </w:p>
+        </w:tc>
+        <w:tc>
+          <w:tcPr>
+            <w:tcW w:type="dxa" w:w="3175"/>
+            <w:tcMar>
+              <w:top w:w="70" w:type="dxa"/>
+              <w:left w:w="90" w:type="dxa"/>
+              <w:bottom w:w="70" w:type="dxa"/>
+              <w:right w:w="90" w:type="dxa"/>
+            </w:tcMar>
+            <w:shd w:val="clear" w:color="auto" w:fill="F2F3F8"/>
+          </w:tcPr>
+          <w:p>
+            <w:pPr>
+              <w:keepNext/>
+              <w:spacing w:after="0" w:line="276" w:lineRule="auto"/>
+              <w:jc w:val="center"/>
+            </w:pPr>
+            <w:r>
+              <w:rPr>
+                <w:rFonts w:ascii="맑은 고딕" w:hAnsi="맑은 고딕" w:eastAsia="맑은 고딕" w:cs="맑은 고딕"/>
+                <w:b/>
+                <w:color w:val="161A58"/>
+                <w:sz w:val="17"/>
+              </w:rPr>
+              <w:t>긍정 신호 (pro)</w:t>
+            </w:r>
+          </w:p>
+        </w:tc>
+        <w:tc>
+          <w:tcPr>
+            <w:tcW w:type="dxa" w:w="3231"/>
+            <w:tcMar>
+              <w:top w:w="70" w:type="dxa"/>
+              <w:left w:w="90" w:type="dxa"/>
+              <w:bottom w:w="70" w:type="dxa"/>
+              <w:right w:w="90" w:type="dxa"/>
+            </w:tcMar>
+            <w:shd w:val="clear" w:color="auto" w:fill="F2F3F8"/>
+          </w:tcPr>
+          <w:p>
+            <w:pPr>
+              <w:keepNext/>
+              <w:spacing w:after="0" w:line="276" w:lineRule="auto"/>
+              <w:jc w:val="center"/>
+            </w:pPr>
+            <w:r>
+              <w:rPr>
+                <w:rFonts w:ascii="맑은 고딕" w:hAnsi="맑은 고딕" w:eastAsia="맑은 고딕" w:cs="맑은 고딕"/>
+                <w:b/>
+                <w:color w:val="161A58"/>
+                <w:sz w:val="17"/>
+              </w:rPr>
+              <w:t>부정 신호 (con)</w:t>
+            </w:r>
+          </w:p>
+        </w:tc>
+      </w:tr>
+      <w:tr>
+        <w:trPr>
+          <w:cantSplit/>
+        </w:trPr>
+        <w:tc>
+          <w:tcPr>
+            <w:tcW w:type="dxa" w:w="1304"/>
+            <w:tcMar>
+              <w:top w:w="70" w:type="dxa"/>
+              <w:left w:w="90" w:type="dxa"/>
+              <w:bottom w:w="70" w:type="dxa"/>
+              <w:right w:w="90" w:type="dxa"/>
+            </w:tcMar>
+          </w:tcPr>
+          <w:p>
+            <w:pPr>
+              <w:keepNext/>
+              <w:spacing w:after="0" w:line="276" w:lineRule="auto"/>
+            </w:pPr>
+            <w:r>
+              <w:rPr>
+                <w:rFonts w:ascii="맑은 고딕" w:hAnsi="맑은 고딕" w:eastAsia="맑은 고딕" w:cs="맑은 고딕"/>
+                <w:b w:val="0"/>
+                <w:sz w:val="17"/>
+              </w:rPr>
+              <w:t>시장성</w:t>
+            </w:r>
+          </w:p>
+        </w:tc>
+        <w:tc>
+          <w:tcPr>
+            <w:tcW w:type="dxa" w:w="1361"/>
+            <w:tcMar>
+              <w:top w:w="70" w:type="dxa"/>
+              <w:left w:w="90" w:type="dxa"/>
+              <w:bottom w:w="70" w:type="dxa"/>
+              <w:right w:w="90" w:type="dxa"/>
+            </w:tcMar>
+          </w:tcPr>
+          <w:p>
+            <w:pPr>
+              <w:keepNext/>
+              <w:spacing w:after="0" w:line="276" w:lineRule="auto"/>
+            </w:pPr>
+            <w:r>
+              <w:rPr>
+                <w:rFonts w:ascii="맑은 고딕" w:hAnsi="맑은 고딕" w:eastAsia="맑은 고딕" w:cs="맑은 고딕"/>
+                <w:b w:val="0"/>
+                <w:sz w:val="17"/>
+              </w:rPr>
+              <w:t>시장 규모·성장 (25)</w:t>
+            </w:r>
+          </w:p>
+        </w:tc>
+        <w:tc>
+          <w:tcPr>
+            <w:tcW w:type="dxa" w:w="3175"/>
+            <w:tcMar>
+              <w:top w:w="70" w:type="dxa"/>
+              <w:left w:w="90" w:type="dxa"/>
+              <w:bottom w:w="70" w:type="dxa"/>
+              <w:right w:w="90" w:type="dxa"/>
+            </w:tcMar>
+          </w:tcPr>
+          <w:p>
+            <w:pPr>
+              <w:keepNext/>
+              <w:spacing w:after="0" w:line="276" w:lineRule="auto"/>
+            </w:pPr>
+            <w:r>
+              <w:rPr>
+                <w:rFonts w:ascii="맑은 고딕" w:hAnsi="맑은 고딕" w:eastAsia="맑은 고딕" w:cs="맑은 고딕"/>
+                <w:b w:val="0"/>
+                <w:sz w:val="17"/>
+              </w:rPr>
+              <w:t>해당 세그먼트(추론 서빙 최적화 SW / CXL 메모리 확장)의 수요·성장을 제3자가 언급</w:t>
+            </w:r>
+          </w:p>
+        </w:tc>
+        <w:tc>
+          <w:tcPr>
+            <w:tcW w:type="dxa" w:w="3231"/>
+            <w:tcMar>
+              <w:top w:w="70" w:type="dxa"/>
+              <w:left w:w="90" w:type="dxa"/>
+              <w:bottom w:w="70" w:type="dxa"/>
+              <w:right w:w="90" w:type="dxa"/>
+            </w:tcMar>
+          </w:tcPr>
+          <w:p>
+            <w:pPr>
+              <w:keepNext/>
+              <w:spacing w:after="0" w:line="276" w:lineRule="auto"/>
+            </w:pPr>
+            <w:r>
+              <w:rPr>
+                <w:rFonts w:ascii="맑은 고딕" w:hAnsi="맑은 고딕" w:eastAsia="맑은 고딕" w:cs="맑은 고딕"/>
+                <w:b w:val="0"/>
+                <w:sz w:val="17"/>
+              </w:rPr>
+              <w:t>수요가 불확실하거나 틈새라는 평가</w:t>
+            </w:r>
+          </w:p>
+        </w:tc>
+      </w:tr>
+      <w:tr>
+        <w:trPr>
+          <w:cantSplit/>
+        </w:trPr>
+        <w:tc>
+          <w:tcPr>
+            <w:tcW w:type="dxa" w:w="1304"/>
+            <w:tcMar>
+              <w:top w:w="70" w:type="dxa"/>
+              <w:left w:w="90" w:type="dxa"/>
+              <w:bottom w:w="70" w:type="dxa"/>
+              <w:right w:w="90" w:type="dxa"/>
+            </w:tcMar>
+          </w:tcPr>
+          <w:p>
+            <w:pPr>
+              <w:keepNext/>
+              <w:spacing w:after="0" w:line="276" w:lineRule="auto"/>
+            </w:pPr>
+            <w:r>
+              <w:rPr>
+                <w:rFonts w:ascii="맑은 고딕" w:hAnsi="맑은 고딕" w:eastAsia="맑은 고딕" w:cs="맑은 고딕"/>
+                <w:b w:val="0"/>
+                <w:sz w:val="17"/>
+              </w:rPr>
+              <w:t>시장성</w:t>
+            </w:r>
+          </w:p>
+        </w:tc>
+        <w:tc>
+          <w:tcPr>
+            <w:tcW w:type="dxa" w:w="1361"/>
+            <w:tcMar>
+              <w:top w:w="70" w:type="dxa"/>
+              <w:left w:w="90" w:type="dxa"/>
+              <w:bottom w:w="70" w:type="dxa"/>
+              <w:right w:w="90" w:type="dxa"/>
+            </w:tcMar>
+          </w:tcPr>
+          <w:p>
+            <w:pPr>
+              <w:keepNext/>
+              <w:spacing w:after="0" w:line="276" w:lineRule="auto"/>
+            </w:pPr>
+            <w:r>
+              <w:rPr>
+                <w:rFonts w:ascii="맑은 고딕" w:hAnsi="맑은 고딕" w:eastAsia="맑은 고딕" w:cs="맑은 고딕"/>
+                <w:b w:val="0"/>
+                <w:sz w:val="17"/>
+              </w:rPr>
+              <w:t>상용화·채택 사례 (30)</w:t>
+            </w:r>
+          </w:p>
+        </w:tc>
+        <w:tc>
+          <w:tcPr>
+            <w:tcW w:type="dxa" w:w="3175"/>
+            <w:tcMar>
+              <w:top w:w="70" w:type="dxa"/>
+              <w:left w:w="90" w:type="dxa"/>
+              <w:bottom w:w="70" w:type="dxa"/>
+              <w:right w:w="90" w:type="dxa"/>
+            </w:tcMar>
+          </w:tcPr>
+          <w:p>
+            <w:pPr>
+              <w:keepNext/>
+              <w:spacing w:after="0" w:line="276" w:lineRule="auto"/>
+            </w:pPr>
+            <w:r>
+              <w:rPr>
+                <w:rFonts w:ascii="맑은 고딕" w:hAnsi="맑은 고딕" w:eastAsia="맑은 고딕" w:cs="맑은 고딕"/>
+                <w:b w:val="0"/>
+                <w:sz w:val="17"/>
+              </w:rPr>
+              <w:t>제품 출시, 고객·파트너 도입 발표, 실서비스 적용</w:t>
+            </w:r>
+          </w:p>
+        </w:tc>
+        <w:tc>
+          <w:tcPr>
+            <w:tcW w:type="dxa" w:w="3231"/>
+            <w:tcMar>
+              <w:top w:w="70" w:type="dxa"/>
+              <w:left w:w="90" w:type="dxa"/>
+              <w:bottom w:w="70" w:type="dxa"/>
+              <w:right w:w="90" w:type="dxa"/>
+            </w:tcMar>
+          </w:tcPr>
+          <w:p>
+            <w:pPr>
+              <w:keepNext/>
+              <w:spacing w:after="0" w:line="276" w:lineRule="auto"/>
+            </w:pPr>
+            <w:r>
+              <w:rPr>
+                <w:rFonts w:ascii="맑은 고딕" w:hAnsi="맑은 고딕" w:eastAsia="맑은 고딕" w:cs="맑은 고딕"/>
+                <w:b w:val="0"/>
+                <w:sz w:val="17"/>
+              </w:rPr>
+              <w:t>연구 단계에 머묾, 채택 사례가 없다는 지적</w:t>
+            </w:r>
+          </w:p>
+        </w:tc>
+      </w:tr>
+      <w:tr>
+        <w:trPr>
+          <w:cantSplit/>
+        </w:trPr>
+        <w:tc>
+          <w:tcPr>
+            <w:tcW w:type="dxa" w:w="1304"/>
+            <w:tcMar>
+              <w:top w:w="70" w:type="dxa"/>
+              <w:left w:w="90" w:type="dxa"/>
+              <w:bottom w:w="70" w:type="dxa"/>
+              <w:right w:w="90" w:type="dxa"/>
+            </w:tcMar>
+          </w:tcPr>
+          <w:p>
+            <w:pPr>
+              <w:keepNext/>
+              <w:spacing w:after="0" w:line="276" w:lineRule="auto"/>
+            </w:pPr>
+            <w:r>
+              <w:rPr>
+                <w:rFonts w:ascii="맑은 고딕" w:hAnsi="맑은 고딕" w:eastAsia="맑은 고딕" w:cs="맑은 고딕"/>
+                <w:b w:val="0"/>
+                <w:sz w:val="17"/>
+              </w:rPr>
+              <w:t>시장성</w:t>
+            </w:r>
+          </w:p>
+        </w:tc>
+        <w:tc>
+          <w:tcPr>
+            <w:tcW w:type="dxa" w:w="1361"/>
+            <w:tcMar>
+              <w:top w:w="70" w:type="dxa"/>
+              <w:left w:w="90" w:type="dxa"/>
+              <w:bottom w:w="70" w:type="dxa"/>
+              <w:right w:w="90" w:type="dxa"/>
+            </w:tcMar>
+          </w:tcPr>
+          <w:p>
+            <w:pPr>
+              <w:keepNext/>
+              <w:spacing w:after="0" w:line="276" w:lineRule="auto"/>
+            </w:pPr>
+            <w:r>
+              <w:rPr>
+                <w:rFonts w:ascii="맑은 고딕" w:hAnsi="맑은 고딕" w:eastAsia="맑은 고딕" w:cs="맑은 고딕"/>
+                <w:b w:val="0"/>
+                <w:sz w:val="17"/>
+              </w:rPr>
+              <w:t>생태계 지원 (30)</w:t>
+            </w:r>
+          </w:p>
+        </w:tc>
+        <w:tc>
+          <w:tcPr>
+            <w:tcW w:type="dxa" w:w="3175"/>
+            <w:tcMar>
+              <w:top w:w="70" w:type="dxa"/>
+              <w:left w:w="90" w:type="dxa"/>
+              <w:bottom w:w="70" w:type="dxa"/>
+              <w:right w:w="90" w:type="dxa"/>
+            </w:tcMar>
+          </w:tcPr>
+          <w:p>
+            <w:pPr>
+              <w:keepNext/>
+              <w:spacing w:after="0" w:line="276" w:lineRule="auto"/>
+            </w:pPr>
+            <w:r>
+              <w:rPr>
+                <w:rFonts w:ascii="맑은 고딕" w:hAnsi="맑은 고딕" w:eastAsia="맑은 고딕" w:cs="맑은 고딕"/>
+                <w:b w:val="0"/>
+                <w:sz w:val="17"/>
+              </w:rPr>
+              <w:t>vLLM·SGLang·TensorRT-LLM 통합, CXL Consortium·OCP 연계</w:t>
+            </w:r>
+          </w:p>
+        </w:tc>
+        <w:tc>
+          <w:tcPr>
+            <w:tcW w:type="dxa" w:w="3231"/>
+            <w:tcMar>
+              <w:top w:w="70" w:type="dxa"/>
+              <w:left w:w="90" w:type="dxa"/>
+              <w:bottom w:w="70" w:type="dxa"/>
+              <w:right w:w="90" w:type="dxa"/>
+            </w:tcMar>
+          </w:tcPr>
+          <w:p>
+            <w:pPr>
+              <w:keepNext/>
+              <w:spacing w:after="0" w:line="276" w:lineRule="auto"/>
+            </w:pPr>
+            <w:r>
+              <w:rPr>
+                <w:rFonts w:ascii="맑은 고딕" w:hAnsi="맑은 고딕" w:eastAsia="맑은 고딕" w:cs="맑은 고딕"/>
+                <w:b w:val="0"/>
+                <w:sz w:val="17"/>
+              </w:rPr>
+              <w:t>비공식 구현뿐, 표준·호환성 미정</w:t>
+            </w:r>
+          </w:p>
+        </w:tc>
+      </w:tr>
+      <w:tr>
+        <w:trPr>
+          <w:cantSplit/>
+        </w:trPr>
+        <w:tc>
+          <w:tcPr>
+            <w:tcW w:type="dxa" w:w="1304"/>
+            <w:tcMar>
+              <w:top w:w="70" w:type="dxa"/>
+              <w:left w:w="90" w:type="dxa"/>
+              <w:bottom w:w="70" w:type="dxa"/>
+              <w:right w:w="90" w:type="dxa"/>
+            </w:tcMar>
+          </w:tcPr>
+          <w:p>
+            <w:pPr>
+              <w:keepNext/>
+              <w:spacing w:after="0" w:line="276" w:lineRule="auto"/>
+            </w:pPr>
+            <w:r>
+              <w:rPr>
+                <w:rFonts w:ascii="맑은 고딕" w:hAnsi="맑은 고딕" w:eastAsia="맑은 고딕" w:cs="맑은 고딕"/>
+                <w:b w:val="0"/>
+                <w:sz w:val="17"/>
+              </w:rPr>
+              <w:t>시장성</w:t>
+            </w:r>
+          </w:p>
+        </w:tc>
+        <w:tc>
+          <w:tcPr>
+            <w:tcW w:type="dxa" w:w="1361"/>
+            <w:tcMar>
+              <w:top w:w="70" w:type="dxa"/>
+              <w:left w:w="90" w:type="dxa"/>
+              <w:bottom w:w="70" w:type="dxa"/>
+              <w:right w:w="90" w:type="dxa"/>
+            </w:tcMar>
+          </w:tcPr>
+          <w:p>
+            <w:pPr>
+              <w:keepNext/>
+              <w:spacing w:after="0" w:line="276" w:lineRule="auto"/>
+            </w:pPr>
+            <w:r>
+              <w:rPr>
+                <w:rFonts w:ascii="맑은 고딕" w:hAnsi="맑은 고딕" w:eastAsia="맑은 고딕" w:cs="맑은 고딕"/>
+                <w:b w:val="0"/>
+                <w:sz w:val="17"/>
+              </w:rPr>
+              <w:t>도입 비용 구조 (15)</w:t>
+            </w:r>
+          </w:p>
+        </w:tc>
+        <w:tc>
+          <w:tcPr>
+            <w:tcW w:type="dxa" w:w="3175"/>
+            <w:tcMar>
+              <w:top w:w="70" w:type="dxa"/>
+              <w:left w:w="90" w:type="dxa"/>
+              <w:bottom w:w="70" w:type="dxa"/>
+              <w:right w:w="90" w:type="dxa"/>
+            </w:tcMar>
+          </w:tcPr>
+          <w:p>
+            <w:pPr>
+              <w:keepNext/>
+              <w:spacing w:after="0" w:line="276" w:lineRule="auto"/>
+            </w:pPr>
+            <w:r>
+              <w:rPr>
+                <w:rFonts w:ascii="맑은 고딕" w:hAnsi="맑은 고딕" w:eastAsia="맑은 고딕" w:cs="맑은 고딕"/>
+                <w:b w:val="0"/>
+                <w:sz w:val="17"/>
+              </w:rPr>
+              <w:t>추가 HW 없이 적용, TCO 절감 근거</w:t>
+            </w:r>
+          </w:p>
+        </w:tc>
+        <w:tc>
+          <w:tcPr>
+            <w:tcW w:type="dxa" w:w="3231"/>
+            <w:tcMar>
+              <w:top w:w="70" w:type="dxa"/>
+              <w:left w:w="90" w:type="dxa"/>
+              <w:bottom w:w="70" w:type="dxa"/>
+              <w:right w:w="90" w:type="dxa"/>
+            </w:tcMar>
+          </w:tcPr>
+          <w:p>
+            <w:pPr>
+              <w:keepNext/>
+              <w:spacing w:after="0" w:line="276" w:lineRule="auto"/>
+            </w:pPr>
+            <w:r>
+              <w:rPr>
+                <w:rFonts w:ascii="맑은 고딕" w:hAnsi="맑은 고딕" w:eastAsia="맑은 고딕" w:cs="맑은 고딕"/>
+                <w:b w:val="0"/>
+                <w:sz w:val="17"/>
+              </w:rPr>
+              <w:t>전용 장치·인프라 투자, 운영 복잡도 부담</w:t>
+            </w:r>
+          </w:p>
+        </w:tc>
+      </w:tr>
+      <w:tr>
+        <w:trPr>
+          <w:cantSplit/>
+        </w:trPr>
+        <w:tc>
+          <w:tcPr>
+            <w:tcW w:type="dxa" w:w="1304"/>
+            <w:tcMar>
+              <w:top w:w="70" w:type="dxa"/>
+              <w:left w:w="90" w:type="dxa"/>
+              <w:bottom w:w="70" w:type="dxa"/>
+              <w:right w:w="90" w:type="dxa"/>
+            </w:tcMar>
+          </w:tcPr>
+          <w:p>
+            <w:pPr>
+              <w:keepNext/>
+              <w:spacing w:after="0" w:line="276" w:lineRule="auto"/>
+            </w:pPr>
+            <w:r>
+              <w:rPr>
+                <w:rFonts w:ascii="맑은 고딕" w:hAnsi="맑은 고딕" w:eastAsia="맑은 고딕" w:cs="맑은 고딕"/>
+                <w:b w:val="0"/>
+                <w:sz w:val="17"/>
+              </w:rPr>
+              <w:t>이해관계자</w:t>
+            </w:r>
+          </w:p>
+        </w:tc>
+        <w:tc>
+          <w:tcPr>
+            <w:tcW w:type="dxa" w:w="1361"/>
+            <w:tcMar>
+              <w:top w:w="70" w:type="dxa"/>
+              <w:left w:w="90" w:type="dxa"/>
+              <w:bottom w:w="70" w:type="dxa"/>
+              <w:right w:w="90" w:type="dxa"/>
+            </w:tcMar>
+          </w:tcPr>
+          <w:p>
+            <w:pPr>
+              <w:keepNext/>
+              <w:spacing w:after="0" w:line="276" w:lineRule="auto"/>
+            </w:pPr>
+            <w:r>
+              <w:rPr>
+                <w:rFonts w:ascii="맑은 고딕" w:hAnsi="맑은 고딕" w:eastAsia="맑은 고딕" w:cs="맑은 고딕"/>
+                <w:b w:val="0"/>
+                <w:sz w:val="17"/>
+              </w:rPr>
+              <w:t>집단 (a)~(d) 각 25</w:t>
+            </w:r>
+          </w:p>
+        </w:tc>
+        <w:tc>
+          <w:tcPr>
+            <w:tcW w:type="dxa" w:w="3175"/>
+            <w:tcMar>
+              <w:top w:w="70" w:type="dxa"/>
+              <w:left w:w="90" w:type="dxa"/>
+              <w:bottom w:w="70" w:type="dxa"/>
+              <w:right w:w="90" w:type="dxa"/>
+            </w:tcMar>
+          </w:tcPr>
+          <w:p>
+            <w:pPr>
+              <w:keepNext/>
+              <w:spacing w:after="0" w:line="276" w:lineRule="auto"/>
+            </w:pPr>
+            <w:r>
+              <w:rPr>
+                <w:rFonts w:ascii="맑은 고딕" w:hAnsi="맑은 고딕" w:eastAsia="맑은 고딕" w:cs="맑은 고딕"/>
+                <w:b w:val="0"/>
+                <w:sz w:val="17"/>
+              </w:rPr>
+              <w:t>집단 내 독립 계열 근거의 다수가 지지 → 5</w:t>
+            </w:r>
+          </w:p>
+        </w:tc>
+        <w:tc>
+          <w:tcPr>
+            <w:tcW w:type="dxa" w:w="3231"/>
+            <w:tcMar>
+              <w:top w:w="70" w:type="dxa"/>
+              <w:left w:w="90" w:type="dxa"/>
+              <w:bottom w:w="70" w:type="dxa"/>
+              <w:right w:w="90" w:type="dxa"/>
+            </w:tcMar>
+          </w:tcPr>
+          <w:p>
+            <w:pPr>
+              <w:keepNext/>
+              <w:spacing w:after="0" w:line="276" w:lineRule="auto"/>
+            </w:pPr>
+            <w:r>
+              <w:rPr>
+                <w:rFonts w:ascii="맑은 고딕" w:hAnsi="맑은 고딕" w:eastAsia="맑은 고딕" w:cs="맑은 고딕"/>
+                <w:b w:val="0"/>
+                <w:sz w:val="17"/>
+              </w:rPr>
+              <w:t>다수가 우려 → 1. 동수·중립 서술 → 3. 해당 집단 근거가 없으면 판단 보류. 개발사 발언 제외</w:t>
+            </w:r>
+          </w:p>
+        </w:tc>
+      </w:tr>
+      <w:tr>
+        <w:trPr>
+          <w:cantSplit/>
+        </w:trPr>
+        <w:tc>
+          <w:tcPr>
+            <w:tcW w:type="dxa" w:w="1304"/>
+            <w:tcMar>
+              <w:top w:w="70" w:type="dxa"/>
+              <w:left w:w="90" w:type="dxa"/>
+              <w:bottom w:w="70" w:type="dxa"/>
+              <w:right w:w="90" w:type="dxa"/>
+            </w:tcMar>
+          </w:tcPr>
+          <w:p>
+            <w:pPr>
+              <w:keepNext/>
+              <w:spacing w:after="0" w:line="276" w:lineRule="auto"/>
+            </w:pPr>
+            <w:r>
+              <w:rPr>
+                <w:rFonts w:ascii="맑은 고딕" w:hAnsi="맑은 고딕" w:eastAsia="맑은 고딕" w:cs="맑은 고딕"/>
+                <w:b w:val="0"/>
+                <w:sz w:val="17"/>
+              </w:rPr>
+              <w:t>도메인 적합성</w:t>
+            </w:r>
+          </w:p>
+        </w:tc>
+        <w:tc>
+          <w:tcPr>
+            <w:tcW w:type="dxa" w:w="1361"/>
+            <w:tcMar>
+              <w:top w:w="70" w:type="dxa"/>
+              <w:left w:w="90" w:type="dxa"/>
+              <w:bottom w:w="70" w:type="dxa"/>
+              <w:right w:w="90" w:type="dxa"/>
+            </w:tcMar>
+          </w:tcPr>
+          <w:p>
+            <w:pPr>
+              <w:keepNext/>
+              <w:spacing w:after="0" w:line="276" w:lineRule="auto"/>
+            </w:pPr>
+            <w:r>
+              <w:rPr>
+                <w:rFonts w:ascii="맑은 고딕" w:hAnsi="맑은 고딕" w:eastAsia="맑은 고딕" w:cs="맑은 고딕"/>
+                <w:b w:val="0"/>
+                <w:sz w:val="17"/>
+              </w:rPr>
+              <w:t>W1·W2 × 비용 (각 20)</w:t>
+            </w:r>
+          </w:p>
+        </w:tc>
+        <w:tc>
+          <w:tcPr>
+            <w:tcW w:type="dxa" w:w="3175"/>
+            <w:tcMar>
+              <w:top w:w="70" w:type="dxa"/>
+              <w:left w:w="90" w:type="dxa"/>
+              <w:bottom w:w="70" w:type="dxa"/>
+              <w:right w:w="90" w:type="dxa"/>
+            </w:tcMar>
+          </w:tcPr>
+          <w:p>
+            <w:pPr>
+              <w:keepNext/>
+              <w:spacing w:after="0" w:line="276" w:lineRule="auto"/>
+            </w:pPr>
+            <w:r>
+              <w:rPr>
+                <w:rFonts w:ascii="맑은 고딕" w:hAnsi="맑은 고딕" w:eastAsia="맑은 고딕" w:cs="맑은 고딕"/>
+                <w:b w:val="0"/>
+                <w:sz w:val="17"/>
+              </w:rPr>
+              <w:t>같은 서비스 수준에서 GPU·메모리 비용 절감 근거</w:t>
+            </w:r>
+          </w:p>
+        </w:tc>
+        <w:tc>
+          <w:tcPr>
+            <w:tcW w:type="dxa" w:w="3231"/>
+            <w:tcMar>
+              <w:top w:w="70" w:type="dxa"/>
+              <w:left w:w="90" w:type="dxa"/>
+              <w:bottom w:w="70" w:type="dxa"/>
+              <w:right w:w="90" w:type="dxa"/>
+            </w:tcMar>
+          </w:tcPr>
+          <w:p>
+            <w:pPr>
+              <w:keepNext/>
+              <w:spacing w:after="0" w:line="276" w:lineRule="auto"/>
+            </w:pPr>
+            <w:r>
+              <w:rPr>
+                <w:rFonts w:ascii="맑은 고딕" w:hAnsi="맑은 고딕" w:eastAsia="맑은 고딕" w:cs="맑은 고딕"/>
+                <w:b w:val="0"/>
+                <w:sz w:val="17"/>
+              </w:rPr>
+              <w:t>추가 장비·운영 비용이 절감을 상쇄한다는 근거</w:t>
+            </w:r>
+          </w:p>
+        </w:tc>
+      </w:tr>
+      <w:tr>
+        <w:trPr>
+          <w:cantSplit/>
+        </w:trPr>
+        <w:tc>
+          <w:tcPr>
+            <w:tcW w:type="dxa" w:w="1304"/>
+            <w:tcMar>
+              <w:top w:w="70" w:type="dxa"/>
+              <w:left w:w="90" w:type="dxa"/>
+              <w:bottom w:w="70" w:type="dxa"/>
+              <w:right w:w="90" w:type="dxa"/>
+            </w:tcMar>
+          </w:tcPr>
+          <w:p>
+            <w:pPr>
+              <w:keepNext/>
+              <w:spacing w:after="0" w:line="276" w:lineRule="auto"/>
+            </w:pPr>
+            <w:r>
+              <w:rPr>
+                <w:rFonts w:ascii="맑은 고딕" w:hAnsi="맑은 고딕" w:eastAsia="맑은 고딕" w:cs="맑은 고딕"/>
+                <w:b w:val="0"/>
+                <w:sz w:val="17"/>
+              </w:rPr>
+              <w:t>도메인 적합성</w:t>
+            </w:r>
+          </w:p>
+        </w:tc>
+        <w:tc>
+          <w:tcPr>
+            <w:tcW w:type="dxa" w:w="1361"/>
+            <w:tcMar>
+              <w:top w:w="70" w:type="dxa"/>
+              <w:left w:w="90" w:type="dxa"/>
+              <w:bottom w:w="70" w:type="dxa"/>
+              <w:right w:w="90" w:type="dxa"/>
+            </w:tcMar>
+          </w:tcPr>
+          <w:p>
+            <w:pPr>
+              <w:keepNext/>
+              <w:spacing w:after="0" w:line="276" w:lineRule="auto"/>
+            </w:pPr>
+            <w:r>
+              <w:rPr>
+                <w:rFonts w:ascii="맑은 고딕" w:hAnsi="맑은 고딕" w:eastAsia="맑은 고딕" w:cs="맑은 고딕"/>
+                <w:b w:val="0"/>
+                <w:sz w:val="17"/>
+              </w:rPr>
+              <w:t>W1·W2 × 지연 (각 20)</w:t>
+            </w:r>
+          </w:p>
+        </w:tc>
+        <w:tc>
+          <w:tcPr>
+            <w:tcW w:type="dxa" w:w="3175"/>
+            <w:tcMar>
+              <w:top w:w="70" w:type="dxa"/>
+              <w:left w:w="90" w:type="dxa"/>
+              <w:bottom w:w="70" w:type="dxa"/>
+              <w:right w:w="90" w:type="dxa"/>
+            </w:tcMar>
+          </w:tcPr>
+          <w:p>
+            <w:pPr>
+              <w:keepNext/>
+              <w:spacing w:after="0" w:line="276" w:lineRule="auto"/>
+            </w:pPr>
+            <w:r>
+              <w:rPr>
+                <w:rFonts w:ascii="맑은 고딕" w:hAnsi="맑은 고딕" w:eastAsia="맑은 고딕" w:cs="맑은 고딕"/>
+                <w:b w:val="0"/>
+                <w:sz w:val="17"/>
+              </w:rPr>
+              <w:t>TTFT·TPOT 유지 또는 개선 실측</w:t>
+            </w:r>
+          </w:p>
+        </w:tc>
+        <w:tc>
+          <w:tcPr>
+            <w:tcW w:type="dxa" w:w="3231"/>
+            <w:tcMar>
+              <w:top w:w="70" w:type="dxa"/>
+              <w:left w:w="90" w:type="dxa"/>
+              <w:bottom w:w="70" w:type="dxa"/>
+              <w:right w:w="90" w:type="dxa"/>
+            </w:tcMar>
+          </w:tcPr>
+          <w:p>
+            <w:pPr>
+              <w:keepNext/>
+              <w:spacing w:after="0" w:line="276" w:lineRule="auto"/>
+            </w:pPr>
+            <w:r>
+              <w:rPr>
+                <w:rFonts w:ascii="맑은 고딕" w:hAnsi="맑은 고딕" w:eastAsia="맑은 고딕" w:cs="맑은 고딕"/>
+                <w:b w:val="0"/>
+                <w:sz w:val="17"/>
+              </w:rPr>
+              <w:t>양자화 연산·원격 전송으로 지연 증가</w:t>
+            </w:r>
+          </w:p>
+        </w:tc>
+      </w:tr>
+      <w:tr>
+        <w:trPr>
+          <w:cantSplit/>
+        </w:trPr>
+        <w:tc>
+          <w:tcPr>
+            <w:tcW w:type="dxa" w:w="1304"/>
+            <w:tcMar>
+              <w:top w:w="70" w:type="dxa"/>
+              <w:left w:w="90" w:type="dxa"/>
+              <w:bottom w:w="70" w:type="dxa"/>
+              <w:right w:w="90" w:type="dxa"/>
+            </w:tcMar>
+          </w:tcPr>
+          <w:p>
+            <w:pPr>
+              <w:keepNext/>
+              <w:spacing w:after="0" w:line="276" w:lineRule="auto"/>
+            </w:pPr>
+            <w:r>
+              <w:rPr>
+                <w:rFonts w:ascii="맑은 고딕" w:hAnsi="맑은 고딕" w:eastAsia="맑은 고딕" w:cs="맑은 고딕"/>
+                <w:b w:val="0"/>
+                <w:sz w:val="17"/>
+              </w:rPr>
+              <w:t>도메인 적합성</w:t>
+            </w:r>
+          </w:p>
+        </w:tc>
+        <w:tc>
+          <w:tcPr>
+            <w:tcW w:type="dxa" w:w="1361"/>
+            <w:tcMar>
+              <w:top w:w="70" w:type="dxa"/>
+              <w:left w:w="90" w:type="dxa"/>
+              <w:bottom w:w="70" w:type="dxa"/>
+              <w:right w:w="90" w:type="dxa"/>
+            </w:tcMar>
+          </w:tcPr>
+          <w:p>
+            <w:pPr>
+              <w:keepNext/>
+              <w:spacing w:after="0" w:line="276" w:lineRule="auto"/>
+            </w:pPr>
+            <w:r>
+              <w:rPr>
+                <w:rFonts w:ascii="맑은 고딕" w:hAnsi="맑은 고딕" w:eastAsia="맑은 고딕" w:cs="맑은 고딕"/>
+                <w:b w:val="0"/>
+                <w:sz w:val="17"/>
+              </w:rPr>
+              <w:t>W1·W2 × 처리량·동시성 (각 20)</w:t>
+            </w:r>
+          </w:p>
+        </w:tc>
+        <w:tc>
+          <w:tcPr>
+            <w:tcW w:type="dxa" w:w="3175"/>
+            <w:tcMar>
+              <w:top w:w="70" w:type="dxa"/>
+              <w:left w:w="90" w:type="dxa"/>
+              <w:bottom w:w="70" w:type="dxa"/>
+              <w:right w:w="90" w:type="dxa"/>
+            </w:tcMar>
+          </w:tcPr>
+          <w:p>
+            <w:pPr>
+              <w:keepNext/>
+              <w:spacing w:after="0" w:line="276" w:lineRule="auto"/>
+            </w:pPr>
+            <w:r>
+              <w:rPr>
+                <w:rFonts w:ascii="맑은 고딕" w:hAnsi="맑은 고딕" w:eastAsia="맑은 고딕" w:cs="맑은 고딕"/>
+                <w:b w:val="0"/>
+                <w:sz w:val="17"/>
+              </w:rPr>
+              <w:t>동시 세션 수·처리량 증가 실측</w:t>
+            </w:r>
+          </w:p>
+        </w:tc>
+        <w:tc>
+          <w:tcPr>
+            <w:tcW w:type="dxa" w:w="3231"/>
+            <w:tcMar>
+              <w:top w:w="70" w:type="dxa"/>
+              <w:left w:w="90" w:type="dxa"/>
+              <w:bottom w:w="70" w:type="dxa"/>
+              <w:right w:w="90" w:type="dxa"/>
+            </w:tcMar>
+          </w:tcPr>
+          <w:p>
+            <w:pPr>
+              <w:keepNext/>
+              <w:spacing w:after="0" w:line="276" w:lineRule="auto"/>
+            </w:pPr>
+            <w:r>
+              <w:rPr>
+                <w:rFonts w:ascii="맑은 고딕" w:hAnsi="맑은 고딕" w:eastAsia="맑은 고딕" w:cs="맑은 고딕"/>
+                <w:b w:val="0"/>
+                <w:sz w:val="17"/>
+              </w:rPr>
+              <w:t>증가가 작거나 특정 조건에 한정</w:t>
+            </w:r>
+          </w:p>
+        </w:tc>
+      </w:tr>
+      <w:tr>
+        <w:trPr>
+          <w:cantSplit/>
+        </w:trPr>
+        <w:tc>
+          <w:tcPr>
+            <w:tcW w:type="dxa" w:w="1304"/>
+            <w:tcMar>
+              <w:top w:w="70" w:type="dxa"/>
+              <w:left w:w="90" w:type="dxa"/>
+              <w:bottom w:w="70" w:type="dxa"/>
+              <w:right w:w="90" w:type="dxa"/>
+            </w:tcMar>
+          </w:tcPr>
+          <w:p>
+            <w:pPr>
+              <w:keepNext/>
+              <w:spacing w:after="0" w:line="276" w:lineRule="auto"/>
+            </w:pPr>
+            <w:r>
+              <w:rPr>
+                <w:rFonts w:ascii="맑은 고딕" w:hAnsi="맑은 고딕" w:eastAsia="맑은 고딕" w:cs="맑은 고딕"/>
+                <w:b w:val="0"/>
+                <w:sz w:val="17"/>
+              </w:rPr>
+              <w:t>도메인 적합성</w:t>
+            </w:r>
+          </w:p>
+        </w:tc>
+        <w:tc>
+          <w:tcPr>
+            <w:tcW w:type="dxa" w:w="1361"/>
+            <w:tcMar>
+              <w:top w:w="70" w:type="dxa"/>
+              <w:left w:w="90" w:type="dxa"/>
+              <w:bottom w:w="70" w:type="dxa"/>
+              <w:right w:w="90" w:type="dxa"/>
+            </w:tcMar>
+          </w:tcPr>
+          <w:p>
+            <w:pPr>
+              <w:keepNext/>
+              <w:spacing w:after="0" w:line="276" w:lineRule="auto"/>
+            </w:pPr>
+            <w:r>
+              <w:rPr>
+                <w:rFonts w:ascii="맑은 고딕" w:hAnsi="맑은 고딕" w:eastAsia="맑은 고딕" w:cs="맑은 고딕"/>
+                <w:b w:val="0"/>
+                <w:sz w:val="17"/>
+              </w:rPr>
+              <w:t>W1·W2 × 정확도 영향 (각 20)</w:t>
+            </w:r>
+          </w:p>
+        </w:tc>
+        <w:tc>
+          <w:tcPr>
+            <w:tcW w:type="dxa" w:w="3175"/>
+            <w:tcMar>
+              <w:top w:w="70" w:type="dxa"/>
+              <w:left w:w="90" w:type="dxa"/>
+              <w:bottom w:w="70" w:type="dxa"/>
+              <w:right w:w="90" w:type="dxa"/>
+            </w:tcMar>
+          </w:tcPr>
+          <w:p>
+            <w:pPr>
+              <w:keepNext/>
+              <w:spacing w:after="0" w:line="276" w:lineRule="auto"/>
+            </w:pPr>
+            <w:r>
+              <w:rPr>
+                <w:rFonts w:ascii="맑은 고딕" w:hAnsi="맑은 고딕" w:eastAsia="맑은 고딕" w:cs="맑은 고딕"/>
+                <w:b w:val="0"/>
+                <w:sz w:val="17"/>
+              </w:rPr>
+              <w:t>품질 중립(무손실 포함) 보고</w:t>
+            </w:r>
+          </w:p>
+        </w:tc>
+        <w:tc>
+          <w:tcPr>
+            <w:tcW w:type="dxa" w:w="3231"/>
+            <w:tcMar>
+              <w:top w:w="70" w:type="dxa"/>
+              <w:left w:w="90" w:type="dxa"/>
+              <w:bottom w:w="70" w:type="dxa"/>
+              <w:right w:w="90" w:type="dxa"/>
+            </w:tcMar>
+          </w:tcPr>
+          <w:p>
+            <w:pPr>
+              <w:keepNext/>
+              <w:spacing w:after="0" w:line="276" w:lineRule="auto"/>
+            </w:pPr>
+            <w:r>
+              <w:rPr>
+                <w:rFonts w:ascii="맑은 고딕" w:hAnsi="맑은 고딕" w:eastAsia="맑은 고딕" w:cs="맑은 고딕"/>
+                <w:b w:val="0"/>
+                <w:sz w:val="17"/>
+              </w:rPr>
+              <w:t>품질 저하 보고</w:t>
+            </w:r>
+          </w:p>
+        </w:tc>
+      </w:tr>
+      <w:tr>
+        <w:trPr>
+          <w:cantSplit/>
+        </w:trPr>
+        <w:tc>
+          <w:tcPr>
+            <w:tcW w:type="dxa" w:w="1304"/>
+            <w:tcMar>
+              <w:top w:w="70" w:type="dxa"/>
+              <w:left w:w="90" w:type="dxa"/>
+              <w:bottom w:w="70" w:type="dxa"/>
+              <w:right w:w="90" w:type="dxa"/>
+            </w:tcMar>
+          </w:tcPr>
+          <w:p>
+            <w:pPr>
+              <w:spacing w:after="0" w:line="276" w:lineRule="auto"/>
+            </w:pPr>
+            <w:r>
+              <w:rPr>
+                <w:rFonts w:ascii="맑은 고딕" w:hAnsi="맑은 고딕" w:eastAsia="맑은 고딕" w:cs="맑은 고딕"/>
+                <w:b w:val="0"/>
+                <w:sz w:val="17"/>
+              </w:rPr>
+              <w:t>도메인 적합성</w:t>
+            </w:r>
+          </w:p>
+        </w:tc>
+        <w:tc>
+          <w:tcPr>
+            <w:tcW w:type="dxa" w:w="1361"/>
+            <w:tcMar>
+              <w:top w:w="70" w:type="dxa"/>
+              <w:left w:w="90" w:type="dxa"/>
+              <w:bottom w:w="70" w:type="dxa"/>
+              <w:right w:w="90" w:type="dxa"/>
+            </w:tcMar>
+          </w:tcPr>
+          <w:p>
+            <w:pPr>
+              <w:spacing w:after="0" w:line="276" w:lineRule="auto"/>
+            </w:pPr>
+            <w:r>
+              <w:rPr>
+                <w:rFonts w:ascii="맑은 고딕" w:hAnsi="맑은 고딕" w:eastAsia="맑은 고딕" w:cs="맑은 고딕"/>
+                <w:b w:val="0"/>
+                <w:sz w:val="17"/>
+              </w:rPr>
+              <w:t>W1·W2 × 통합 난이도 (각 20)</w:t>
+            </w:r>
+          </w:p>
+        </w:tc>
+        <w:tc>
+          <w:tcPr>
+            <w:tcW w:type="dxa" w:w="3175"/>
+            <w:tcMar>
+              <w:top w:w="70" w:type="dxa"/>
+              <w:left w:w="90" w:type="dxa"/>
+              <w:bottom w:w="70" w:type="dxa"/>
+              <w:right w:w="90" w:type="dxa"/>
+            </w:tcMar>
+          </w:tcPr>
+          <w:p>
+            <w:pPr>
+              <w:spacing w:after="0" w:line="276" w:lineRule="auto"/>
+            </w:pPr>
+            <w:r>
+              <w:rPr>
+                <w:rFonts w:ascii="맑은 고딕" w:hAnsi="맑은 고딕" w:eastAsia="맑은 고딕" w:cs="맑은 고딕"/>
+                <w:b w:val="0"/>
+                <w:sz w:val="17"/>
+              </w:rPr>
+              <w:t>기존 서빙 엔진에 추가 변경 없이 적용</w:t>
+            </w:r>
+          </w:p>
+        </w:tc>
+        <w:tc>
+          <w:tcPr>
+            <w:tcW w:type="dxa" w:w="3231"/>
+            <w:tcMar>
+              <w:top w:w="70" w:type="dxa"/>
+              <w:left w:w="90" w:type="dxa"/>
+              <w:bottom w:w="70" w:type="dxa"/>
+              <w:right w:w="90" w:type="dxa"/>
+            </w:tcMar>
+          </w:tcPr>
+          <w:p>
+            <w:pPr>
+              <w:spacing w:after="0" w:line="276" w:lineRule="auto"/>
+            </w:pPr>
+            <w:r>
+              <w:rPr>
+                <w:rFonts w:ascii="맑은 고딕" w:hAnsi="맑은 고딕" w:eastAsia="맑은 고딕" w:cs="맑은 고딕"/>
+                <w:b w:val="0"/>
+                <w:sz w:val="17"/>
+              </w:rPr>
+              <w:t>커널·드라이버·HW 변경 필요</w:t>
+            </w:r>
+          </w:p>
+        </w:tc>
+      </w:tr>
+    </w:tbl>
+    <w:p>
+      <w:pPr>
+        <w:spacing w:after="80" w:line="324" w:lineRule="auto"/>
+      </w:pPr>
+    </w:p>
+    <w:p>
+      <w:pPr>
+        <w:spacing w:after="40" w:line="312" w:lineRule="auto"/>
+        <w:ind w:left="312" w:hanging="227"/>
+      </w:pPr>
+      <w:r>
+        <w:rPr>
+          <w:rFonts w:ascii="맑은 고딕" w:hAnsi="맑은 고딕" w:eastAsia="맑은 고딕" w:cs="맑은 고딕"/>
+          <w:b/>
+          <w:color w:val="7F4ACB"/>
+          <w:sz w:val="20"/>
+        </w:rPr>
+        <w:t xml:space="preserve">• </w:t>
+      </w:r>
+      <w:r>
+        <w:rPr>
+          <w:rFonts w:ascii="맑은 고딕" w:hAnsi="맑은 고딕" w:eastAsia="맑은 고딕" w:cs="맑은 고딕"/>
+          <w:b/>
+          <w:color w:val="161A58"/>
+          <w:sz w:val="20"/>
+        </w:rPr>
+        <w:t>조건 대조:</w:t>
+      </w:r>
+      <w:r>
+        <w:rPr>
+          <w:rFonts w:ascii="맑은 고딕" w:hAnsi="맑은 고딕" w:eastAsia="맑은 고딕" w:cs="맑은 고딕"/>
+          <w:b w:val="0"/>
+          <w:sz w:val="20"/>
+        </w:rPr>
+        <w:t xml:space="preserve"> 근거의 실험 조건(모델 크기, 문맥 길이, HW, 기준선)이 W1·W2 조건이나 발표 문구와 맞지 않으면 그 근거에 "조건 불일치"를 표기하고 신뢰도를 한 단계 낮춘다. 시장 관점의 논문 RAG는 이 대조에만 쓴다.</w:t>
+      </w:r>
+    </w:p>
+    <w:p>
+      <w:pPr>
+        <w:spacing w:after="40" w:line="312" w:lineRule="auto"/>
+        <w:ind w:left="312" w:hanging="227"/>
+      </w:pPr>
+      <w:r>
+        <w:rPr>
+          <w:rFonts w:ascii="맑은 고딕" w:hAnsi="맑은 고딕" w:eastAsia="맑은 고딕" w:cs="맑은 고딕"/>
+          <w:b/>
+          <w:color w:val="7F4ACB"/>
+          <w:sz w:val="20"/>
+        </w:rPr>
+        <w:t xml:space="preserve">• </w:t>
+      </w:r>
+      <w:r>
+        <w:rPr>
+          <w:rFonts w:ascii="맑은 고딕" w:hAnsi="맑은 고딕" w:eastAsia="맑은 고딕" w:cs="맑은 고딕"/>
+          <w:b/>
+          <w:color w:val="161A58"/>
+          <w:sz w:val="20"/>
+        </w:rPr>
+        <w:t>H2 태그:</w:t>
+      </w:r>
+      <w:r>
+        <w:rPr>
+          <w:rFonts w:ascii="맑은 고딕" w:hAnsi="맑은 고딕" w:eastAsia="맑은 고딕" w:cs="맑은 고딕"/>
+          <w:b w:val="0"/>
+          <w:sz w:val="20"/>
+        </w:rPr>
+        <w:t xml:space="preserve"> 이해관계자 근거마다 "기술 특성 언급"과 "생태계·전략 언급" 중 하나를 붙인다. H2는 두 태그의 비중으로 판정한다.</w:t>
+      </w:r>
+    </w:p>
+    <w:p>
+      <w:pPr>
+        <w:spacing w:after="40" w:line="312" w:lineRule="auto"/>
+        <w:ind w:left="312" w:hanging="227"/>
+      </w:pPr>
+      <w:r>
+        <w:rPr>
+          <w:rFonts w:ascii="맑은 고딕" w:hAnsi="맑은 고딕" w:eastAsia="맑은 고딕" w:cs="맑은 고딕"/>
+          <w:b/>
+          <w:color w:val="7F4ACB"/>
+          <w:sz w:val="20"/>
+        </w:rPr>
+        <w:t xml:space="preserve">• </w:t>
+      </w:r>
+      <w:r>
+        <w:rPr>
+          <w:rFonts w:ascii="맑은 고딕" w:hAnsi="맑은 고딕" w:eastAsia="맑은 고딕" w:cs="맑은 고딕"/>
+          <w:b/>
+          <w:color w:val="161A58"/>
+          <w:sz w:val="20"/>
+        </w:rPr>
+        <w:t>TRL:</w:t>
+      </w:r>
+      <w:r>
+        <w:rPr>
+          <w:rFonts w:ascii="맑은 고딕" w:hAnsi="맑은 고딕" w:eastAsia="맑은 고딕" w:cs="맑은 고딕"/>
+          <w:b w:val="0"/>
+          <w:sz w:val="20"/>
+        </w:rPr>
+        <w:t xml:space="preserve"> C.4 증거 사다리가 Rubric이다. 하한은 공개 증거로 확인된 가장 높은 단계, 상한은 발표·계획 등 부분 신호로 보이는 단계이다. 신뢰도는 하한·상한 모두 독립 계열 근거가 있으면 high, 한쪽만 있으면 mid, 벤더 단일 출처뿐이면 low이다.</w:t>
+      </w:r>
+    </w:p>
+    <w:p>
+      <w:pPr>
+        <w:pStyle w:val="Heading2"/>
+        <w:keepNext/>
+      </w:pPr>
+      <w:r>
+        <w:rPr>
+          <w:rFonts w:ascii="맑은 고딕" w:hAnsi="맑은 고딕" w:eastAsia="맑은 고딕" w:cs="맑은 고딕"/>
+          <w:b/>
+          <w:color w:val="161A58"/>
+          <w:sz w:val="25"/>
+        </w:rPr>
+        <w:t>C.7 검증 가설 (결론이 아닌 가설)</w:t>
       </w:r>
     </w:p>
     <w:p>
@@ -23401,7 +28392,7 @@
                 <w:b w:val="0"/>
                 <w:sz w:val="17"/>
               </w:rPr>
-              <w:t>C.5의 H1 사전 규칙(TRL 범위 × 시장 인식 점수)으로 괴리·일치·판단 보류 판정</w:t>
+              <w:t>C.5의 H1 3×3 격자 규칙(TRL 범위 중간값 × 시장 인식 점수)으로 괴리·부분 괴리·일치·판단 보류 판정</w:t>
             </w:r>
           </w:p>
         </w:tc>
@@ -23536,7 +28527,7 @@
                 <w:b w:val="0"/>
                 <w:sz w:val="17"/>
               </w:rPr>
-              <w:t>적용 환경(데이터센터 장문맥 서빙 vs 온디바이스)에 따라 두 기술의 적용 조건과 제약에 대한 평가가 달라질 수 있다.</w:t>
+              <w:t>같은 데이터센터 도메인 안에서도 워크로드(W1 장문맥 배치 vs W2 고동시성 다중 턴)에 따라 두 기술의 적용 조건과 제약에 대한 평가가 달라질 수 있다.</w:t>
             </w:r>
           </w:p>
         </w:tc>
@@ -23561,7 +28552,7 @@
                 <w:b w:val="0"/>
                 <w:sz w:val="17"/>
               </w:rPr>
-              <w:t>도메인 평가의 환경별 대조표에서 평가 방향이 바뀌는 기준 확인</w:t>
+              <w:t>도메인 평가의 W1·W2 대조표에서 점수 방향(3점 기준 위·아래)이 바뀌는 기준 확인</w:t>
             </w:r>
           </w:p>
         </w:tc>
@@ -23661,7 +28652,7 @@
           <w:color w:val="161A58"/>
           <w:sz w:val="25"/>
         </w:rPr>
-        <w:t>C.7 확증편향 방지 장치 요약</w:t>
+        <w:t>C.8 확증편향 방지 장치 요약</w:t>
       </w:r>
     </w:p>
     <w:p>
@@ -23725,7 +28716,7 @@
           <w:b w:val="0"/>
           <w:sz w:val="20"/>
         </w:rPr>
-        <w:t xml:space="preserve"> 원 출처 계열(재인용은 같은 계열) 기준으로 비중이 50% 이하가 되도록 하고, 벤더/제3자 라벨을 붙인다(ITME·TurboQuant 모두 1차 자료가 벤더 발표이므로 필수). 기술 고유(</w:t>
+        <w:t xml:space="preserve"> 원 출처 계열(재인용은 같은 계열) 기준으로 비중이 50% 이하가 되도록 하고, 개발사 본인의 발언은 이해관계자 인식 점수에서 제외하며, 벤더/제3자 라벨을 붙인다(ITME·TurboQuant 모두 1차 자료가 벤더 발표이므로 필수). 기술 고유(</w:t>
       </w:r>
       <w:r>
         <w:rPr>
@@ -24644,7 +29635,7 @@
                 <w:b w:val="0"/>
                 <w:sz w:val="17"/>
               </w:rPr>
-              <w:t>장문맥 서빙 적합 조건·제약, 온디바이스 대조</w:t>
+              <w:t>장문맥 서빙(W1·W2) 적합 조건·제약</w:t>
             </w:r>
           </w:p>
         </w:tc>
@@ -24750,7 +29741,7 @@
                 <w:b w:val="0"/>
                 <w:sz w:val="17"/>
               </w:rPr>
-              <w:t>관점 간 일치·상충 매트릭스, H1~H4 판정</w:t>
+              <w:t>상충·H1 판정은 코드로 계산, LLM은 해설과 H2~H4 판정 근거 정리</w:t>
             </w:r>
           </w:p>
         </w:tc>
@@ -26253,15 +31244,15 @@
           <w:color w:val="5B3FA0"/>
           <w:sz w:val="19"/>
         </w:rPr>
-        <w:t>Send</w:t>
-      </w:r>
-      <w:r>
-        <w:rPr>
-          <w:rFonts w:ascii="맑은 고딕" w:hAnsi="맑은 고딕" w:eastAsia="맑은 고딕" w:cs="맑은 고딕"/>
-          <w:b w:val="0"/>
-          <w:sz w:val="20"/>
-        </w:rPr>
-        <w:t xml:space="preserve"> 경로 생성), </w:t>
+        <w:t>Command(goto)</w:t>
+      </w:r>
+      <w:r>
+        <w:rPr>
+          <w:rFonts w:ascii="맑은 고딕" w:hAnsi="맑은 고딕" w:eastAsia="맑은 고딕" w:cs="맑은 고딕"/>
+          <w:b w:val="0"/>
+          <w:sz w:val="20"/>
+        </w:rPr>
+        <w:t xml:space="preserve">로 재실행 노드 지정), </w:t>
       </w:r>
       <w:r>
         <w:rPr>
@@ -26343,7 +31334,7 @@
           <w:b w:val="0"/>
           <w:sz w:val="20"/>
         </w:rPr>
-        <w:t xml:space="preserve">로 검색하고, 관련성과 찬반 균형을 평가하고, 부족하면 재질의하는 과정을 </w:t>
+        <w:t xml:space="preserve">로 검색하고, 관련성과 찬반 균형을 평가하고, 부족하면 재질의하는 과정을 반복한다(초기 검색 1회 + 재질의 </w:t>
       </w:r>
       <w:r>
         <w:rPr>
@@ -26360,7 +31351,7 @@
           <w:b w:val="0"/>
           <w:sz w:val="20"/>
         </w:rPr>
-        <w:t xml:space="preserve"> 반복한다. Judge가 재실행을 지시하면 </w:t>
+        <w:t xml:space="preserve">). Judge가 재실행을 지시하면 State의 </w:t>
       </w:r>
       <w:r>
         <w:rPr>
@@ -26377,7 +31368,58 @@
           <w:b w:val="0"/>
           <w:sz w:val="20"/>
         </w:rPr>
-        <w:t>을 추가 질의 조건으로 쓴다.</w:t>
+        <w:t xml:space="preserve">을 추가 질의 조건으로 쓴다. 이 Loop는 </w:t>
+      </w:r>
+      <w:r>
+        <w:rPr>
+          <w:rFonts w:ascii="맑은 고딕" w:hAnsi="맑은 고딕" w:eastAsia="맑은 고딕" w:cs="맑은 고딕"/>
+          <w:b/>
+          <w:color w:val="161A58"/>
+          <w:sz w:val="20"/>
+        </w:rPr>
+        <w:t>노드 내부 로직</w:t>
+      </w:r>
+      <w:r>
+        <w:rPr>
+          <w:rFonts w:ascii="맑은 고딕" w:hAnsi="맑은 고딕" w:eastAsia="맑은 고딕" w:cs="맑은 고딕"/>
+          <w:b w:val="0"/>
+          <w:sz w:val="20"/>
+        </w:rPr>
+        <w:t>이라 LangGraph 그래프 렌더링(</w:t>
+      </w:r>
+      <w:r>
+        <w:rPr>
+          <w:rFonts w:ascii="D2Coding" w:hAnsi="D2Coding" w:eastAsia="맑은 고딕" w:cs="D2Coding"/>
+          <w:b w:val="0"/>
+          <w:color w:val="5B3FA0"/>
+          <w:sz w:val="19"/>
+        </w:rPr>
+        <w:t>docs/graph.png</w:t>
+      </w:r>
+      <w:r>
+        <w:rPr>
+          <w:rFonts w:ascii="맑은 고딕" w:hAnsi="맑은 고딕" w:eastAsia="맑은 고딕" w:cs="맑은 고딕"/>
+          <w:b w:val="0"/>
+          <w:sz w:val="20"/>
+        </w:rPr>
+        <w:t xml:space="preserve">)에는 나타나지 않고, 그림 2b(b)와 </w:t>
+      </w:r>
+      <w:r>
+        <w:rPr>
+          <w:rFonts w:ascii="D2Coding" w:hAnsi="D2Coding" w:eastAsia="맑은 고딕" w:cs="D2Coding"/>
+          <w:b w:val="0"/>
+          <w:color w:val="5B3FA0"/>
+          <w:sz w:val="19"/>
+        </w:rPr>
+        <w:t>audit_log</w:t>
+      </w:r>
+      <w:r>
+        <w:rPr>
+          <w:rFonts w:ascii="맑은 고딕" w:hAnsi="맑은 고딕" w:eastAsia="맑은 고딕" w:cs="맑은 고딕"/>
+          <w:b w:val="0"/>
+          <w:sz w:val="20"/>
+        </w:rPr>
+        <w:t>로 확인한다. 노드 수(18개)와 State 계약을 그대로 유지하기 위해 subgraph로 분리하지 않았다(D35).</w:t>
       </w:r>
     </w:p>
     <w:p>
@@ -26397,7 +31439,6 @@
     </w:p>
     <w:p>
       <w:pPr>
-        <w:keepNext/>
         <w:spacing w:after="80" w:line="324" w:lineRule="auto"/>
       </w:pPr>
       <w:r>
@@ -26508,7 +31549,58 @@
           <w:b w:val="0"/>
           <w:sz w:val="20"/>
         </w:rPr>
-        <w:t>한다.</w:t>
+        <w:t>한다. 카운터 3개(</w:t>
+      </w:r>
+      <w:r>
+        <w:rPr>
+          <w:rFonts w:ascii="D2Coding" w:hAnsi="D2Coding" w:eastAsia="맑은 고딕" w:cs="D2Coding"/>
+          <w:b w:val="0"/>
+          <w:color w:val="5B3FA0"/>
+          <w:sz w:val="19"/>
+        </w:rPr>
+        <w:t>retrieval_retry_count</w:t>
+      </w:r>
+      <w:r>
+        <w:rPr>
+          <w:rFonts w:ascii="맑은 고딕" w:hAnsi="맑은 고딕" w:eastAsia="맑은 고딕" w:cs="맑은 고딕"/>
+          <w:b w:val="0"/>
+          <w:sz w:val="20"/>
+        </w:rPr>
+        <w:t xml:space="preserve">, </w:t>
+      </w:r>
+      <w:r>
+        <w:rPr>
+          <w:rFonts w:ascii="D2Coding" w:hAnsi="D2Coding" w:eastAsia="맑은 고딕" w:cs="D2Coding"/>
+          <w:b w:val="0"/>
+          <w:color w:val="5B3FA0"/>
+          <w:sz w:val="19"/>
+        </w:rPr>
+        <w:t>perspective_retry_count</w:t>
+      </w:r>
+      <w:r>
+        <w:rPr>
+          <w:rFonts w:ascii="맑은 고딕" w:hAnsi="맑은 고딕" w:eastAsia="맑은 고딕" w:cs="맑은 고딕"/>
+          <w:b w:val="0"/>
+          <w:sz w:val="20"/>
+        </w:rPr>
+        <w:t xml:space="preserve">, </w:t>
+      </w:r>
+      <w:r>
+        <w:rPr>
+          <w:rFonts w:ascii="D2Coding" w:hAnsi="D2Coding" w:eastAsia="맑은 고딕" w:cs="D2Coding"/>
+          <w:b w:val="0"/>
+          <w:color w:val="5B3FA0"/>
+          <w:sz w:val="19"/>
+        </w:rPr>
+        <w:t>report_retry_count</w:t>
+      </w:r>
+      <w:r>
+        <w:rPr>
+          <w:rFonts w:ascii="맑은 고딕" w:hAnsi="맑은 고딕" w:eastAsia="맑은 고딕" w:cs="맑은 고딕"/>
+          <w:b w:val="0"/>
+          <w:sz w:val="20"/>
+        </w:rPr>
+        <w:t>)는 State 기본값(0, 빈 dict)으로 초기화하며, 작성 노드는 표에 적은 하나뿐이다.</w:t>
       </w:r>
     </w:p>
     <w:tbl>
@@ -27866,7 +32958,7 @@
                 <w:b w:val="0"/>
                 <w:sz w:val="17"/>
               </w:rPr>
-              <w:t>관련성·범위·찬반 균형 판정과 누락 요소</w:t>
+              <w:t>관련성·범위 판정과 누락 요소</w:t>
             </w:r>
           </w:p>
         </w:tc>
@@ -28755,7 +33847,7 @@
                 <w:b w:val="0"/>
                 <w:sz w:val="17"/>
               </w:rPr>
-              <w:t>워크로드별 적합 조건·제약, 온디바이스 대조</w:t>
+              <w:t>워크로드(W1·W2)별 적합 조건·제약, W1·W2 대조</w:t>
             </w:r>
           </w:p>
         </w:tc>
@@ -28882,7 +33974,7 @@
                 <w:b w:val="0"/>
                 <w:sz w:val="17"/>
               </w:rPr>
-              <w:t>관점 × 기술 매트릭스, 상충 목록, H1~H4 판정</w:t>
+              <w:t>관점 × 기술 매트릭스, 상충 목록(코드 계산), H1(코드)·H2~H4 판정, 민감도</w:t>
             </w:r>
           </w:p>
         </w:tc>
@@ -29009,7 +34101,7 @@
                 <w:b w:val="0"/>
                 <w:sz w:val="17"/>
               </w:rPr>
-              <w:t>관점별 4항목 점수, 결정적 검사 결과, unsupported 주장 ID</w:t>
+              <w:t>관점별(4개) 4항목 점수·결정적 검사 결과, synthesis 해설의 근거성, unsupported 주장 ID. 통과한 관점은 동결</w:t>
             </w:r>
           </w:p>
         </w:tc>
@@ -30310,7 +35402,58 @@
           <w:b w:val="0"/>
           <w:sz w:val="20"/>
         </w:rPr>
-        <w:t>(관점별 실행 차수)를 두어, 재실행으로 대체된 이전 결과의 근거는 Judge 집계와 출처 50% 계산에 넣지 않는다.</w:t>
+        <w:t xml:space="preserve">(관점별 실행 차수)를 두어, 재실행으로 대체된 이전 결과의 근거는 Judge 집계와 출처 50% 계산에 넣지 않는다. 프롬프트를 구성하기 전에 </w:t>
+      </w:r>
+      <w:r>
+        <w:rPr>
+          <w:rFonts w:ascii="D2Coding" w:hAnsi="D2Coding" w:eastAsia="맑은 고딕" w:cs="D2Coding"/>
+          <w:b w:val="0"/>
+          <w:color w:val="5B3FA0"/>
+          <w:sz w:val="19"/>
+        </w:rPr>
+        <w:t>evidence</w:t>
+      </w:r>
+      <w:r>
+        <w:rPr>
+          <w:rFonts w:ascii="맑은 고딕" w:hAnsi="맑은 고딕" w:eastAsia="맑은 고딕" w:cs="맑은 고딕"/>
+          <w:b w:val="0"/>
+          <w:sz w:val="20"/>
+        </w:rPr>
+        <w:t xml:space="preserve">를 </w:t>
+      </w:r>
+      <w:r>
+        <w:rPr>
+          <w:rFonts w:ascii="D2Coding" w:hAnsi="D2Coding" w:eastAsia="맑은 고딕" w:cs="D2Coding"/>
+          <w:b w:val="0"/>
+          <w:color w:val="5B3FA0"/>
+          <w:sz w:val="19"/>
+        </w:rPr>
+        <w:t>evidence_id</w:t>
+      </w:r>
+      <w:r>
+        <w:rPr>
+          <w:rFonts w:ascii="맑은 고딕" w:hAnsi="맑은 고딕" w:eastAsia="맑은 고딕" w:cs="맑은 고딕"/>
+          <w:b w:val="0"/>
+          <w:sz w:val="20"/>
+        </w:rPr>
+        <w:t xml:space="preserve"> 기준으로 정렬해, 병렬 병합 순서와 무관하게 </w:t>
+      </w:r>
+      <w:r>
+        <w:rPr>
+          <w:rFonts w:ascii="D2Coding" w:hAnsi="D2Coding" w:eastAsia="맑은 고딕" w:cs="D2Coding"/>
+          <w:b w:val="0"/>
+          <w:color w:val="5B3FA0"/>
+          <w:sz w:val="19"/>
+        </w:rPr>
+        <w:t>--offline</w:t>
+      </w:r>
+      <w:r>
+        <w:rPr>
+          <w:rFonts w:ascii="맑은 고딕" w:hAnsi="맑은 고딕" w:eastAsia="맑은 고딕" w:cs="맑은 고딕"/>
+          <w:b w:val="0"/>
+          <w:sz w:val="20"/>
+        </w:rPr>
+        <w:t xml:space="preserve"> 캐시 키가 같아지게 한다. 캐시 SQLite는 WAL 모드로 연다.</w:t>
       </w:r>
     </w:p>
     <w:p>
@@ -30489,7 +35632,7 @@
                 <w:color w:val="2B2F4A"/>
                 <w:sz w:val="15"/>
               </w:rPr>
-              <w:t xml:space="preserve">                     unsupported_claim_ids, checks{max_origin_share, pro_origins, con_origins, lexicon_hits}}</w:t>
+              <w:t xml:space="preserve">                     unsupported_claim_ids, checks{max_origin_share, pro_origins, con_origins, bound_origins, lexicon_hits}}</w:t>
             </w:r>
           </w:p>
         </w:tc>
@@ -30534,7 +35677,7 @@
           <w:color w:val="161A58"/>
           <w:sz w:val="20"/>
         </w:rPr>
-        <w:t>Human 선정(2안) → 초기화 → 선정 검증(기록만) → 공통 RAG(Loop) → 기술 조사 → 4개 관점 병렬 평가(Fan-out) → 종합(Fan-in) → Judge → retry_router(Branch·선택적 재실행) → 보고서 생성·검수(Loop) → PDF</w:t>
+        <w:t>Human 선정(2안) → 초기화 → 선정 검증(기록만) → 공통 RAG(Loop) → 기술 조사 → 4개 관점 병렬 평가(Fan-out) → 종합(Fan-in) → Judge → retry_router(Branch·선택적 재실행) → 보고서 생성·검수(Loop, 한도 소진 시 후처리) → PDF</w:t>
       </w:r>
       <w:r>
         <w:rPr>
@@ -30620,12 +35763,13 @@
     </w:p>
     <w:p>
       <w:pPr>
+        <w:keepNext/>
         <w:jc w:val="center"/>
       </w:pPr>
       <w:r>
         <w:drawing>
           <wp:inline xmlns:a="http://schemas.openxmlformats.org/drawingml/2006/main" xmlns:pic="http://schemas.openxmlformats.org/drawingml/2006/picture">
-            <wp:extent cx="4824000" cy="7444102"/>
+            <wp:extent cx="4176000" cy="7947871"/>
             <wp:docPr id="3" name="Picture 3"/>
             <wp:cNvGraphicFramePr>
               <a:graphicFrameLocks noChangeAspect="1"/>
@@ -30646,7 +35790,7 @@
                   <pic:spPr>
                     <a:xfrm>
                       <a:off x="0" y="0"/>
-                      <a:ext cx="4824000" cy="7444102"/>
+                      <a:ext cx="4176000" cy="7947871"/>
                     </a:xfrm>
                     <a:prstGeom prst="rect"/>
                   </pic:spPr>
@@ -30669,17 +35813,18 @@
           <w:color w:val="555A6E"/>
           <w:sz w:val="17"/>
         </w:rPr>
-        <w:t>그림 2a. 전체 워크플로: 보라색은 에이전트 노드, 회색은 보조 노드, 노란색은 분기(Branch). 보라 점선 박스는 병렬 평가(Fan-out, 각 Agent 내부 Loop ≤2, 그림 2b-b)이다. 노란 점선 박스는 retry_router가 failed_perspectives에 포함된 관점에만 보내는 Send 재실행이며, 재실행 후 synthesizer로 돌아간다</w:t>
+        <w:t>그림 2a. 전체 워크플로(개념도). 보라색은 에이전트 노드, 회색은 보조 노드, 노란색은 상태를 갱신하고 경로를 정하는 라우팅 노드이다. 점선 박스는 병렬 평가(Fan-out, 내부 Loop ≤2)이고, 점선 화살표는 retry_router가 Command(goto)로 미달 관점 노드만 다시 실행하는 경로이다. Human 선정은 그래프 밖 입력이고 index_builder → 공통 RAG Loop 상자는 노드 5개의 묶음(그림 2b-a)이다. 노드 18개와의 대응은 그림 2b와 docs/graph.png로 확인한다</w:t>
       </w:r>
     </w:p>
     <w:p>
       <w:pPr>
+        <w:keepNext/>
         <w:jc w:val="center"/>
       </w:pPr>
       <w:r>
         <w:drawing>
           <wp:inline xmlns:a="http://schemas.openxmlformats.org/drawingml/2006/main" xmlns:pic="http://schemas.openxmlformats.org/drawingml/2006/picture">
-            <wp:extent cx="5760000" cy="3722967"/>
+            <wp:extent cx="5760000" cy="3635171"/>
             <wp:docPr id="4" name="Picture 4"/>
             <wp:cNvGraphicFramePr>
               <a:graphicFrameLocks noChangeAspect="1"/>
@@ -30700,7 +35845,7 @@
                   <pic:spPr>
                     <a:xfrm>
                       <a:off x="0" y="0"/>
-                      <a:ext cx="5760000" cy="3722967"/>
+                      <a:ext cx="5760000" cy="3635171"/>
                     </a:xfrm>
                     <a:prstGeom prst="rect"/>
                   </pic:spPr>
@@ -30723,7 +35868,7 @@
           <w:color w:val="555A6E"/>
           <w:sz w:val="17"/>
         </w:rPr>
-        <w:t>그림 2b. 품질 제어 상세: (a) 공통 검색 Loop(목적: 기술 개요와 공통 근거 확보), (b) 관점 에이전트 내부 Loop(목적: 해당 관점의 찬반 근거와 누락 기준 보완), (c) Judge 선택적 재실행 Branch</w:t>
+        <w:t>그림 2b. 품질 제어 상세: (a) 공통 검색 Loop(목적: 기술 개요와 공통 근거 확보), (b) 관점 에이전트 내부 Loop(목적: 해당 관점의 찬반 근거와 누락 기준 보완), (c) Judge 선택적 재실행 Branch. (b)는 관점 노드 내부 로직이며 실제 그래프 렌더링(docs/graph.png)에는 나타나지 않는다</w:t>
       </w:r>
     </w:p>
     <w:p>
@@ -30987,7 +36132,7 @@
                 <w:color w:val="2B2F4A"/>
                 <w:sz w:val="15"/>
               </w:rPr>
-              <w:t xml:space="preserve">    JD --&gt; RR{{"retry_router&lt;br/&gt;미달·retry&lt;2?"}}</w:t>
+              <w:t xml:space="preserve">    JD --&gt; RR["retry_router&lt;br/&gt;count+1 · goto"]</w:t>
             </w:r>
           </w:p>
           <w:p>
@@ -31001,7 +36146,7 @@
                 <w:color w:val="2B2F4A"/>
                 <w:sz w:val="15"/>
               </w:rPr>
-              <w:t xml:space="preserve">    subgraph RERUN[" "]</w:t>
+              <w:t xml:space="preserve">    RR -.-&gt;|"goto: failed 관점 노드만 · retry&lt;2"| FAN</w:t>
             </w:r>
           </w:p>
           <w:p>
@@ -31015,7 +36160,7 @@
                 <w:color w:val="2B2F4A"/>
                 <w:sz w:val="15"/>
               </w:rPr>
-              <w:t xml:space="preserve">        direction LR</w:t>
+              <w:t xml:space="preserve">    RR --&gt;|"재실행 대상 없음"| RWR["report_writer"]</w:t>
             </w:r>
           </w:p>
           <w:p>
@@ -31029,7 +36174,7 @@
                 <w:color w:val="2B2F4A"/>
                 <w:sz w:val="15"/>
               </w:rPr>
-              <w:t xml:space="preserve">        R1["↺ TRL"]</w:t>
+              <w:t xml:space="preserve">    RWR --&gt; FC["final_check"]</w:t>
             </w:r>
           </w:p>
           <w:p>
@@ -31043,7 +36188,7 @@
                 <w:color w:val="2B2F4A"/>
                 <w:sz w:val="15"/>
               </w:rPr>
-              <w:t xml:space="preserve">        R2["↺ 시장"]</w:t>
+              <w:t xml:space="preserve">    FC --&gt;|"실패 · 수정 &lt;1"| RWR</w:t>
             </w:r>
           </w:p>
           <w:p>
@@ -31057,7 +36202,7 @@
                 <w:color w:val="2B2F4A"/>
                 <w:sz w:val="15"/>
               </w:rPr>
-              <w:t xml:space="preserve">        R3["↺ 이해관계자"]</w:t>
+              <w:t xml:space="preserve">    FC --&gt;|"통과"| PDF["pdf_renderer → END"]</w:t>
             </w:r>
           </w:p>
           <w:p>
@@ -31071,7 +36216,7 @@
                 <w:color w:val="2B2F4A"/>
                 <w:sz w:val="15"/>
               </w:rPr>
-              <w:t xml:space="preserve">        R4["↺ 도메인"]</w:t>
+              <w:t xml:space="preserve">    FC --&gt;|"실패 · 한도 소진&lt;br/&gt;후처리 + warnings"| PDF</w:t>
             </w:r>
           </w:p>
           <w:p>
@@ -31085,7 +36230,7 @@
                 <w:color w:val="2B2F4A"/>
                 <w:sz w:val="15"/>
               </w:rPr>
-              <w:t xml:space="preserve">    end</w:t>
+              <w:t xml:space="preserve">    classDef agent fill:#EEE8FA,stroke:#7F4ACB,color:#161A58;</w:t>
             </w:r>
           </w:p>
           <w:p>
@@ -31099,7 +36244,7 @@
                 <w:color w:val="2B2F4A"/>
                 <w:sz w:val="15"/>
               </w:rPr>
-              <w:t xml:space="preserve">    RR -.-&gt;|"Send·failed 포함 시"| R1</w:t>
+              <w:t xml:space="preserve">    classDef util fill:#F2F3F8,stroke:#9AA0B8,color:#161A58;</w:t>
             </w:r>
           </w:p>
           <w:p>
@@ -31113,7 +36258,7 @@
                 <w:color w:val="2B2F4A"/>
                 <w:sz w:val="15"/>
               </w:rPr>
-              <w:t xml:space="preserve">    RR -.-&gt;|"Send"| R2</w:t>
+              <w:t xml:space="preserve">    classDef human fill:#E8F4EC,stroke:#2E7D4F,color:#16381F;</w:t>
             </w:r>
           </w:p>
           <w:p>
@@ -31127,7 +36272,7 @@
                 <w:color w:val="2B2F4A"/>
                 <w:sz w:val="15"/>
               </w:rPr>
-              <w:t xml:space="preserve">    RR -.-&gt;|"Send"| R3</w:t>
+              <w:t xml:space="preserve">    classDef gate fill:#FFF6E5,stroke:#D08A00,color:#3A2A00;</w:t>
             </w:r>
           </w:p>
           <w:p>
@@ -31141,7 +36286,7 @@
                 <w:color w:val="2B2F4A"/>
                 <w:sz w:val="15"/>
               </w:rPr>
-              <w:t xml:space="preserve">    RR -.-&gt;|"Send"| R4</w:t>
+              <w:t xml:space="preserve">    class VAL,TR,TRL,MK,SH,DM,SY,JD,RWR agent;</w:t>
             </w:r>
           </w:p>
           <w:p>
@@ -31155,7 +36300,7 @@
                 <w:color w:val="2B2F4A"/>
                 <w:sz w:val="15"/>
               </w:rPr>
-              <w:t xml:space="preserve">    RR --&gt;|"없음·한도→판정 불확실"| RWR["report_writer"]</w:t>
+              <w:t xml:space="preserve">    class INIT,CR,PDF util;</w:t>
             </w:r>
           </w:p>
           <w:p>
@@ -31169,7 +36314,7 @@
                 <w:color w:val="2B2F4A"/>
                 <w:sz w:val="15"/>
               </w:rPr>
-              <w:t xml:space="preserve">    RWR --&gt; FC{{"final_check"}}</w:t>
+              <w:t xml:space="preserve">    class H0 human;</w:t>
             </w:r>
           </w:p>
           <w:p>
@@ -31183,147 +36328,7 @@
                 <w:color w:val="2B2F4A"/>
                 <w:sz w:val="15"/>
               </w:rPr>
-              <w:t xml:space="preserve">    FC --&gt;|"수정 ≤1"| RWR</w:t>
-            </w:r>
-          </w:p>
-          <w:p>
-            <w:pPr>
-              <w:spacing w:after="0" w:line="240" w:lineRule="auto"/>
-            </w:pPr>
-            <w:r>
-              <w:rPr>
-                <w:rFonts w:ascii="D2Coding" w:hAnsi="D2Coding" w:eastAsia="맑은 고딕" w:cs="D2Coding"/>
-                <w:b w:val="0"/>
-                <w:color w:val="2B2F4A"/>
-                <w:sz w:val="15"/>
-              </w:rPr>
-              <w:t xml:space="preserve">    FC --&gt;|"통과"| PDF["pdf_renderer → END"]</w:t>
-            </w:r>
-          </w:p>
-          <w:p>
-            <w:pPr>
-              <w:spacing w:after="0" w:line="240" w:lineRule="auto"/>
-            </w:pPr>
-            <w:r>
-              <w:rPr>
-                <w:rFonts w:ascii="D2Coding" w:hAnsi="D2Coding" w:eastAsia="맑은 고딕" w:cs="D2Coding"/>
-                <w:b w:val="0"/>
-                <w:color w:val="2B2F4A"/>
-                <w:sz w:val="15"/>
-              </w:rPr>
-              <w:t xml:space="preserve">    classDef agent fill:#EEE8FA,stroke:#7F4ACB,color:#161A58;</w:t>
-            </w:r>
-          </w:p>
-          <w:p>
-            <w:pPr>
-              <w:spacing w:after="0" w:line="240" w:lineRule="auto"/>
-            </w:pPr>
-            <w:r>
-              <w:rPr>
-                <w:rFonts w:ascii="D2Coding" w:hAnsi="D2Coding" w:eastAsia="맑은 고딕" w:cs="D2Coding"/>
-                <w:b w:val="0"/>
-                <w:color w:val="2B2F4A"/>
-                <w:sz w:val="15"/>
-              </w:rPr>
-              <w:t xml:space="preserve">    classDef util fill:#F2F3F8,stroke:#9AA0B8,color:#161A58;</w:t>
-            </w:r>
-          </w:p>
-          <w:p>
-            <w:pPr>
-              <w:spacing w:after="0" w:line="240" w:lineRule="auto"/>
-            </w:pPr>
-            <w:r>
-              <w:rPr>
-                <w:rFonts w:ascii="D2Coding" w:hAnsi="D2Coding" w:eastAsia="맑은 고딕" w:cs="D2Coding"/>
-                <w:b w:val="0"/>
-                <w:color w:val="2B2F4A"/>
-                <w:sz w:val="15"/>
-              </w:rPr>
-              <w:t xml:space="preserve">    classDef human fill:#E8F4EC,stroke:#2E7D4F,color:#16381F;</w:t>
-            </w:r>
-          </w:p>
-          <w:p>
-            <w:pPr>
-              <w:spacing w:after="0" w:line="240" w:lineRule="auto"/>
-            </w:pPr>
-            <w:r>
-              <w:rPr>
-                <w:rFonts w:ascii="D2Coding" w:hAnsi="D2Coding" w:eastAsia="맑은 고딕" w:cs="D2Coding"/>
-                <w:b w:val="0"/>
-                <w:color w:val="2B2F4A"/>
-                <w:sz w:val="15"/>
-              </w:rPr>
-              <w:t xml:space="preserve">    classDef gate fill:#FFF6E5,stroke:#D08A00,color:#3A2A00;</w:t>
-            </w:r>
-          </w:p>
-          <w:p>
-            <w:pPr>
-              <w:spacing w:after="0" w:line="240" w:lineRule="auto"/>
-            </w:pPr>
-            <w:r>
-              <w:rPr>
-                <w:rFonts w:ascii="D2Coding" w:hAnsi="D2Coding" w:eastAsia="맑은 고딕" w:cs="D2Coding"/>
-                <w:b w:val="0"/>
-                <w:color w:val="2B2F4A"/>
-                <w:sz w:val="15"/>
-              </w:rPr>
-              <w:t xml:space="preserve">    class VAL,TR,TRL,MK,SH,DM,SY,JD,RWR,R1,R2,R3,R4 agent;</w:t>
-            </w:r>
-          </w:p>
-          <w:p>
-            <w:pPr>
-              <w:spacing w:after="0" w:line="240" w:lineRule="auto"/>
-            </w:pPr>
-            <w:r>
-              <w:rPr>
-                <w:rFonts w:ascii="D2Coding" w:hAnsi="D2Coding" w:eastAsia="맑은 고딕" w:cs="D2Coding"/>
-                <w:b w:val="0"/>
-                <w:color w:val="2B2F4A"/>
-                <w:sz w:val="15"/>
-              </w:rPr>
-              <w:t xml:space="preserve">    class INIT,CR,PDF util;</w:t>
-            </w:r>
-          </w:p>
-          <w:p>
-            <w:pPr>
-              <w:spacing w:after="0" w:line="240" w:lineRule="auto"/>
-            </w:pPr>
-            <w:r>
-              <w:rPr>
-                <w:rFonts w:ascii="D2Coding" w:hAnsi="D2Coding" w:eastAsia="맑은 고딕" w:cs="D2Coding"/>
-                <w:b w:val="0"/>
-                <w:color w:val="2B2F4A"/>
-                <w:sz w:val="15"/>
-              </w:rPr>
-              <w:t xml:space="preserve">    class H0 human;</w:t>
-            </w:r>
-          </w:p>
-          <w:p>
-            <w:pPr>
-              <w:spacing w:after="0" w:line="240" w:lineRule="auto"/>
-            </w:pPr>
-            <w:r>
-              <w:rPr>
-                <w:rFonts w:ascii="D2Coding" w:hAnsi="D2Coding" w:eastAsia="맑은 고딕" w:cs="D2Coding"/>
-                <w:b w:val="0"/>
-                <w:color w:val="2B2F4A"/>
-                <w:sz w:val="15"/>
-              </w:rPr>
               <w:t xml:space="preserve">    class RR,FC gate;</w:t>
-            </w:r>
-          </w:p>
-          <w:p>
-            <w:pPr>
-              <w:spacing w:after="0" w:line="240" w:lineRule="auto"/>
-            </w:pPr>
-            <w:r>
-              <w:rPr>
-                <w:rFonts w:ascii="D2Coding" w:hAnsi="D2Coding" w:eastAsia="맑은 고딕" w:cs="D2Coding"/>
-                <w:b w:val="0"/>
-                <w:color w:val="2B2F4A"/>
-                <w:sz w:val="15"/>
-              </w:rPr>
-              <w:t xml:space="preserve">    style RERUN fill:#FFFDF6,stroke:#D08A00,stroke-dasharray:4 3,color:#3A2A00</w:t>
             </w:r>
           </w:p>
           <w:p>
@@ -31954,15 +36959,15 @@
           <w:color w:val="5B3FA0"/>
           <w:sz w:val="19"/>
         </w:rPr>
-        <w:t>Command(update=…, goto=[Send(관점 노드, {judge_feedback})…])</w:t>
-      </w:r>
-      <w:r>
-        <w:rPr>
-          <w:rFonts w:ascii="맑은 고딕" w:hAnsi="맑은 고딕" w:eastAsia="맑은 고딕" w:cs="맑은 고딕"/>
-          <w:b w:val="0"/>
-          <w:sz w:val="20"/>
-        </w:rPr>
-        <w:t xml:space="preserve">로 해당 관점만 다시 실행한다. 재실행 결과는 기존 결과를 교체하고 </w:t>
+        <w:t>Command(update=…, goto=[관점 노드명…])</w:t>
+      </w:r>
+      <w:r>
+        <w:rPr>
+          <w:rFonts w:ascii="맑은 고딕" w:hAnsi="맑은 고딕" w:eastAsia="맑은 고딕" w:cs="맑은 고딕"/>
+          <w:b w:val="0"/>
+          <w:sz w:val="20"/>
+        </w:rPr>
+        <w:t xml:space="preserve">로 해당 관점 노드만 다시 실행한다. </w:t>
       </w:r>
       <w:r>
         <w:rPr>
@@ -31971,15 +36976,15 @@
           <w:color w:val="5B3FA0"/>
           <w:sz w:val="19"/>
         </w:rPr>
-        <w:t>synthesizer</w:t>
-      </w:r>
-      <w:r>
-        <w:rPr>
-          <w:rFonts w:ascii="맑은 고딕" w:hAnsi="맑은 고딕" w:eastAsia="맑은 고딕" w:cs="맑은 고딕"/>
-          <w:b w:val="0"/>
-          <w:sz w:val="20"/>
-        </w:rPr>
-        <w:t xml:space="preserve">와 </w:t>
+        <w:t>Send</w:t>
+      </w:r>
+      <w:r>
+        <w:rPr>
+          <w:rFonts w:ascii="맑은 고딕" w:hAnsi="맑은 고딕" w:eastAsia="맑은 고딕" w:cs="맑은 고딕"/>
+          <w:b w:val="0"/>
+          <w:sz w:val="20"/>
+        </w:rPr>
+        <w:t xml:space="preserve"> 대신 노드명을 쓰는 이유는, </w:t>
       </w:r>
       <w:r>
         <w:rPr>
@@ -31988,15 +36993,15 @@
           <w:color w:val="5B3FA0"/>
           <w:sz w:val="19"/>
         </w:rPr>
-        <w:t>judge</w:t>
-      </w:r>
-      <w:r>
-        <w:rPr>
-          <w:rFonts w:ascii="맑은 고딕" w:hAnsi="맑은 고딕" w:eastAsia="맑은 고딕" w:cs="맑은 고딕"/>
-          <w:b w:val="0"/>
-          <w:sz w:val="20"/>
-        </w:rPr>
-        <w:t xml:space="preserve">를 다시 거친다. 한도에 이른 관점은 </w:t>
+        <w:t>Send</w:t>
+      </w:r>
+      <w:r>
+        <w:rPr>
+          <w:rFonts w:ascii="맑은 고딕" w:hAnsi="맑은 고딕" w:eastAsia="맑은 고딕" w:cs="맑은 고딕"/>
+          <w:b w:val="0"/>
+          <w:sz w:val="20"/>
+        </w:rPr>
+        <w:t xml:space="preserve">로 호출된 노드는 전달한 인자만 입력으로 받아 </w:t>
       </w:r>
       <w:r>
         <w:rPr>
@@ -32005,15 +37010,15 @@
           <w:color w:val="5B3FA0"/>
           <w:sz w:val="19"/>
         </w:rPr>
-        <w:t>warnings</w:t>
-      </w:r>
-      <w:r>
-        <w:rPr>
-          <w:rFonts w:ascii="맑은 고딕" w:hAnsi="맑은 고딕" w:eastAsia="맑은 고딕" w:cs="맑은 고딕"/>
-          <w:b w:val="0"/>
-          <w:sz w:val="20"/>
-        </w:rPr>
-        <w:t xml:space="preserve">에 "판정 불확실"로 기록하고, 재실행할 관점이 없으면 </w:t>
+        <w:t>tech_brief</w:t>
+      </w:r>
+      <w:r>
+        <w:rPr>
+          <w:rFonts w:ascii="맑은 고딕" w:hAnsi="맑은 고딕" w:eastAsia="맑은 고딕" w:cs="맑은 고딕"/>
+          <w:b w:val="0"/>
+          <w:sz w:val="20"/>
+        </w:rPr>
+        <w:t>·</w:t>
       </w:r>
       <w:r>
         <w:rPr>
@@ -32022,6 +37027,142 @@
           <w:color w:val="5B3FA0"/>
           <w:sz w:val="19"/>
         </w:rPr>
+        <w:t>evidence</w:t>
+      </w:r>
+      <w:r>
+        <w:rPr>
+          <w:rFonts w:ascii="맑은 고딕" w:hAnsi="맑은 고딕" w:eastAsia="맑은 고딕" w:cs="맑은 고딕"/>
+          <w:b w:val="0"/>
+          <w:sz w:val="20"/>
+        </w:rPr>
+        <w:t xml:space="preserve">를 읽을 수 없기 때문이다. 재실행 노드는 State의 </w:t>
+      </w:r>
+      <w:r>
+        <w:rPr>
+          <w:rFonts w:ascii="D2Coding" w:hAnsi="D2Coding" w:eastAsia="맑은 고딕" w:cs="D2Coding"/>
+          <w:b w:val="0"/>
+          <w:color w:val="5B3FA0"/>
+          <w:sz w:val="19"/>
+        </w:rPr>
+        <w:t>judge_feedback[관점]</w:t>
+      </w:r>
+      <w:r>
+        <w:rPr>
+          <w:rFonts w:ascii="맑은 고딕" w:hAnsi="맑은 고딕" w:eastAsia="맑은 고딕" w:cs="맑은 고딕"/>
+          <w:b w:val="0"/>
+          <w:sz w:val="20"/>
+        </w:rPr>
+        <w:t xml:space="preserve">을 추가 질의 조건으로 읽는다. </w:t>
+      </w:r>
+      <w:r>
+        <w:rPr>
+          <w:rFonts w:ascii="D2Coding" w:hAnsi="D2Coding" w:eastAsia="맑은 고딕" w:cs="D2Coding"/>
+          <w:b w:val="0"/>
+          <w:color w:val="5B3FA0"/>
+          <w:sz w:val="19"/>
+        </w:rPr>
+        <w:t>retry_router</w:t>
+      </w:r>
+      <w:r>
+        <w:rPr>
+          <w:rFonts w:ascii="맑은 고딕" w:hAnsi="맑은 고딕" w:eastAsia="맑은 고딕" w:cs="맑은 고딕"/>
+          <w:b w:val="0"/>
+          <w:sz w:val="20"/>
+        </w:rPr>
+        <w:t xml:space="preserve">는 반환 타입 </w:t>
+      </w:r>
+      <w:r>
+        <w:rPr>
+          <w:rFonts w:ascii="D2Coding" w:hAnsi="D2Coding" w:eastAsia="맑은 고딕" w:cs="D2Coding"/>
+          <w:b w:val="0"/>
+          <w:color w:val="5B3FA0"/>
+          <w:sz w:val="19"/>
+        </w:rPr>
+        <w:t>Command[Literal[...]]</w:t>
+      </w:r>
+      <w:r>
+        <w:rPr>
+          <w:rFonts w:ascii="맑은 고딕" w:hAnsi="맑은 고딕" w:eastAsia="맑은 고딕" w:cs="맑은 고딕"/>
+          <w:b w:val="0"/>
+          <w:sz w:val="20"/>
+        </w:rPr>
+        <w:t xml:space="preserve">로 목적지를 선언해 </w:t>
+      </w:r>
+      <w:r>
+        <w:rPr>
+          <w:rFonts w:ascii="D2Coding" w:hAnsi="D2Coding" w:eastAsia="맑은 고딕" w:cs="D2Coding"/>
+          <w:b w:val="0"/>
+          <w:color w:val="5B3FA0"/>
+          <w:sz w:val="19"/>
+        </w:rPr>
+        <w:t>draw_mermaid_png</w:t>
+      </w:r>
+      <w:r>
+        <w:rPr>
+          <w:rFonts w:ascii="맑은 고딕" w:hAnsi="맑은 고딕" w:eastAsia="맑은 고딕" w:cs="맑은 고딕"/>
+          <w:b w:val="0"/>
+          <w:sz w:val="20"/>
+        </w:rPr>
+        <w:t xml:space="preserve">에 출구 엣지가 그려지게 한다. 재실행 결과는 기존 결과를 교체하고 </w:t>
+      </w:r>
+      <w:r>
+        <w:rPr>
+          <w:rFonts w:ascii="D2Coding" w:hAnsi="D2Coding" w:eastAsia="맑은 고딕" w:cs="D2Coding"/>
+          <w:b w:val="0"/>
+          <w:color w:val="5B3FA0"/>
+          <w:sz w:val="19"/>
+        </w:rPr>
+        <w:t>synthesizer</w:t>
+      </w:r>
+      <w:r>
+        <w:rPr>
+          <w:rFonts w:ascii="맑은 고딕" w:hAnsi="맑은 고딕" w:eastAsia="맑은 고딕" w:cs="맑은 고딕"/>
+          <w:b w:val="0"/>
+          <w:sz w:val="20"/>
+        </w:rPr>
+        <w:t xml:space="preserve">와 </w:t>
+      </w:r>
+      <w:r>
+        <w:rPr>
+          <w:rFonts w:ascii="D2Coding" w:hAnsi="D2Coding" w:eastAsia="맑은 고딕" w:cs="D2Coding"/>
+          <w:b w:val="0"/>
+          <w:color w:val="5B3FA0"/>
+          <w:sz w:val="19"/>
+        </w:rPr>
+        <w:t>judge</w:t>
+      </w:r>
+      <w:r>
+        <w:rPr>
+          <w:rFonts w:ascii="맑은 고딕" w:hAnsi="맑은 고딕" w:eastAsia="맑은 고딕" w:cs="맑은 고딕"/>
+          <w:b w:val="0"/>
+          <w:sz w:val="20"/>
+        </w:rPr>
+        <w:t xml:space="preserve">를 다시 거친다. 한도에 이른 관점은 </w:t>
+      </w:r>
+      <w:r>
+        <w:rPr>
+          <w:rFonts w:ascii="D2Coding" w:hAnsi="D2Coding" w:eastAsia="맑은 고딕" w:cs="D2Coding"/>
+          <w:b w:val="0"/>
+          <w:color w:val="5B3FA0"/>
+          <w:sz w:val="19"/>
+        </w:rPr>
+        <w:t>warnings</w:t>
+      </w:r>
+      <w:r>
+        <w:rPr>
+          <w:rFonts w:ascii="맑은 고딕" w:hAnsi="맑은 고딕" w:eastAsia="맑은 고딕" w:cs="맑은 고딕"/>
+          <w:b w:val="0"/>
+          <w:sz w:val="20"/>
+        </w:rPr>
+        <w:t xml:space="preserve">에 "판정 불확실"로 기록하고, 재실행할 관점이 없으면 </w:t>
+      </w:r>
+      <w:r>
+        <w:rPr>
+          <w:rFonts w:ascii="D2Coding" w:hAnsi="D2Coding" w:eastAsia="맑은 고딕" w:cs="D2Coding"/>
+          <w:b w:val="0"/>
+          <w:color w:val="5B3FA0"/>
+          <w:sz w:val="19"/>
+        </w:rPr>
         <w:t>report_writer</w:t>
       </w:r>
       <w:r>
@@ -32031,6 +37172,104 @@
           <w:sz w:val="20"/>
         </w:rPr>
         <w:t>로 간다.</w:t>
+      </w:r>
+    </w:p>
+    <w:p>
+      <w:pPr>
+        <w:spacing w:after="40" w:line="312" w:lineRule="auto"/>
+        <w:ind w:left="652" w:hanging="227"/>
+      </w:pPr>
+      <w:r>
+        <w:rPr>
+          <w:rFonts w:ascii="맑은 고딕" w:hAnsi="맑은 고딕" w:eastAsia="맑은 고딕" w:cs="맑은 고딕"/>
+          <w:b w:val="0"/>
+          <w:color w:val="7F4ACB"/>
+          <w:sz w:val="20"/>
+        </w:rPr>
+        <w:t xml:space="preserve">– </w:t>
+      </w:r>
+      <w:r>
+        <w:rPr>
+          <w:rFonts w:ascii="맑은 고딕" w:hAnsi="맑은 고딕" w:eastAsia="맑은 고딕" w:cs="맑은 고딕"/>
+          <w:b/>
+          <w:color w:val="161A58"/>
+          <w:sz w:val="20"/>
+        </w:rPr>
+        <w:t>재채점 동결:</w:t>
+      </w:r>
+      <w:r>
+        <w:rPr>
+          <w:rFonts w:ascii="맑은 고딕" w:hAnsi="맑은 고딕" w:eastAsia="맑은 고딕" w:cs="맑은 고딕"/>
+          <w:b w:val="0"/>
+          <w:sz w:val="20"/>
+        </w:rPr>
+        <w:t xml:space="preserve"> 재실행 후 Judge는 재실행된 관점과 synthesis 해설만 다시 채점하고, 이미 통과한 관점의 </w:t>
+      </w:r>
+      <w:r>
+        <w:rPr>
+          <w:rFonts w:ascii="D2Coding" w:hAnsi="D2Coding" w:eastAsia="맑은 고딕" w:cs="D2Coding"/>
+          <w:b w:val="0"/>
+          <w:color w:val="5B3FA0"/>
+          <w:sz w:val="19"/>
+        </w:rPr>
+        <w:t>judge_scores</w:t>
+      </w:r>
+      <w:r>
+        <w:rPr>
+          <w:rFonts w:ascii="맑은 고딕" w:hAnsi="맑은 고딕" w:eastAsia="맑은 고딕" w:cs="맑은 고딕"/>
+          <w:b w:val="0"/>
+          <w:sz w:val="20"/>
+        </w:rPr>
+        <w:t>는 동결한다. LLM 출력의 흔들림으로 통과한 관점이 다시 미달되는 것을 막기 위해서다. 관점당 검색 라운드는 최대 9회(내부 Loop 3라운드 × 실행 3회)이다.</w:t>
+      </w:r>
+    </w:p>
+    <w:p>
+      <w:pPr>
+        <w:spacing w:after="40" w:line="312" w:lineRule="auto"/>
+        <w:ind w:left="652" w:hanging="227"/>
+      </w:pPr>
+      <w:r>
+        <w:rPr>
+          <w:rFonts w:ascii="맑은 고딕" w:hAnsi="맑은 고딕" w:eastAsia="맑은 고딕" w:cs="맑은 고딕"/>
+          <w:b w:val="0"/>
+          <w:color w:val="7F4ACB"/>
+          <w:sz w:val="20"/>
+        </w:rPr>
+        <w:t xml:space="preserve">– </w:t>
+      </w:r>
+      <w:r>
+        <w:rPr>
+          <w:rFonts w:ascii="맑은 고딕" w:hAnsi="맑은 고딕" w:eastAsia="맑은 고딕" w:cs="맑은 고딕"/>
+          <w:b/>
+          <w:color w:val="161A58"/>
+          <w:sz w:val="20"/>
+        </w:rPr>
+        <w:t>synthesis 오류 처리:</w:t>
+      </w:r>
+      <w:r>
+        <w:rPr>
+          <w:rFonts w:ascii="맑은 고딕" w:hAnsi="맑은 고딕" w:eastAsia="맑은 고딕" w:cs="맑은 고딕"/>
+          <w:b w:val="0"/>
+          <w:sz w:val="20"/>
+        </w:rPr>
+        <w:t xml:space="preserve"> 상충 판정과 H1 판정은 </w:t>
+      </w:r>
+      <w:r>
+        <w:rPr>
+          <w:rFonts w:ascii="D2Coding" w:hAnsi="D2Coding" w:eastAsia="맑은 고딕" w:cs="D2Coding"/>
+          <w:b w:val="0"/>
+          <w:color w:val="5B3FA0"/>
+          <w:sz w:val="19"/>
+        </w:rPr>
+        <w:t>synthesizer</w:t>
+      </w:r>
+      <w:r>
+        <w:rPr>
+          <w:rFonts w:ascii="맑은 고딕" w:hAnsi="맑은 고딕" w:eastAsia="맑은 고딕" w:cs="맑은 고딕"/>
+          <w:b w:val="0"/>
+          <w:sz w:val="20"/>
+        </w:rPr>
+        <w:t xml:space="preserve"> 안에서 코드로 계산한다(C.5 규칙). LLM은 판정 결과의 해설 문장과 H2~H4 판정 근거만 작성한다. Judge는 synthesis 해설의 근거성만 검사하고, 미달 문장은 unsupported로 표시해 보고서에서 뺀다. synthesis 자체의 재실행 분기는 두지 않는다.</w:t>
       </w:r>
     </w:p>
     <w:p>
@@ -32211,7 +37450,7 @@
     <w:p>
       <w:pPr>
         <w:spacing w:after="40" w:line="312" w:lineRule="auto"/>
-        <w:ind w:left="312" w:hanging="227"/>
+        <w:ind w:left="652" w:hanging="227"/>
       </w:pPr>
       <w:r>
         <w:rPr>
@@ -32220,7 +37459,7 @@
           <w:color w:val="7F4ACB"/>
           <w:sz w:val="20"/>
         </w:rPr>
-        <w:t xml:space="preserve">7. </w:t>
+        <w:t xml:space="preserve">– </w:t>
       </w:r>
       <w:r>
         <w:rPr>
@@ -32229,30 +37468,166 @@
           <w:color w:val="161A58"/>
           <w:sz w:val="20"/>
         </w:rPr>
-        <w:t>종료 보장:</w:t>
-      </w:r>
-      <w:r>
-        <w:rPr>
-          <w:rFonts w:ascii="맑은 고딕" w:hAnsi="맑은 고딕" w:eastAsia="맑은 고딕" w:cs="맑은 고딕"/>
-          <w:b w:val="0"/>
-          <w:sz w:val="20"/>
-        </w:rPr>
-        <w:t xml:space="preserve"> 루프 4개 모두에 횟수 한도가 있다. 공통 검색 2, 관점 내부 2, 관점별 재실행 2, 보고서 수정 1이다. 최악의 경우에도 그래프가 반드시 끝난다.</w:t>
+        <w:t>한도 소진 경로:</w:t>
+      </w:r>
+      <w:r>
+        <w:rPr>
+          <w:rFonts w:ascii="맑은 고딕" w:hAnsi="맑은 고딕" w:eastAsia="맑은 고딕" w:cs="맑은 고딕"/>
+          <w:b w:val="0"/>
+          <w:sz w:val="20"/>
+        </w:rPr>
+        <w:t xml:space="preserve"> 수정 한도(</w:t>
+      </w:r>
+      <w:r>
+        <w:rPr>
+          <w:rFonts w:ascii="D2Coding" w:hAnsi="D2Coding" w:eastAsia="맑은 고딕" w:cs="D2Coding"/>
+          <w:b w:val="0"/>
+          <w:color w:val="5B3FA0"/>
+          <w:sz w:val="19"/>
+        </w:rPr>
+        <w:t>report_retry_count</w:t>
+      </w:r>
+      <w:r>
+        <w:rPr>
+          <w:rFonts w:ascii="맑은 고딕" w:hAnsi="맑은 고딕" w:eastAsia="맑은 고딕" w:cs="맑은 고딕"/>
+          <w:b w:val="0"/>
+          <w:sz w:val="20"/>
+        </w:rPr>
+        <w:t xml:space="preserve"> = 1)를 소진한 뒤에도 검수에 실패하면, </w:t>
+      </w:r>
+      <w:r>
+        <w:rPr>
+          <w:rFonts w:ascii="D2Coding" w:hAnsi="D2Coding" w:eastAsia="맑은 고딕" w:cs="D2Coding"/>
+          <w:b w:val="0"/>
+          <w:color w:val="5B3FA0"/>
+          <w:sz w:val="19"/>
+        </w:rPr>
+        <w:t>final_check</w:t>
+      </w:r>
+      <w:r>
+        <w:rPr>
+          <w:rFonts w:ascii="맑은 고딕" w:hAnsi="맑은 고딕" w:eastAsia="맑은 고딕" w:cs="맑은 고딕"/>
+          <w:b w:val="0"/>
+          <w:sz w:val="20"/>
+        </w:rPr>
+        <w:t xml:space="preserve">가 결정적 후처리를 한 번 적용한다. 우열 어휘는 사전 기반으로 조건부 서술로 치환하고, SUMMARY는 ½페이지 분량으로 자른다. 근거 ID가 없는 문장은 삭제한다. 그래도 남는 위반은 </w:t>
+      </w:r>
+      <w:r>
+        <w:rPr>
+          <w:rFonts w:ascii="D2Coding" w:hAnsi="D2Coding" w:eastAsia="맑은 고딕" w:cs="D2Coding"/>
+          <w:b w:val="0"/>
+          <w:color w:val="5B3FA0"/>
+          <w:sz w:val="19"/>
+        </w:rPr>
+        <w:t>warnings</w:t>
+      </w:r>
+      <w:r>
+        <w:rPr>
+          <w:rFonts w:ascii="맑은 고딕" w:hAnsi="맑은 고딕" w:eastAsia="맑은 고딕" w:cs="맑은 고딕"/>
+          <w:b w:val="0"/>
+          <w:sz w:val="20"/>
+        </w:rPr>
+        <w:t xml:space="preserve">에 기록해 보고서 6장에 싣고 </w:t>
+      </w:r>
+      <w:r>
+        <w:rPr>
+          <w:rFonts w:ascii="D2Coding" w:hAnsi="D2Coding" w:eastAsia="맑은 고딕" w:cs="D2Coding"/>
+          <w:b w:val="0"/>
+          <w:color w:val="5B3FA0"/>
+          <w:sz w:val="19"/>
+        </w:rPr>
+        <w:t>pdf_renderer</w:t>
+      </w:r>
+      <w:r>
+        <w:rPr>
+          <w:rFonts w:ascii="맑은 고딕" w:hAnsi="맑은 고딕" w:eastAsia="맑은 고딕" w:cs="맑은 고딕"/>
+          <w:b w:val="0"/>
+          <w:sz w:val="20"/>
+        </w:rPr>
+        <w:t>로 진행한다. 노드를 새로 만들지 않으므로 노드 수 18개는 그대로이다.</w:t>
       </w:r>
     </w:p>
     <w:p>
       <w:pPr>
-        <w:pStyle w:val="Heading2"/>
-        <w:keepNext/>
+        <w:spacing w:after="40" w:line="312" w:lineRule="auto"/>
+        <w:ind w:left="312" w:hanging="227"/>
       </w:pPr>
+      <w:r>
+        <w:rPr>
+          <w:rFonts w:ascii="맑은 고딕" w:hAnsi="맑은 고딕" w:eastAsia="맑은 고딕" w:cs="맑은 고딕"/>
+          <w:b w:val="0"/>
+          <w:color w:val="7F4ACB"/>
+          <w:sz w:val="20"/>
+        </w:rPr>
+        <w:t xml:space="preserve">7. </w:t>
+      </w:r>
       <w:r>
         <w:rPr>
           <w:rFonts w:ascii="맑은 고딕" w:hAnsi="맑은 고딕" w:eastAsia="맑은 고딕" w:cs="맑은 고딕"/>
           <w:b/>
           <w:color w:val="161A58"/>
-          <w:sz w:val="25"/>
-        </w:rPr>
-        <w:t>D.5 Judge 통과 기준</w:t>
+          <w:sz w:val="20"/>
+        </w:rPr>
+        <w:t>종료 보장:</w:t>
+      </w:r>
+      <w:r>
+        <w:rPr>
+          <w:rFonts w:ascii="맑은 고딕" w:hAnsi="맑은 고딕" w:eastAsia="맑은 고딕" w:cs="맑은 고딕"/>
+          <w:b w:val="0"/>
+          <w:sz w:val="20"/>
+        </w:rPr>
+        <w:t xml:space="preserve"> 루프 4개 모두에 횟수 한도와 "통과"·"한도 소진" 두 출구가 있다. 한도는 공통 검색 2, 관점 내부 2, 관점별 재실행 2, 보고서 수정 1이다. 모든 루프가 한도까지 도는 최악 경로는 약 30 superstep이다. 구간별로 초기화·공통 검색 6, 검색 재시도 6, 기술 조사·병렬 평가·종합·Judge·라우터 5, 관점 재실행 2회 8, 보고서 검수 5이다. 실행 시 </w:t>
+      </w:r>
+      <w:r>
+        <w:rPr>
+          <w:rFonts w:ascii="D2Coding" w:hAnsi="D2Coding" w:eastAsia="맑은 고딕" w:cs="D2Coding"/>
+          <w:b w:val="0"/>
+          <w:color w:val="5B3FA0"/>
+          <w:sz w:val="19"/>
+        </w:rPr>
+        <w:t>config={"recursion_limit": 50}</w:t>
+      </w:r>
+      <w:r>
+        <w:rPr>
+          <w:rFonts w:ascii="맑은 고딕" w:hAnsi="맑은 고딕" w:eastAsia="맑은 고딕" w:cs="맑은 고딕"/>
+          <w:b w:val="0"/>
+          <w:sz w:val="20"/>
+        </w:rPr>
+        <w:t xml:space="preserve">을 명시한다. 설치 버전(LangGraph 1.2)의 기본값은 10,007이라 이상 동작을 막는 상한 역할을 하지 못하고, 이전 버전의 기본값 25로는 정상 최악 경로도 끝나지 않기 때문이다. LangGraph 버전은 </w:t>
+      </w:r>
+      <w:r>
+        <w:rPr>
+          <w:rFonts w:ascii="D2Coding" w:hAnsi="D2Coding" w:eastAsia="맑은 고딕" w:cs="D2Coding"/>
+          <w:b w:val="0"/>
+          <w:color w:val="5B3FA0"/>
+          <w:sz w:val="19"/>
+        </w:rPr>
+        <w:t>pyproject.toml</w:t>
+      </w:r>
+      <w:r>
+        <w:rPr>
+          <w:rFonts w:ascii="맑은 고딕" w:hAnsi="맑은 고딕" w:eastAsia="맑은 고딕" w:cs="맑은 고딕"/>
+          <w:b w:val="0"/>
+          <w:sz w:val="20"/>
+        </w:rPr>
+        <w:t xml:space="preserve">(1.2.x)과 </w:t>
+      </w:r>
+      <w:r>
+        <w:rPr>
+          <w:rFonts w:ascii="D2Coding" w:hAnsi="D2Coding" w:eastAsia="맑은 고딕" w:cs="D2Coding"/>
+          <w:b w:val="0"/>
+          <w:color w:val="5B3FA0"/>
+          <w:sz w:val="19"/>
+        </w:rPr>
+        <w:t>uv.lock</w:t>
+      </w:r>
+      <w:r>
+        <w:rPr>
+          <w:rFonts w:ascii="맑은 고딕" w:hAnsi="맑은 고딕" w:eastAsia="맑은 고딕" w:cs="맑은 고딕"/>
+          <w:b w:val="0"/>
+          <w:sz w:val="20"/>
+        </w:rPr>
+        <w:t>으로 고정한다.</w:t>
       </w:r>
     </w:p>
     <w:p>
@@ -32263,44 +37638,11 @@
       <w:r>
         <w:rPr>
           <w:rFonts w:ascii="맑은 고딕" w:hAnsi="맑은 고딕" w:eastAsia="맑은 고딕" w:cs="맑은 고딕"/>
-          <w:b w:val="0"/>
-          <w:sz w:val="20"/>
-        </w:rPr>
-        <w:t xml:space="preserve">관점마다 LLM 채점 4항목(5점 척도)과 </w:t>
-      </w:r>
-      <w:r>
-        <w:rPr>
-          <w:rFonts w:ascii="맑은 고딕" w:hAnsi="맑은 고딕" w:eastAsia="맑은 고딕" w:cs="맑은 고딕"/>
           <w:b/>
           <w:color w:val="161A58"/>
           <w:sz w:val="20"/>
         </w:rPr>
-        <w:t>코드로 계산하는 결정적 검사</w:t>
-      </w:r>
-      <w:r>
-        <w:rPr>
-          <w:rFonts w:ascii="맑은 고딕" w:hAnsi="맑은 고딕" w:eastAsia="맑은 고딕" w:cs="맑은 고딕"/>
-          <w:b w:val="0"/>
-          <w:sz w:val="20"/>
-        </w:rPr>
-        <w:t>를 함께 적용한다. 판정 로직은 다음과 같다. 점수 합계(</w:t>
-      </w:r>
-      <w:r>
-        <w:rPr>
-          <w:rFonts w:ascii="D2Coding" w:hAnsi="D2Coding" w:eastAsia="맑은 고딕" w:cs="D2Coding"/>
-          <w:b w:val="0"/>
-          <w:color w:val="5B3FA0"/>
-          <w:sz w:val="19"/>
-        </w:rPr>
-        <w:t>sum ≥ 16</w:t>
-      </w:r>
-      <w:r>
-        <w:rPr>
-          <w:rFonts w:ascii="맑은 고딕" w:hAnsi="맑은 고딕" w:eastAsia="맑은 고딕" w:cs="맑은 고딕"/>
-          <w:b w:val="0"/>
-          <w:sz w:val="20"/>
-        </w:rPr>
-        <w:t>) 단독 조건은 쓰지 않는다.</w:t>
+        <w:t>retry_router 구현 형태 (graph/workflow.py)</w:t>
       </w:r>
     </w:p>
     <w:tbl>
@@ -32339,7 +37681,7 @@
                 <w:color w:val="2B2F4A"/>
                 <w:sz w:val="15"/>
               </w:rPr>
-              <w:t>passed = all(score &gt;= 4 for score in [grounding, neutrality, source_diversity, completeness])</w:t>
+              <w:t>PERSPECTIVE_NODE = {"trl": "trl_assessor", "market": "market_evaluator",</w:t>
             </w:r>
           </w:p>
           <w:p>
@@ -32353,17 +37695,451 @@
                 <w:color w:val="2B2F4A"/>
                 <w:sz w:val="15"/>
               </w:rPr>
-              <w:t xml:space="preserve">         and max_origin_share &lt;= 0.50 and pro_origins &gt;= 2 and con_origins &gt;= 2 and lexicon_hits == 0</w:t>
+              <w:t xml:space="preserve">                    "stakeholder": "stakeholder_evaluator", "domain": "domain_evaluator"}</w:t>
+            </w:r>
+          </w:p>
+          <w:p>
+            <w:pPr>
+              <w:spacing w:after="0" w:line="240" w:lineRule="auto"/>
+            </w:pPr>
+            <w:r>
+              <w:rPr>
+                <w:rFonts w:ascii="D2Coding" w:hAnsi="D2Coding" w:eastAsia="맑은 고딕" w:cs="D2Coding"/>
+                <w:b w:val="0"/>
+                <w:color w:val="2B2F4A"/>
+                <w:sz w:val="15"/>
+              </w:rPr>
+              <w:t xml:space="preserve"> </w:t>
+            </w:r>
+          </w:p>
+          <w:p>
+            <w:pPr>
+              <w:spacing w:after="0" w:line="240" w:lineRule="auto"/>
+            </w:pPr>
+            <w:r>
+              <w:rPr>
+                <w:rFonts w:ascii="D2Coding" w:hAnsi="D2Coding" w:eastAsia="맑은 고딕" w:cs="D2Coding"/>
+                <w:b w:val="0"/>
+                <w:color w:val="2B2F4A"/>
+                <w:sz w:val="15"/>
+              </w:rPr>
+              <w:t>def retry_router(state: State) -&gt; Command[Literal["trl_assessor", "market_evaluator",</w:t>
+            </w:r>
+          </w:p>
+          <w:p>
+            <w:pPr>
+              <w:spacing w:after="0" w:line="240" w:lineRule="auto"/>
+            </w:pPr>
+            <w:r>
+              <w:rPr>
+                <w:rFonts w:ascii="D2Coding" w:hAnsi="D2Coding" w:eastAsia="맑은 고딕" w:cs="D2Coding"/>
+                <w:b w:val="0"/>
+                <w:color w:val="2B2F4A"/>
+                <w:sz w:val="15"/>
+              </w:rPr>
+              <w:t xml:space="preserve">        "stakeholder_evaluator", "domain_evaluator", "report_writer"]]:</w:t>
+            </w:r>
+          </w:p>
+          <w:p>
+            <w:pPr>
+              <w:spacing w:after="0" w:line="240" w:lineRule="auto"/>
+            </w:pPr>
+            <w:r>
+              <w:rPr>
+                <w:rFonts w:ascii="D2Coding" w:hAnsi="D2Coding" w:eastAsia="맑은 고딕" w:cs="D2Coding"/>
+                <w:b w:val="0"/>
+                <w:color w:val="2B2F4A"/>
+                <w:sz w:val="15"/>
+              </w:rPr>
+              <w:t xml:space="preserve">    counts = dict(state["perspective_retry_count"])</w:t>
+            </w:r>
+          </w:p>
+          <w:p>
+            <w:pPr>
+              <w:spacing w:after="0" w:line="240" w:lineRule="auto"/>
+            </w:pPr>
+            <w:r>
+              <w:rPr>
+                <w:rFonts w:ascii="D2Coding" w:hAnsi="D2Coding" w:eastAsia="맑은 고딕" w:cs="D2Coding"/>
+                <w:b w:val="0"/>
+                <w:color w:val="2B2F4A"/>
+                <w:sz w:val="15"/>
+              </w:rPr>
+              <w:t xml:space="preserve">    goto, warns = [], []</w:t>
+            </w:r>
+          </w:p>
+          <w:p>
+            <w:pPr>
+              <w:spacing w:after="0" w:line="240" w:lineRule="auto"/>
+            </w:pPr>
+            <w:r>
+              <w:rPr>
+                <w:rFonts w:ascii="D2Coding" w:hAnsi="D2Coding" w:eastAsia="맑은 고딕" w:cs="D2Coding"/>
+                <w:b w:val="0"/>
+                <w:color w:val="2B2F4A"/>
+                <w:sz w:val="15"/>
+              </w:rPr>
+              <w:t xml:space="preserve">    for p in state["failed_perspectives"]:</w:t>
+            </w:r>
+          </w:p>
+          <w:p>
+            <w:pPr>
+              <w:spacing w:after="0" w:line="240" w:lineRule="auto"/>
+            </w:pPr>
+            <w:r>
+              <w:rPr>
+                <w:rFonts w:ascii="D2Coding" w:hAnsi="D2Coding" w:eastAsia="맑은 고딕" w:cs="D2Coding"/>
+                <w:b w:val="0"/>
+                <w:color w:val="2B2F4A"/>
+                <w:sz w:val="15"/>
+              </w:rPr>
+              <w:t xml:space="preserve">        if counts.get(p, 0) &lt; MAX_PERSPECTIVE_RETRIES:        # 2</w:t>
+            </w:r>
+          </w:p>
+          <w:p>
+            <w:pPr>
+              <w:spacing w:after="0" w:line="240" w:lineRule="auto"/>
+            </w:pPr>
+            <w:r>
+              <w:rPr>
+                <w:rFonts w:ascii="D2Coding" w:hAnsi="D2Coding" w:eastAsia="맑은 고딕" w:cs="D2Coding"/>
+                <w:b w:val="0"/>
+                <w:color w:val="2B2F4A"/>
+                <w:sz w:val="15"/>
+              </w:rPr>
+              <w:t xml:space="preserve">            counts[p] = counts.get(p, 0) + 1</w:t>
+            </w:r>
+          </w:p>
+          <w:p>
+            <w:pPr>
+              <w:spacing w:after="0" w:line="240" w:lineRule="auto"/>
+            </w:pPr>
+            <w:r>
+              <w:rPr>
+                <w:rFonts w:ascii="D2Coding" w:hAnsi="D2Coding" w:eastAsia="맑은 고딕" w:cs="D2Coding"/>
+                <w:b w:val="0"/>
+                <w:color w:val="2B2F4A"/>
+                <w:sz w:val="15"/>
+              </w:rPr>
+              <w:t xml:space="preserve">            goto.append(PERSPECTIVE_NODE[p])                # Send가 아닌 노드명: 전체 State를 읽음</w:t>
+            </w:r>
+          </w:p>
+          <w:p>
+            <w:pPr>
+              <w:spacing w:after="0" w:line="240" w:lineRule="auto"/>
+            </w:pPr>
+            <w:r>
+              <w:rPr>
+                <w:rFonts w:ascii="D2Coding" w:hAnsi="D2Coding" w:eastAsia="맑은 고딕" w:cs="D2Coding"/>
+                <w:b w:val="0"/>
+                <w:color w:val="2B2F4A"/>
+                <w:sz w:val="15"/>
+              </w:rPr>
+              <w:t xml:space="preserve">        else:</w:t>
+            </w:r>
+          </w:p>
+          <w:p>
+            <w:pPr>
+              <w:spacing w:after="0" w:line="240" w:lineRule="auto"/>
+            </w:pPr>
+            <w:r>
+              <w:rPr>
+                <w:rFonts w:ascii="D2Coding" w:hAnsi="D2Coding" w:eastAsia="맑은 고딕" w:cs="D2Coding"/>
+                <w:b w:val="0"/>
+                <w:color w:val="2B2F4A"/>
+                <w:sz w:val="15"/>
+              </w:rPr>
+              <w:t xml:space="preserve">            warns.append(f"판정 불확실: {p} (재실행 한도 소진)")</w:t>
+            </w:r>
+          </w:p>
+          <w:p>
+            <w:pPr>
+              <w:spacing w:after="0" w:line="240" w:lineRule="auto"/>
+            </w:pPr>
+            <w:r>
+              <w:rPr>
+                <w:rFonts w:ascii="D2Coding" w:hAnsi="D2Coding" w:eastAsia="맑은 고딕" w:cs="D2Coding"/>
+                <w:b w:val="0"/>
+                <w:color w:val="2B2F4A"/>
+                <w:sz w:val="15"/>
+              </w:rPr>
+              <w:t xml:space="preserve">    return Command(update={"perspective_retry_count": counts, "warnings": warns},</w:t>
+            </w:r>
+          </w:p>
+          <w:p>
+            <w:pPr>
+              <w:spacing w:after="0" w:line="240" w:lineRule="auto"/>
+            </w:pPr>
+            <w:r>
+              <w:rPr>
+                <w:rFonts w:ascii="D2Coding" w:hAnsi="D2Coding" w:eastAsia="맑은 고딕" w:cs="D2Coding"/>
+                <w:b w:val="0"/>
+                <w:color w:val="2B2F4A"/>
+                <w:sz w:val="15"/>
+              </w:rPr>
+              <w:t xml:space="preserve">                   goto=goto or ["report_writer"])</w:t>
             </w:r>
           </w:p>
         </w:tc>
       </w:tr>
     </w:tbl>
+    <w:p>
+      <w:pPr>
+        <w:spacing w:after="80" w:line="324" w:lineRule="auto"/>
+      </w:pPr>
+    </w:p>
+    <w:p>
+      <w:pPr>
+        <w:pStyle w:val="Heading2"/>
+        <w:keepNext/>
+      </w:pPr>
+      <w:r>
+        <w:rPr>
+          <w:rFonts w:ascii="맑은 고딕" w:hAnsi="맑은 고딕" w:eastAsia="맑은 고딕" w:cs="맑은 고딕"/>
+          <w:b/>
+          <w:color w:val="161A58"/>
+          <w:sz w:val="25"/>
+        </w:rPr>
+        <w:t>D.5 Judge 통과 기준</w:t>
+      </w:r>
+    </w:p>
     <w:p>
       <w:pPr>
         <w:keepNext/>
         <w:spacing w:after="80" w:line="324" w:lineRule="auto"/>
       </w:pPr>
+      <w:r>
+        <w:rPr>
+          <w:rFonts w:ascii="맑은 고딕" w:hAnsi="맑은 고딕" w:eastAsia="맑은 고딕" w:cs="맑은 고딕"/>
+          <w:b w:val="0"/>
+          <w:sz w:val="20"/>
+        </w:rPr>
+        <w:t xml:space="preserve">관점마다 LLM 채점 4항목(5점 척도)과 </w:t>
+      </w:r>
+      <w:r>
+        <w:rPr>
+          <w:rFonts w:ascii="맑은 고딕" w:hAnsi="맑은 고딕" w:eastAsia="맑은 고딕" w:cs="맑은 고딕"/>
+          <w:b/>
+          <w:color w:val="161A58"/>
+          <w:sz w:val="20"/>
+        </w:rPr>
+        <w:t>코드로 계산하는 결정적 검사</w:t>
+      </w:r>
+      <w:r>
+        <w:rPr>
+          <w:rFonts w:ascii="맑은 고딕" w:hAnsi="맑은 고딕" w:eastAsia="맑은 고딕" w:cs="맑은 고딕"/>
+          <w:b w:val="0"/>
+          <w:sz w:val="20"/>
+        </w:rPr>
+        <w:t>를 함께 적용한다. 판정 로직은 다음과 같다. 점수 합계(</w:t>
+      </w:r>
+      <w:r>
+        <w:rPr>
+          <w:rFonts w:ascii="D2Coding" w:hAnsi="D2Coding" w:eastAsia="맑은 고딕" w:cs="D2Coding"/>
+          <w:b w:val="0"/>
+          <w:color w:val="5B3FA0"/>
+          <w:sz w:val="19"/>
+        </w:rPr>
+        <w:t>sum ≥ 16</w:t>
+      </w:r>
+      <w:r>
+        <w:rPr>
+          <w:rFonts w:ascii="맑은 고딕" w:hAnsi="맑은 고딕" w:eastAsia="맑은 고딕" w:cs="맑은 고딕"/>
+          <w:b w:val="0"/>
+          <w:sz w:val="20"/>
+        </w:rPr>
+        <w:t>) 단독 조건은 쓰지 않는다.</w:t>
+      </w:r>
+    </w:p>
+    <w:tbl>
+      <w:tblPr>
+        <w:tblLook w:firstColumn="1" w:firstRow="1" w:lastColumn="0" w:lastRow="0" w:noHBand="0" w:noVBand="1" w:val="04A0"/>
+        <w:tblW w:w="9072" w:type="dxa"/>
+        <w:tblLayout w:type="fixed"/>
+      </w:tblPr>
+      <w:tblGrid>
+        <w:gridCol w:w="9072"/>
+      </w:tblGrid>
+      <w:tr>
+        <w:trPr>
+          <w:cantSplit/>
+        </w:trPr>
+        <w:tc>
+          <w:tcPr>
+            <w:tcW w:type="dxa" w:w="9071"/>
+            <w:shd w:val="clear" w:color="auto" w:fill="F7F7FB"/>
+            <w:tcMar>
+              <w:top w:w="80" w:type="dxa"/>
+              <w:left w:w="120" w:type="dxa"/>
+              <w:bottom w:w="80" w:type="dxa"/>
+              <w:right w:w="120" w:type="dxa"/>
+            </w:tcMar>
+          </w:tcPr>
+          <w:p>
+            <w:pPr>
+              <w:spacing w:after="0" w:line="240" w:lineRule="auto"/>
+            </w:pPr>
+            <w:r/>
+            <w:r>
+              <w:rPr>
+                <w:rFonts w:ascii="D2Coding" w:hAnsi="D2Coding" w:eastAsia="맑은 고딕" w:cs="D2Coding"/>
+                <w:b w:val="0"/>
+                <w:color w:val="2B2F4A"/>
+                <w:sz w:val="15"/>
+              </w:rPr>
+              <w:t>LLM_OK = all(s &gt;= 4 for s in [grounding, neutrality, source_diversity, completeness])</w:t>
+            </w:r>
+          </w:p>
+          <w:p>
+            <w:pPr>
+              <w:spacing w:after="0" w:line="240" w:lineRule="auto"/>
+            </w:pPr>
+            <w:r>
+              <w:rPr>
+                <w:rFonts w:ascii="D2Coding" w:hAnsi="D2Coding" w:eastAsia="맑은 고딕" w:cs="D2Coding"/>
+                <w:b w:val="0"/>
+                <w:color w:val="2B2F4A"/>
+                <w:sz w:val="15"/>
+              </w:rPr>
+              <w:t>COMMON = max_origin_share &lt;= 0.50 and lexicon_hits == 0</w:t>
+            </w:r>
+          </w:p>
+          <w:p>
+            <w:pPr>
+              <w:spacing w:after="0" w:line="240" w:lineRule="auto"/>
+            </w:pPr>
+            <w:r>
+              <w:rPr>
+                <w:rFonts w:ascii="D2Coding" w:hAnsi="D2Coding" w:eastAsia="맑은 고딕" w:cs="D2Coding"/>
+                <w:b w:val="0"/>
+                <w:color w:val="2B2F4A"/>
+                <w:sz w:val="15"/>
+              </w:rPr>
+              <w:t>PER_PERSPECTIVE = {</w:t>
+            </w:r>
+          </w:p>
+          <w:p>
+            <w:pPr>
+              <w:spacing w:after="0" w:line="240" w:lineRule="auto"/>
+            </w:pPr>
+            <w:r>
+              <w:rPr>
+                <w:rFonts w:ascii="D2Coding" w:hAnsi="D2Coding" w:eastAsia="맑은 고딕" w:cs="D2Coding"/>
+                <w:b w:val="0"/>
+                <w:color w:val="2B2F4A"/>
+                <w:sz w:val="15"/>
+              </w:rPr>
+              <w:t xml:space="preserve">    "trl":         all(n &gt;= 1 for n in bound_origins_by_tech.values()),   # 범위 상·하한 각각 독립 근거 ≥ 1</w:t>
+            </w:r>
+          </w:p>
+          <w:p>
+            <w:pPr>
+              <w:spacing w:after="0" w:line="240" w:lineRule="auto"/>
+            </w:pPr>
+            <w:r>
+              <w:rPr>
+                <w:rFonts w:ascii="D2Coding" w:hAnsi="D2Coding" w:eastAsia="맑은 고딕" w:cs="D2Coding"/>
+                <w:b w:val="0"/>
+                <w:color w:val="2B2F4A"/>
+                <w:sz w:val="15"/>
+              </w:rPr>
+              <w:t xml:space="preserve">    "market":      all(p &gt;= 2 and c &gt;= 2 for p, c in pro_con_origins_by_tech.values()),</w:t>
+            </w:r>
+          </w:p>
+          <w:p>
+            <w:pPr>
+              <w:spacing w:after="0" w:line="240" w:lineRule="auto"/>
+            </w:pPr>
+            <w:r>
+              <w:rPr>
+                <w:rFonts w:ascii="D2Coding" w:hAnsi="D2Coding" w:eastAsia="맑은 고딕" w:cs="D2Coding"/>
+                <w:b w:val="0"/>
+                <w:color w:val="2B2F4A"/>
+                <w:sz w:val="15"/>
+              </w:rPr>
+              <w:t xml:space="preserve">    "stakeholder": all(p &gt;= 2 and c &gt;= 2 for p, c in pro_con_origins_by_tech.values()),</w:t>
+            </w:r>
+          </w:p>
+          <w:p>
+            <w:pPr>
+              <w:spacing w:after="0" w:line="240" w:lineRule="auto"/>
+            </w:pPr>
+            <w:r>
+              <w:rPr>
+                <w:rFonts w:ascii="D2Coding" w:hAnsi="D2Coding" w:eastAsia="맑은 고딕" w:cs="D2Coding"/>
+                <w:b w:val="0"/>
+                <w:color w:val="2B2F4A"/>
+                <w:sz w:val="15"/>
+              </w:rPr>
+              <w:t xml:space="preserve">    "domain":      all(p &gt;= 2 and c &gt;= 2 for p, c in pro_con_origins_by_tech.values()),</w:t>
+            </w:r>
+          </w:p>
+          <w:p>
+            <w:pPr>
+              <w:spacing w:after="0" w:line="240" w:lineRule="auto"/>
+            </w:pPr>
+            <w:r>
+              <w:rPr>
+                <w:rFonts w:ascii="D2Coding" w:hAnsi="D2Coding" w:eastAsia="맑은 고딕" w:cs="D2Coding"/>
+                <w:b w:val="0"/>
+                <w:color w:val="2B2F4A"/>
+                <w:sz w:val="15"/>
+              </w:rPr>
+              <w:t>}</w:t>
+            </w:r>
+          </w:p>
+          <w:p>
+            <w:pPr>
+              <w:spacing w:after="0" w:line="240" w:lineRule="auto"/>
+            </w:pPr>
+            <w:r>
+              <w:rPr>
+                <w:rFonts w:ascii="D2Coding" w:hAnsi="D2Coding" w:eastAsia="맑은 고딕" w:cs="D2Coding"/>
+                <w:b w:val="0"/>
+                <w:color w:val="2B2F4A"/>
+                <w:sz w:val="15"/>
+              </w:rPr>
+              <w:t>passed = LLM_OK and COMMON and PER_PERSPECTIVE[perspective]</w:t>
+            </w:r>
+          </w:p>
+        </w:tc>
+      </w:tr>
+    </w:tbl>
+    <w:p>
+      <w:pPr>
+        <w:spacing w:after="80" w:line="324" w:lineRule="auto"/>
+      </w:pPr>
+    </w:p>
+    <w:p>
+      <w:pPr>
+        <w:keepNext/>
+        <w:spacing w:after="80" w:line="324" w:lineRule="auto"/>
+      </w:pPr>
+      <w:r>
+        <w:rPr>
+          <w:rFonts w:ascii="맑은 고딕" w:hAnsi="맑은 고딕" w:eastAsia="맑은 고딕" w:cs="맑은 고딕"/>
+          <w:b w:val="0"/>
+          <w:sz w:val="20"/>
+        </w:rPr>
+        <w:t xml:space="preserve">TRL은 찬반 입장이 아니라 단계 추정이므로 찬반 할당량 대신 추정 범위의 상한·하한 근거를 검사한다. 웹 근거가 없는 관점의 </w:t>
+      </w:r>
+      <w:r>
+        <w:rPr>
+          <w:rFonts w:ascii="D2Coding" w:hAnsi="D2Coding" w:eastAsia="맑은 고딕" w:cs="D2Coding"/>
+          <w:b w:val="0"/>
+          <w:color w:val="5B3FA0"/>
+          <w:sz w:val="19"/>
+        </w:rPr>
+        <w:t>max_origin_share</w:t>
+      </w:r>
+      <w:r>
+        <w:rPr>
+          <w:rFonts w:ascii="맑은 고딕" w:hAnsi="맑은 고딕" w:eastAsia="맑은 고딕" w:cs="맑은 고딕"/>
+          <w:b w:val="0"/>
+          <w:sz w:val="20"/>
+        </w:rPr>
+        <w:t>는 0으로 둔다. synthesis 해설은 근거성만 채점하며 재실행 대상이 아니다(D.4-5).</w:t>
+      </w:r>
     </w:p>
     <w:tbl>
       <w:tblPr>
@@ -32879,7 +38655,41 @@
                 <w:b w:val="0"/>
                 <w:sz w:val="17"/>
               </w:rPr>
-              <w:t xml:space="preserve"> 근거의 독립 계열 수 pro ≥ 2, con ≥ 2</w:t>
+              <w:t xml:space="preserve"> 근거의 독립 계열 수 pro ≥ 2, con ≥ 2. </w:t>
+            </w:r>
+            <w:r>
+              <w:rPr>
+                <w:rFonts w:ascii="맑은 고딕" w:hAnsi="맑은 고딕" w:eastAsia="맑은 고딕" w:cs="맑은 고딕"/>
+                <w:b/>
+                <w:color w:val="161A58"/>
+                <w:sz w:val="17"/>
+              </w:rPr>
+              <w:t>TRL 관점은 제외</w:t>
+            </w:r>
+            <w:r>
+              <w:rPr>
+                <w:rFonts w:ascii="맑은 고딕" w:hAnsi="맑은 고딕" w:eastAsia="맑은 고딕" w:cs="맑은 고딕"/>
+                <w:b w:val="0"/>
+                <w:sz w:val="17"/>
+              </w:rPr>
+              <w:t>하고, 대신 추정 범위의 상한·하한 각각에 독립 계열 근거 1건 이상(</w:t>
+            </w:r>
+            <w:r>
+              <w:rPr>
+                <w:rFonts w:ascii="D2Coding" w:hAnsi="D2Coding" w:eastAsia="맑은 고딕" w:cs="D2Coding"/>
+                <w:b w:val="0"/>
+                <w:color w:val="5B3FA0"/>
+                <w:sz w:val="15"/>
+              </w:rPr>
+              <w:t>bound_​origins</w:t>
+            </w:r>
+            <w:r>
+              <w:rPr>
+                <w:rFonts w:ascii="맑은 고딕" w:hAnsi="맑은 고딕" w:eastAsia="맑은 고딕" w:cs="맑은 고딕"/>
+                <w:b w:val="0"/>
+                <w:sz w:val="17"/>
+              </w:rPr>
+              <w:t>)</w:t>
             </w:r>
           </w:p>
         </w:tc>
@@ -33201,7 +39011,7 @@
                 <w:b w:val="0"/>
                 <w:sz w:val="17"/>
               </w:rPr>
-              <w:t xml:space="preserve">벤더/제3자 라벨, 도메인 50% 한도, 제3자 근거가 없으면 </w:t>
+              <w:t xml:space="preserve">벤더/제3자 라벨, 원 출처 계열 50% 한도, 개발사 발언의 이해관계자 점수 제외, 제3자 근거가 없으면 </w:t>
             </w:r>
             <w:r>
               <w:rPr>
@@ -33568,7 +39378,7 @@
                 <w:b w:val="0"/>
                 <w:sz w:val="17"/>
               </w:rPr>
-              <w:t>reranker 지연(질의당 약 4.5초)</w:t>
+              <w:t>reranker 지연(질의당 약 4.5~4.7초)</w:t>
             </w:r>
           </w:p>
         </w:tc>
@@ -34443,7 +40253,7 @@
           <w:b w:val="0"/>
           <w:sz w:val="20"/>
         </w:rPr>
-        <w:t>4.4 도메인 적합성(W1·W2, 온디바이스 대조)</w:t>
+        <w:t>4.4 도메인 적합성(데이터센터 장문맥 서빙, W1·W2 대조)</w:t>
       </w:r>
     </w:p>
     <w:p>
@@ -35234,7 +41044,7 @@
                 <w:b w:val="0"/>
                 <w:sz w:val="17"/>
               </w:rPr>
-              <w:t>4.0 평가 기준 · 4.1 TRL(공개 정보 기반 추정, 근거표) · 4.2 시장 · 4.3 이해관계자 · 4.4 도메인(온디바이스 대조). 모든 절에서 찬반 근거 병기</w:t>
+              <w:t>4.0 평가 기준 · 4.1 TRL(공개 정보 기반 추정, 근거표) · 4.2 시장 · 4.3 이해관계자 · 4.4 도메인(W1·W2 대조). 모든 절에서 찬반 근거 병기</w:t>
             </w:r>
           </w:p>
         </w:tc>
@@ -35447,7 +41257,7 @@
                 <w:b w:val="0"/>
                 <w:sz w:val="17"/>
               </w:rPr>
-              <w:t>6.1 공개 정보 기반 추정의 한계 · 6.2 확증편향 방지 조치와 수치(찬반 비율, 출처 분포, Judge 점수·재실행 횟수) · 6.3 분석 방법의 한계(같은 계열 Judge, 평가 주체의 소속 편향 가능성, 판정 불확실 관점)</w:t>
+              <w:t>6.1 공개 정보 기반 추정의 한계 · 6.2 확증편향 방지 조치와 수치(찬반 비율, 출처 분포, Judge 점수·재실행 횟수, 한도 소진 후처리 내역) · 6.3 분석 방법의 한계(같은 계열 Judge, 평가 주체의 소속 편향 가능성, 판정 불확실 관점)</w:t>
             </w:r>
           </w:p>
         </w:tc>
@@ -36223,7 +42033,7 @@
           <w:b w:val="0"/>
           <w:sz w:val="20"/>
         </w:rPr>
-        <w:t>LangChain(2026-09-21 접속). LangGraph Graph API (Send, Command, defer, reducers). LangChain Docs, https://docs.langchain.com/oss/python/langgraph/graph-api</w:t>
+        <w:t>LangChain(2026-09-21 접속). LangGraph Graph API (Command, defer, reducers). LangChain Docs, https://docs.langchain.com/oss/python/langgraph/graph-api</w:t>
       </w:r>
     </w:p>
     <w:sectPr>

--- a/deliverables/RAG-Design_판교-9반_김정인+김진수+전진만+정원준.docx
+++ b/deliverables/RAG-Design_판교-9반_김정인+김진수+전진만+정원준.docx
@@ -23054,7 +23054,7 @@
           <w:b w:val="0"/>
           <w:sz w:val="20"/>
         </w:rPr>
-        <w:t>흐름은 초기화, 선정 검증, 공통 검색, 기술 조사, 네 관점 병렬 평가, 종합, Judge, 재실행 판단, 보고서 작성과 검수, PDF 순서이다. 그림 2에 노드 18개를 모두 그렸고, Mermaid 소스는 그다음에 싣는다.</w:t>
+        <w:t>흐름은 네 단계로 나뉜다. ① 선정 검증과 RAG 준비(공통 검색 반복 포함), ② 기술 조사와 네 관점 병렬 평가, 종합, ③ Judge 검증과 선택적 재실행, ④ 보고서 작성·검수와 PDF 생성이다. 그림 2에 노드 18개를 모두 그렸고, Mermaid 소스는 그다음에 싣는다.</w:t>
       </w:r>
     </w:p>
     <w:p>
@@ -23065,7 +23065,7 @@
       <w:r>
         <w:drawing>
           <wp:inline xmlns:a="http://schemas.openxmlformats.org/drawingml/2006/main" xmlns:pic="http://schemas.openxmlformats.org/drawingml/2006/picture">
-            <wp:extent cx="4031999" cy="6454801"/>
+            <wp:extent cx="4031999" cy="7104765"/>
             <wp:docPr id="3" name="Picture 3"/>
             <wp:cNvGraphicFramePr>
               <a:graphicFrameLocks noChangeAspect="1"/>
@@ -23086,7 +23086,7 @@
                   <pic:spPr>
                     <a:xfrm>
                       <a:off x="0" y="0"/>
-                      <a:ext cx="4031999" cy="6454801"/>
+                      <a:ext cx="4031999" cy="7104765"/>
                     </a:xfrm>
                     <a:prstGeom prst="rect"/>
                   </pic:spPr>
@@ -23109,7 +23109,7 @@
           <w:color w:val="555A6E"/>
           <w:sz w:val="17"/>
         </w:rPr>
-        <w:t>그림 2. 전체 그래프(노드 18개). 실선은 항상 지나는 경로, 점선은 조건에 따라 갈리는 경로이다</w:t>
+        <w:t>그림 2. 전체 그래프(노드 18개). 실선은 항상 지나는 경로, 점선은 조건에 따라 갈리는 경로이고, 마름모는 다음 경로를 정하는 노드이다</w:t>
       </w:r>
     </w:p>
     <w:p>
@@ -23163,7 +23163,7 @@
                 <w:color w:val="2B2F4A"/>
                 <w:sz w:val="15"/>
               </w:rPr>
-              <w:t>flowchart TD</w:t>
+              <w:t>flowchart TB</w:t>
             </w:r>
           </w:p>
           <w:p>
@@ -23177,7 +23177,7 @@
                 <w:color w:val="2B2F4A"/>
                 <w:sz w:val="15"/>
               </w:rPr>
-              <w:t xml:space="preserve">    H0(["Human 선정 (2안)&lt;br/&gt;config · --tech"]) --&gt; INIT["initialize"]</w:t>
+              <w:t xml:space="preserve">    H0(["Human 기술 선정 (2안)&lt;br/&gt;TurboQuant · ITME"]) --&gt; INIT</w:t>
             </w:r>
           </w:p>
           <w:p>
@@ -23191,7 +23191,7 @@
                 <w:color w:val="2B2F4A"/>
                 <w:sz w:val="15"/>
               </w:rPr>
-              <w:t xml:space="preserve">    INIT --&gt; VAL["selection_validator&lt;br/&gt;선정 검증·기록"]</w:t>
+              <w:t xml:space="preserve">    subgraph S1["1. 선정 검증 및 RAG 준비"]</w:t>
             </w:r>
           </w:p>
           <w:p>
@@ -23205,7 +23205,7 @@
                 <w:color w:val="2B2F4A"/>
                 <w:sz w:val="15"/>
               </w:rPr>
-              <w:t xml:space="preserve">    VAL --&gt; IDX["index_builder"]</w:t>
+              <w:t xml:space="preserve">        INIT["initialize&lt;br/&gt;State 초기화"] --&gt; VAL["selection_validator&lt;br/&gt;선정 타당성 검증·기록"]</w:t>
             </w:r>
           </w:p>
           <w:p>
@@ -23219,7 +23219,7 @@
                 <w:color w:val="2B2F4A"/>
                 <w:sz w:val="15"/>
               </w:rPr>
-              <w:t xml:space="preserve">    IDX --&gt; QP["query_planner"]</w:t>
+              <w:t xml:space="preserve">        VAL --&gt; IDX["index_builder&lt;br/&gt;PDF 로드·청킹·인덱스"]</w:t>
             </w:r>
           </w:p>
           <w:p>
@@ -23233,7 +23233,7 @@
                 <w:color w:val="2B2F4A"/>
                 <w:sz w:val="15"/>
               </w:rPr>
-              <w:t xml:space="preserve">    QP --&gt; RET["hybrid_retriever"]</w:t>
+              <w:t xml:space="preserve">        IDX --&gt; QP["query_planner&lt;br/&gt;기술별 개요 질의"]</w:t>
             </w:r>
           </w:p>
           <w:p>
@@ -23247,7 +23247,7 @@
                 <w:color w:val="2B2F4A"/>
                 <w:sz w:val="15"/>
               </w:rPr>
-              <w:t xml:space="preserve">    RET --&gt; GR["retrieval_grader"]</w:t>
+              <w:t xml:space="preserve">        QP --&gt; RET["hybrid_retriever&lt;br/&gt;3중 RRF + reranker"]</w:t>
             </w:r>
           </w:p>
           <w:p>
@@ -23261,7 +23261,7 @@
                 <w:color w:val="2B2F4A"/>
                 <w:sz w:val="15"/>
               </w:rPr>
-              <w:t xml:space="preserve">    GR -.-&gt;|"부족 · 재시도&lt;2"| QRW["query_rewriter"]</w:t>
+              <w:t xml:space="preserve">        RET --&gt; GR{"retrieval_grader&lt;br/&gt;검색 품질 충족?"}</w:t>
             </w:r>
           </w:p>
           <w:p>
@@ -23275,7 +23275,7 @@
                 <w:color w:val="2B2F4A"/>
                 <w:sz w:val="15"/>
               </w:rPr>
-              <w:t xml:space="preserve">    QRW --&gt; RET</w:t>
+              <w:t xml:space="preserve">        QRW["query_rewriter&lt;br/&gt;누락 요소 반영"]</w:t>
             </w:r>
           </w:p>
           <w:p>
@@ -23289,7 +23289,7 @@
                 <w:color w:val="2B2F4A"/>
                 <w:sz w:val="15"/>
               </w:rPr>
-              <w:t xml:space="preserve">    GR -.-&gt;|"충족 · 한도 소진"| TR["tech_research&lt;br/&gt;개요·한계"]</w:t>
+              <w:t xml:space="preserve">    end</w:t>
             </w:r>
           </w:p>
           <w:p>
@@ -23303,7 +23303,7 @@
                 <w:color w:val="2B2F4A"/>
                 <w:sz w:val="15"/>
               </w:rPr>
-              <w:t xml:space="preserve">    subgraph FAN[" "]</w:t>
+              <w:t xml:space="preserve">    subgraph S2["2. 기술 조사 및 관점별 병렬 평가"]</w:t>
             </w:r>
           </w:p>
           <w:p>
@@ -23317,7 +23317,7 @@
                 <w:color w:val="2B2F4A"/>
                 <w:sz w:val="15"/>
               </w:rPr>
-              <w:t xml:space="preserve">        direction LR</w:t>
+              <w:t xml:space="preserve">        TR["tech_research&lt;br/&gt;원리·실험 조건·한계"]</w:t>
             </w:r>
           </w:p>
           <w:p>
@@ -23331,7 +23331,7 @@
                 <w:color w:val="2B2F4A"/>
                 <w:sz w:val="15"/>
               </w:rPr>
-              <w:t xml:space="preserve">        TRL["trl_assessor&lt;br/&gt;(내부 반복≤2)"]</w:t>
+              <w:t xml:space="preserve">        subgraph FAN["관점 평가 4개 (병렬, 노드 내부 검색 반복 ≤2)"]</w:t>
             </w:r>
           </w:p>
           <w:p>
@@ -23345,7 +23345,7 @@
                 <w:color w:val="2B2F4A"/>
                 <w:sz w:val="15"/>
               </w:rPr>
-              <w:t xml:space="preserve">        MK["market_evaluator&lt;br/&gt;(내부 반복≤2)"]</w:t>
+              <w:t xml:space="preserve">            TRL["trl_assessor&lt;br/&gt;TRL"]</w:t>
             </w:r>
           </w:p>
           <w:p>
@@ -23359,7 +23359,7 @@
                 <w:color w:val="2B2F4A"/>
                 <w:sz w:val="15"/>
               </w:rPr>
-              <w:t xml:space="preserve">        SH["stakeholder_evaluator&lt;br/&gt;(내부 반복≤2)"]</w:t>
+              <w:t xml:space="preserve">            MK["market_evaluator&lt;br/&gt;시장"]</w:t>
             </w:r>
           </w:p>
           <w:p>
@@ -23373,7 +23373,7 @@
                 <w:color w:val="2B2F4A"/>
                 <w:sz w:val="15"/>
               </w:rPr>
-              <w:t xml:space="preserve">        DM["domain_evaluator&lt;br/&gt;(내부 반복≤2)"]</w:t>
+              <w:t xml:space="preserve">            SH["stakeholder_evaluator&lt;br/&gt;이해관계자"]</w:t>
             </w:r>
           </w:p>
           <w:p>
@@ -23387,7 +23387,7 @@
                 <w:color w:val="2B2F4A"/>
                 <w:sz w:val="15"/>
               </w:rPr>
-              <w:t xml:space="preserve">    end</w:t>
+              <w:t xml:space="preserve">            DM["domain_evaluator&lt;br/&gt;도메인 W1·W2"]</w:t>
             </w:r>
           </w:p>
           <w:p>
@@ -23401,7 +23401,7 @@
                 <w:color w:val="2B2F4A"/>
                 <w:sz w:val="15"/>
               </w:rPr>
-              <w:t xml:space="preserve">    TR --&gt; TRL &amp; MK &amp; SH &amp; DM</w:t>
+              <w:t xml:space="preserve">        end</w:t>
             </w:r>
           </w:p>
           <w:p>
@@ -23415,7 +23415,7 @@
                 <w:color w:val="2B2F4A"/>
                 <w:sz w:val="15"/>
               </w:rPr>
-              <w:t xml:space="preserve">    TRL &amp; MK &amp; SH &amp; DM --&gt; SY["synthesizer (defer)"]</w:t>
+              <w:t xml:space="preserve">        TR --&gt; TRL &amp; MK &amp; SH &amp; DM</w:t>
             </w:r>
           </w:p>
           <w:p>
@@ -23429,7 +23429,7 @@
                 <w:color w:val="2B2F4A"/>
                 <w:sz w:val="15"/>
               </w:rPr>
-              <w:t xml:space="preserve">    SY --&gt; JD["judge"]</w:t>
+              <w:t xml:space="preserve">        TRL &amp; MK &amp; SH &amp; DM --&gt; SY["synthesizer&lt;br/&gt;일치·상충 · H1~H4"]</w:t>
             </w:r>
           </w:p>
           <w:p>
@@ -23443,7 +23443,7 @@
                 <w:color w:val="2B2F4A"/>
                 <w:sz w:val="15"/>
               </w:rPr>
-              <w:t xml:space="preserve">    JD --&gt; RR["retry_router"]</w:t>
+              <w:t xml:space="preserve">    end</w:t>
             </w:r>
           </w:p>
           <w:p>
@@ -23457,7 +23457,7 @@
                 <w:color w:val="2B2F4A"/>
                 <w:sz w:val="15"/>
               </w:rPr>
-              <w:t xml:space="preserve">    RR -.-&gt;|"미달 관점만 · 재실행&lt;2"| FAN</w:t>
+              <w:t xml:space="preserve">    subgraph S3["3. Judge 검증 및 선택적 재실행"]</w:t>
             </w:r>
           </w:p>
           <w:p>
@@ -23471,7 +23471,7 @@
                 <w:color w:val="2B2F4A"/>
                 <w:sz w:val="15"/>
               </w:rPr>
-              <w:t xml:space="preserve">    RR -.-&gt;|"재실행 대상 없음"| RWR["report_writer"]</w:t>
+              <w:t xml:space="preserve">        JD["judge&lt;br/&gt;근거·중립·다양성·완결성"] --&gt; RR{"retry_router&lt;br/&gt;재실행?"}</w:t>
             </w:r>
           </w:p>
           <w:p>
@@ -23485,7 +23485,7 @@
                 <w:color w:val="2B2F4A"/>
                 <w:sz w:val="15"/>
               </w:rPr>
-              <w:t xml:space="preserve">    RWR --&gt; FC["final_check"]</w:t>
+              <w:t xml:space="preserve">    end</w:t>
             </w:r>
           </w:p>
           <w:p>
@@ -23499,7 +23499,7 @@
                 <w:color w:val="2B2F4A"/>
                 <w:sz w:val="15"/>
               </w:rPr>
-              <w:t xml:space="preserve">    FC -.-&gt;|"실패 · 수정&lt;1"| RWR</w:t>
+              <w:t xml:space="preserve">    subgraph S4["4. 보고서 생성·검수"]</w:t>
             </w:r>
           </w:p>
           <w:p>
@@ -23513,7 +23513,7 @@
                 <w:color w:val="2B2F4A"/>
                 <w:sz w:val="15"/>
               </w:rPr>
-              <w:t xml:space="preserve">    FC -.-&gt;|"통과"| PDF["pdf_renderer → END"]</w:t>
+              <w:t xml:space="preserve">        RWR["report_writer&lt;br/&gt;본문·REFERENCE 작성"] --&gt; FC{"final_check&lt;br/&gt;검수 통과?"}</w:t>
             </w:r>
           </w:p>
           <w:p>
@@ -23527,7 +23527,7 @@
                 <w:color w:val="2B2F4A"/>
                 <w:sz w:val="15"/>
               </w:rPr>
-              <w:t xml:space="preserve">    FC -.-&gt;|"한도 소진 · 후처리"| PDF</w:t>
+              <w:t xml:space="preserve">        FC -.-&gt;|"수정 필요 · 수정&lt;1"| RWR</w:t>
             </w:r>
           </w:p>
           <w:p>
@@ -23541,7 +23541,7 @@
                 <w:color w:val="2B2F4A"/>
                 <w:sz w:val="15"/>
               </w:rPr>
-              <w:t xml:space="preserve">    classDef agent fill:#EEE8FA,stroke:#7F4ACB,color:#161A58;</w:t>
+              <w:t xml:space="preserve">        FC -.-&gt;|"통과 · 한도 소진 후 보정"| PDF["pdf_renderer&lt;br/&gt;SKALA 양식 PDF"]</w:t>
             </w:r>
           </w:p>
           <w:p>
@@ -23555,7 +23555,7 @@
                 <w:color w:val="2B2F4A"/>
                 <w:sz w:val="15"/>
               </w:rPr>
-              <w:t xml:space="preserve">    classDef util fill:#F2F3F8,stroke:#9AA0B8,color:#161A58;</w:t>
+              <w:t xml:space="preserve">    end</w:t>
             </w:r>
           </w:p>
           <w:p>
@@ -23569,7 +23569,7 @@
                 <w:color w:val="2B2F4A"/>
                 <w:sz w:val="15"/>
               </w:rPr>
-              <w:t xml:space="preserve">    classDef human fill:#E8F4EC,stroke:#2E7D4F,color:#16381F;</w:t>
+              <w:t xml:space="preserve">    GR -.-&gt;|"충족 · 한도 소진"| TR</w:t>
             </w:r>
           </w:p>
           <w:p>
@@ -23583,7 +23583,7 @@
                 <w:color w:val="2B2F4A"/>
                 <w:sz w:val="15"/>
               </w:rPr>
-              <w:t xml:space="preserve">    classDef gate fill:#FFF6E5,stroke:#D08A00,color:#3A2A00;</w:t>
+              <w:t xml:space="preserve">    GR -.-&gt;|"부족 · 재시도&lt;2"| QRW</w:t>
             </w:r>
           </w:p>
           <w:p>
@@ -23597,7 +23597,7 @@
                 <w:color w:val="2B2F4A"/>
                 <w:sz w:val="15"/>
               </w:rPr>
-              <w:t xml:space="preserve">    class VAL,TR,TRL,MK,SH,DM,SY,JD,RWR agent;</w:t>
+              <w:t xml:space="preserve">    QRW --&gt; RET</w:t>
             </w:r>
           </w:p>
           <w:p>
@@ -23611,7 +23611,7 @@
                 <w:color w:val="2B2F4A"/>
                 <w:sz w:val="15"/>
               </w:rPr>
-              <w:t xml:space="preserve">    class INIT,IDX,QP,RET,QRW,PDF util;</w:t>
+              <w:t xml:space="preserve">    SY --&gt; JD</w:t>
             </w:r>
           </w:p>
           <w:p>
@@ -23625,7 +23625,7 @@
                 <w:color w:val="2B2F4A"/>
                 <w:sz w:val="15"/>
               </w:rPr>
-              <w:t xml:space="preserve">    class H0 human;</w:t>
+              <w:t xml:space="preserve">    RR -.-&gt;|"미달 관점만 · 재실행&lt;2"| FAN</w:t>
             </w:r>
           </w:p>
           <w:p>
@@ -23639,7 +23639,7 @@
                 <w:color w:val="2B2F4A"/>
                 <w:sz w:val="15"/>
               </w:rPr>
-              <w:t xml:space="preserve">    class GR,RR,FC gate;</w:t>
+              <w:t xml:space="preserve">    RR -.-&gt;|"모두 통과 · 한도 소진"| RWR</w:t>
             </w:r>
           </w:p>
           <w:p>
@@ -23653,7 +23653,189 @@
                 <w:color w:val="2B2F4A"/>
                 <w:sz w:val="15"/>
               </w:rPr>
-              <w:t xml:space="preserve">    style FAN fill:#FBFAFE,stroke:#7F4ACB,stroke-dasharray:4 3,color:#161A58</w:t>
+              <w:t xml:space="preserve">    PDF --&gt; END(["END"])</w:t>
+            </w:r>
+          </w:p>
+          <w:p>
+            <w:pPr>
+              <w:spacing w:after="0" w:line="240" w:lineRule="auto"/>
+            </w:pPr>
+            <w:r>
+              <w:rPr>
+                <w:rFonts w:ascii="D2Coding" w:hAnsi="D2Coding" w:eastAsia="맑은 고딕" w:cs="D2Coding"/>
+                <w:b w:val="0"/>
+                <w:color w:val="2B2F4A"/>
+                <w:sz w:val="15"/>
+              </w:rPr>
+              <w:t xml:space="preserve">    classDef agent fill:#EEE8FA,stroke:#7F4ACB,color:#161A58;</w:t>
+            </w:r>
+          </w:p>
+          <w:p>
+            <w:pPr>
+              <w:spacing w:after="0" w:line="240" w:lineRule="auto"/>
+            </w:pPr>
+            <w:r>
+              <w:rPr>
+                <w:rFonts w:ascii="D2Coding" w:hAnsi="D2Coding" w:eastAsia="맑은 고딕" w:cs="D2Coding"/>
+                <w:b w:val="0"/>
+                <w:color w:val="2B2F4A"/>
+                <w:sz w:val="15"/>
+              </w:rPr>
+              <w:t xml:space="preserve">    classDef util fill:#F2F3F8,stroke:#9AA0B8,color:#161A58;</w:t>
+            </w:r>
+          </w:p>
+          <w:p>
+            <w:pPr>
+              <w:spacing w:after="0" w:line="240" w:lineRule="auto"/>
+            </w:pPr>
+            <w:r>
+              <w:rPr>
+                <w:rFonts w:ascii="D2Coding" w:hAnsi="D2Coding" w:eastAsia="맑은 고딕" w:cs="D2Coding"/>
+                <w:b w:val="0"/>
+                <w:color w:val="2B2F4A"/>
+                <w:sz w:val="15"/>
+              </w:rPr>
+              <w:t xml:space="preserve">    classDef human fill:#E8F4EC,stroke:#2E7D4F,color:#16381F;</w:t>
+            </w:r>
+          </w:p>
+          <w:p>
+            <w:pPr>
+              <w:spacing w:after="0" w:line="240" w:lineRule="auto"/>
+            </w:pPr>
+            <w:r>
+              <w:rPr>
+                <w:rFonts w:ascii="D2Coding" w:hAnsi="D2Coding" w:eastAsia="맑은 고딕" w:cs="D2Coding"/>
+                <w:b w:val="0"/>
+                <w:color w:val="2B2F4A"/>
+                <w:sz w:val="15"/>
+              </w:rPr>
+              <w:t xml:space="preserve">    classDef gate fill:#FFF6E5,stroke:#D08A00,color:#3A2A00;</w:t>
+            </w:r>
+          </w:p>
+          <w:p>
+            <w:pPr>
+              <w:spacing w:after="0" w:line="240" w:lineRule="auto"/>
+            </w:pPr>
+            <w:r>
+              <w:rPr>
+                <w:rFonts w:ascii="D2Coding" w:hAnsi="D2Coding" w:eastAsia="맑은 고딕" w:cs="D2Coding"/>
+                <w:b w:val="0"/>
+                <w:color w:val="2B2F4A"/>
+                <w:sz w:val="15"/>
+              </w:rPr>
+              <w:t xml:space="preserve">    class VAL,TR,TRL,MK,SH,DM,SY,JD,RWR agent;</w:t>
+            </w:r>
+          </w:p>
+          <w:p>
+            <w:pPr>
+              <w:spacing w:after="0" w:line="240" w:lineRule="auto"/>
+            </w:pPr>
+            <w:r>
+              <w:rPr>
+                <w:rFonts w:ascii="D2Coding" w:hAnsi="D2Coding" w:eastAsia="맑은 고딕" w:cs="D2Coding"/>
+                <w:b w:val="0"/>
+                <w:color w:val="2B2F4A"/>
+                <w:sz w:val="15"/>
+              </w:rPr>
+              <w:t xml:space="preserve">    class INIT,IDX,QP,RET,QRW,PDF util;</w:t>
+            </w:r>
+          </w:p>
+          <w:p>
+            <w:pPr>
+              <w:spacing w:after="0" w:line="240" w:lineRule="auto"/>
+            </w:pPr>
+            <w:r>
+              <w:rPr>
+                <w:rFonts w:ascii="D2Coding" w:hAnsi="D2Coding" w:eastAsia="맑은 고딕" w:cs="D2Coding"/>
+                <w:b w:val="0"/>
+                <w:color w:val="2B2F4A"/>
+                <w:sz w:val="15"/>
+              </w:rPr>
+              <w:t xml:space="preserve">    class H0,END human;</w:t>
+            </w:r>
+          </w:p>
+          <w:p>
+            <w:pPr>
+              <w:spacing w:after="0" w:line="240" w:lineRule="auto"/>
+            </w:pPr>
+            <w:r>
+              <w:rPr>
+                <w:rFonts w:ascii="D2Coding" w:hAnsi="D2Coding" w:eastAsia="맑은 고딕" w:cs="D2Coding"/>
+                <w:b w:val="0"/>
+                <w:color w:val="2B2F4A"/>
+                <w:sz w:val="15"/>
+              </w:rPr>
+              <w:t xml:space="preserve">    class GR,RR,FC gate;</w:t>
+            </w:r>
+          </w:p>
+          <w:p>
+            <w:pPr>
+              <w:spacing w:after="0" w:line="240" w:lineRule="auto"/>
+            </w:pPr>
+            <w:r>
+              <w:rPr>
+                <w:rFonts w:ascii="D2Coding" w:hAnsi="D2Coding" w:eastAsia="맑은 고딕" w:cs="D2Coding"/>
+                <w:b w:val="0"/>
+                <w:color w:val="2B2F4A"/>
+                <w:sz w:val="15"/>
+              </w:rPr>
+              <w:t xml:space="preserve">    style S1 fill:#FBFBFD,stroke:#B8BCCC,color:#161A58</w:t>
+            </w:r>
+          </w:p>
+          <w:p>
+            <w:pPr>
+              <w:spacing w:after="0" w:line="240" w:lineRule="auto"/>
+            </w:pPr>
+            <w:r>
+              <w:rPr>
+                <w:rFonts w:ascii="D2Coding" w:hAnsi="D2Coding" w:eastAsia="맑은 고딕" w:cs="D2Coding"/>
+                <w:b w:val="0"/>
+                <w:color w:val="2B2F4A"/>
+                <w:sz w:val="15"/>
+              </w:rPr>
+              <w:t xml:space="preserve">    style S2 fill:#FBFAFE,stroke:#B9A3E3,color:#161A58</w:t>
+            </w:r>
+          </w:p>
+          <w:p>
+            <w:pPr>
+              <w:spacing w:after="0" w:line="240" w:lineRule="auto"/>
+            </w:pPr>
+            <w:r>
+              <w:rPr>
+                <w:rFonts w:ascii="D2Coding" w:hAnsi="D2Coding" w:eastAsia="맑은 고딕" w:cs="D2Coding"/>
+                <w:b w:val="0"/>
+                <w:color w:val="2B2F4A"/>
+                <w:sz w:val="15"/>
+              </w:rPr>
+              <w:t xml:space="preserve">    style S3 fill:#FFFDF6,stroke:#E3C27A,color:#161A58</w:t>
+            </w:r>
+          </w:p>
+          <w:p>
+            <w:pPr>
+              <w:spacing w:after="0" w:line="240" w:lineRule="auto"/>
+            </w:pPr>
+            <w:r>
+              <w:rPr>
+                <w:rFonts w:ascii="D2Coding" w:hAnsi="D2Coding" w:eastAsia="맑은 고딕" w:cs="D2Coding"/>
+                <w:b w:val="0"/>
+                <w:color w:val="2B2F4A"/>
+                <w:sz w:val="15"/>
+              </w:rPr>
+              <w:t xml:space="preserve">    style S4 fill:#FBFBFD,stroke:#B8BCCC,color:#161A58</w:t>
+            </w:r>
+          </w:p>
+          <w:p>
+            <w:pPr>
+              <w:spacing w:after="0" w:line="240" w:lineRule="auto"/>
+            </w:pPr>
+            <w:r>
+              <w:rPr>
+                <w:rFonts w:ascii="D2Coding" w:hAnsi="D2Coding" w:eastAsia="맑은 고딕" w:cs="D2Coding"/>
+                <w:b w:val="0"/>
+                <w:color w:val="2B2F4A"/>
+                <w:sz w:val="15"/>
+              </w:rPr>
+              <w:t xml:space="preserve">    style FAN fill:#F6F2FD,stroke:#7F4ACB,stroke-dasharray:4 3,color:#161A58</w:t>
             </w:r>
           </w:p>
         </w:tc>

--- a/deliverables/RAG-Design_판교-9반_김정인+김진수+전진만+정원준.docx
+++ b/deliverables/RAG-Design_판교-9반_김정인+김진수+전진만+정원준.docx
@@ -19974,7 +19974,7 @@
                 <w:b w:val="0"/>
                 <w:sz w:val="17"/>
               </w:rPr>
-              <w:t>hybrid_retriever, report_writer</w:t>
+              <w:t>selection_validator, hybrid_retriever, report_writer</w:t>
             </w:r>
           </w:p>
         </w:tc>
@@ -23065,7 +23065,7 @@
       <w:r>
         <w:drawing>
           <wp:inline xmlns:a="http://schemas.openxmlformats.org/drawingml/2006/main" xmlns:pic="http://schemas.openxmlformats.org/drawingml/2006/picture">
-            <wp:extent cx="4031999" cy="7104765"/>
+            <wp:extent cx="4031999" cy="6497149"/>
             <wp:docPr id="3" name="Picture 3"/>
             <wp:cNvGraphicFramePr>
               <a:graphicFrameLocks noChangeAspect="1"/>
@@ -23086,7 +23086,7 @@
                   <pic:spPr>
                     <a:xfrm>
                       <a:off x="0" y="0"/>
-                      <a:ext cx="4031999" cy="7104765"/>
+                      <a:ext cx="4031999" cy="6497149"/>
                     </a:xfrm>
                     <a:prstGeom prst="rect"/>
                   </pic:spPr>
@@ -23205,7 +23205,7 @@
                 <w:color w:val="2B2F4A"/>
                 <w:sz w:val="15"/>
               </w:rPr>
-              <w:t xml:space="preserve">        INIT["initialize&lt;br/&gt;State 초기화"] --&gt; VAL["selection_validator&lt;br/&gt;선정 타당성 검증·기록"]</w:t>
+              <w:t xml:space="preserve">        INIT["initialize&lt;br/&gt;State 초기화"] --&gt; IDX["index_builder&lt;br/&gt;PDF 로드·청킹·인덱스"]</w:t>
             </w:r>
           </w:p>
           <w:p>
@@ -23219,7 +23219,7 @@
                 <w:color w:val="2B2F4A"/>
                 <w:sz w:val="15"/>
               </w:rPr>
-              <w:t xml:space="preserve">        VAL --&gt; IDX["index_builder&lt;br/&gt;PDF 로드·청킹·인덱스"]</w:t>
+              <w:t xml:space="preserve">        IDX --&gt; VAL["selection_validator&lt;br/&gt;선정 타당성 검증·기록"]</w:t>
             </w:r>
           </w:p>
           <w:p>
@@ -23233,7 +23233,7 @@
                 <w:color w:val="2B2F4A"/>
                 <w:sz w:val="15"/>
               </w:rPr>
-              <w:t xml:space="preserve">        IDX --&gt; QP["query_planner&lt;br/&gt;기술별 개요 질의"]</w:t>
+              <w:t xml:space="preserve">        VAL --&gt; QP["query_planner&lt;br/&gt;기술별 개요 질의"]</w:t>
             </w:r>
           </w:p>
           <w:p>
@@ -23898,7 +23898,24 @@
           <w:b w:val="0"/>
           <w:sz w:val="20"/>
         </w:rPr>
-        <w:t>는 결과를 기록하고, 충족하지 못한 항목은 경고로 남긴 뒤 항상 다음으로 넘어간다.</w:t>
+        <w:t xml:space="preserve">는 </w:t>
+      </w:r>
+      <w:r>
+        <w:rPr>
+          <w:rFonts w:ascii="D2Coding" w:hAnsi="D2Coding" w:eastAsia="맑은 고딕" w:cs="D2Coding"/>
+          <w:b w:val="0"/>
+          <w:color w:val="5B3FA0"/>
+          <w:sz w:val="19"/>
+        </w:rPr>
+        <w:t>index_builder</w:t>
+      </w:r>
+      <w:r>
+        <w:rPr>
+          <w:rFonts w:ascii="맑은 고딕" w:hAnsi="맑은 고딕" w:eastAsia="맑은 고딕" w:cs="맑은 고딕"/>
+          <w:b w:val="0"/>
+          <w:sz w:val="20"/>
+        </w:rPr>
+        <w:t>가 만든 인덱스에서 원문 근거를 찾아 결과를 기록하고, 충족하지 못한 항목은 경고로 남긴 뒤 항상 다음으로 넘어간다.</w:t>
       </w:r>
     </w:p>
     <w:p>
